--- a/mlos_user_guide.docx
+++ b/mlos_user_guide.docx
@@ -2,7 +2,7 @@
 <file path=word/document.xml><?xml version="1.0" encoding="utf-8"?>
 <w:document xmlns:w="http://schemas.openxmlformats.org/wordprocessingml/2006/main" xmlns:m="http://schemas.openxmlformats.org/officeDocument/2006/math" xmlns:r="http://schemas.openxmlformats.org/officeDocument/2006/relationships" xmlns:o="urn:schemas-microsoft-com:office:office" xmlns:v="urn:schemas-microsoft-com:vml" xmlns:w10="urn:schemas-microsoft-com:office:word" xmlns:a="http://schemas.openxmlformats.org/drawingml/2006/main" xmlns:pic="http://schemas.openxmlformats.org/drawingml/2006/picture" xmlns:wp="http://schemas.openxmlformats.org/drawingml/2006/wordprocessingDrawing">
   <w:body>
-    <w:bookmarkStart w:id="105" w:name="Xff630d4260d14b75bdbe85b3cf3c89d7a72fba1"/>
+    <w:bookmarkStart w:id="108" w:name="Xff630d4260d14b75bdbe85b3cf3c89d7a72fba1"/>
     <w:p>
       <w:pPr>
         <w:pStyle w:val="Heading1"/>
@@ -20,7 +20,7 @@
           <w:i/>
           <w:iCs/>
         </w:rPr>
-        <w:t xml:space="preserve">Note: This Markdown file is the documentation of record for the mLOS User Guide. Read it in any markdown reader, Obsidian among them. A companion</w:t>
+        <w:t xml:space="preserve">Note: This Markdown file is the documentation of record for the mLOS User Guide, version 20260823_001. Read it in any markdown reader, Obsidian among them. The companion</w:t>
       </w:r>
       <w:r>
         <w:rPr>
@@ -49,7 +49,48 @@
           <w:i/>
           <w:iCs/>
         </w:rPr>
-        <w:t xml:space="preserve">can be produced from it on demand with a markdown-to-Word converter such as pandoc, for sharing and printing, and is not tracked in the repository; any copy you hold may lag behind edits here.</w:t>
+        <w:t xml:space="preserve">is tracked here, but it is rebuilt only for a release, so it carries the version it was built from: where the two differ, this file is the current one and the Word copy lags it.</w:t>
+      </w:r>
+    </w:p>
+    <w:p>
+      <w:pPr>
+        <w:pStyle w:val="BodyText"/>
+      </w:pPr>
+      <w:r>
+        <w:rPr>
+          <w:i/>
+          <w:iCs/>
+        </w:rPr>
+        <w:t xml:space="preserve">Built from</w:t>
+      </w:r>
+      <w:r>
+        <w:rPr>
+          <w:i/>
+          <w:iCs/>
+        </w:rPr>
+        <w:t xml:space="preserve"> </w:t>
+      </w:r>
+      <w:r>
+        <w:rPr>
+          <w:rStyle w:val="VerbatimChar"/>
+          <w:i/>
+          <w:iCs/>
+        </w:rPr>
+        <w:t xml:space="preserve">mlos_user_guide.md</w:t>
+      </w:r>
+      <w:r>
+        <w:rPr>
+          <w:i/>
+          <w:iCs/>
+        </w:rPr>
+        <w:t xml:space="preserve"> </w:t>
+      </w:r>
+      <w:r>
+        <w:rPr>
+          <w:i/>
+          <w:iCs/>
+        </w:rPr>
+        <w:t xml:space="preserve">at commit 9cd7d0b (2026-08-23). Where that is not the newest commit touching the file, this Word copy is behind it.</w:t>
       </w:r>
     </w:p>
     <w:p>
@@ -674,6 +715,23 @@
             <w:rStyle w:val="Hyperlink"/>
           </w:rPr>
           <w:t xml:space="preserve">The per-predictor Weibull sheets</w:t>
+        </w:r>
+      </w:hyperlink>
+    </w:p>
+    <w:p>
+      <w:pPr>
+        <w:pStyle w:val="Compact"/>
+        <w:numPr>
+          <w:ilvl w:val="2"/>
+          <w:numId w:val="1005"/>
+        </w:numPr>
+      </w:pPr>
+      <w:hyperlink w:anchor="shapes-per-combination-on-those-sheets">
+        <w:r>
+          <w:rPr>
+            <w:rStyle w:val="Hyperlink"/>
+          </w:rPr>
+          <w:t xml:space="preserve">Shapes per combination on those sheets</w:t>
         </w:r>
       </w:hyperlink>
     </w:p>
@@ -1263,6 +1321,23 @@
       <w:pPr>
         <w:pStyle w:val="Compact"/>
         <w:numPr>
+          <w:ilvl w:val="2"/>
+          <w:numId w:val="1012"/>
+        </w:numPr>
+      </w:pPr>
+      <w:hyperlink w:anchor="weibull_shape_crossing">
+        <w:r>
+          <w:rPr>
+            <w:rStyle w:val="VerbatimChar"/>
+          </w:rPr>
+          <w:t xml:space="preserve">weibull_shape_crossing</w:t>
+        </w:r>
+      </w:hyperlink>
+    </w:p>
+    <w:p>
+      <w:pPr>
+        <w:pStyle w:val="Compact"/>
+        <w:numPr>
           <w:ilvl w:val="1"/>
           <w:numId w:val="1007"/>
         </w:numPr>
@@ -2614,39 +2689,7 @@
           <w:b/>
           <w:bCs/>
         </w:rPr>
-        <w:t xml:space="preserve">Per-stratifier stratified Cox regressions</w:t>
-      </w:r>
-      <w:r>
-        <w:t xml:space="preserve"> </w:t>
-      </w:r>
-      <w:r>
-        <w:rPr>
-          <w:i/>
-          <w:iCs/>
-        </w:rPr>
-        <w:t xml:space="preserve">(</w:t>
-      </w:r>
-      <w:r>
-        <w:rPr>
-          <w:rStyle w:val="VerbatimChar"/>
-          <w:i/>
-          <w:iCs/>
-        </w:rPr>
-        <w:t xml:space="preserve">results.json</w:t>
-      </w:r>
-      <w:r>
-        <w:rPr>
-          <w:i/>
-          <w:iCs/>
-        </w:rPr>
-        <w:t xml:space="preserve"> </w:t>
-      </w:r>
-      <w:r>
-        <w:rPr>
-          <w:i/>
-          <w:iCs/>
-        </w:rPr>
-        <w:t xml:space="preserve">only)</w:t>
+        <w:t xml:space="preserve">Per-predictor stratified Cox regressions</w:t>
       </w:r>
       <w:r>
         <w:t xml:space="preserve"> </w:t>
@@ -2757,7 +2800,7 @@
         <w:pStyle w:val="BodyText"/>
       </w:pPr>
       <w:r>
-        <w:t xml:space="preserve">Practical tips: align boundaries to a fixed day of the week (e.g., Monday) to avoid day-of-week noise in intakes and outcomes. Aim for at least 50 outcomes per period; start with longer periods and shorten only if data are sufficient (i.e., if the confidence intervals in numerical values and plots are narrow).</w:t>
+        <w:t xml:space="preserve">Practical tips: align boundaries to a fixed day of the week (e.g., Monday) to avoid day-of-week noise in intakes and outcomes. Aim for at least 100 outcomes per period; start with longer periods and shorten only if data are sufficient (i.e., if the confidence intervals in numerical values and plots are narrow).</w:t>
       </w:r>
     </w:p>
     <w:bookmarkEnd w:id="17"/>
@@ -3635,7 +3678,7 @@
         <w:t xml:space="preserve"> </w:t>
       </w:r>
       <w:r>
-        <w:t xml:space="preserve">When you stratify by one dimension you are aggregating across the others: the plot by animal group pools all intake types, so removing one intake type re-estimates every animal group’s curve from a different mix, and the same goes for the period plots and all pooled results (the unified curves and the</w:t>
+        <w:t xml:space="preserve">When you stratify by one dimension you are aggregating across the others: the plot by animal group pools all intake types, so removing one intake type re-estimates every animal group’s curve from a different mix, and the same goes for the period plots and all unified results (the unified curves and the</w:t>
       </w:r>
       <w:r>
         <w:t xml:space="preserve"> </w:t>
@@ -3672,7 +3715,7 @@
         <w:t xml:space="preserve"> </w:t>
       </w:r>
       <w:r>
-        <w:t xml:space="preserve">They are joint, adjusted models: each ratio is estimated holding the other predictors fixed, so eliminating a category, refining one, or narrowing the window changes the adjustment behind every coefficient, not only the edited predictor’s rows. A hazard ratio can therefore move after you filter a different column, which reflects the changed adjustment rather than an error. It is also why the marginal curves and the adjusted ratios can legitimately tell different stories. The Weibull sheet’s unified-versus-adjusted shape comparison is the built-in illustration of the same phenomenon.</w:t>
+        <w:t xml:space="preserve">They are joint, adjusted models: each ratio is estimated holding the other predictors fixed, so eliminating a category, refining one, or narrowing the window changes the adjustment behind every coefficient, not only the edited predictor’s rows. A hazard ratio can therefore move after you filter a different column, which reflects the changed adjustment rather than an error. It is also why the marginal curves and the adjusted ratios can legitimately tell different stories. The Weibull sheet’s crude-versus-adjusted shape comparison is the built-in illustration of the same phenomenon.</w:t>
       </w:r>
     </w:p>
     <w:p>
@@ -3732,7 +3775,7 @@
     </w:p>
     <w:bookmarkEnd w:id="19"/>
     <w:bookmarkEnd w:id="20"/>
-    <w:bookmarkStart w:id="55" w:name="technical-reference"/>
+    <w:bookmarkStart w:id="57" w:name="technical-reference"/>
     <w:p>
       <w:pPr>
         <w:pStyle w:val="Heading2"/>
@@ -4045,7 +4088,7 @@
         <w:t xml:space="preserve">&lt;stratum&gt;_ci_upper</w:t>
       </w:r>
       <w:r>
-        <w:t xml:space="preserve">, paired per stratum and in the same order as the estimates; the two pooled files name theirs for the single curve or for the outcome instead (</w:t>
+        <w:t xml:space="preserve">, paired per stratum and in the same order as the estimates; the two unified files name theirs for the single curve or for the outcome instead (</w:t>
       </w:r>
       <w:r>
         <w:rPr>
@@ -4477,7 +4520,7 @@
         <w:t xml:space="preserve"> </w:t>
       </w:r>
       <w:r>
-        <w:t xml:space="preserve">plots can optionally show the same style of shaded confidence-interval ribbon per stratum (drawn as a true stair shape matching the curve). The ribbon is off by default (unlike the pooled plot above, where it’s always on). Enable it with</w:t>
+        <w:t xml:space="preserve">plots can optionally show the same style of shaded confidence-interval ribbon per stratum (drawn as a true stair shape matching the curve). The ribbon is off by default (unlike the unified plot above, where it’s always on). Enable it with</w:t>
       </w:r>
       <w:r>
         <w:t xml:space="preserve"> </w:t>
@@ -4534,7 +4577,7 @@
         <w:t xml:space="preserve"> </w:t>
       </w:r>
       <w:r>
-        <w:t xml:space="preserve">carries a dashed vertical line at each of its median, its 90th percentile, and its restricted mean, in red, orange and green, with the value spelled out in the legend. The two pooled companion plots described below,</w:t>
+        <w:t xml:space="preserve">carries a dashed vertical line at each of its median, its 90th percentile, and its restricted mean, in red, orange, and green, with the value spelled out in the legend. The two unified companion plots described below,</w:t>
       </w:r>
       <w:r>
         <w:t xml:space="preserve"> </w:t>
@@ -4561,7 +4604,7 @@
         <w:t xml:space="preserve">km_in_care_tenure_unified</w:t>
       </w:r>
       <w:r>
-        <w:t xml:space="preserve">, are marked the same way in the same three colors, so the marks read alike across all three pooled figures. A statistic the curve never reaches (a median beyond the cap, say) has neither a line nor a legend row; one that falls beyond the plotted x range, which is set by</w:t>
+        <w:t xml:space="preserve">, are marked the same way in the same three colors, so the marks read alike across all three unified figures. A statistic the curve never reaches (a median beyond the cap, say) has neither a line nor a legend row; one that falls beyond the plotted x range, which is set by</w:t>
       </w:r>
       <w:r>
         <w:t xml:space="preserve"> </w:t>
@@ -4919,7 +4962,7 @@
         <w:t xml:space="preserve"> </w:t>
       </w:r>
       <w:r>
-        <w:t xml:space="preserve">is marked at the median, 90th percentile and mean tenure of the in-care population, the three statistics of the</w:t>
+        <w:t xml:space="preserve">is marked at the median, 90th percentile, and mean tenure of the in-care population, the three statistics of the</w:t>
       </w:r>
       <w:r>
         <w:t xml:space="preserve"> </w:t>
@@ -5057,10 +5100,7 @@
         <w:t xml:space="preserve">remaining_days_at_median_tenure</w:t>
       </w:r>
       <w:r>
-        <w:t xml:space="preserve"> </w:t>
-      </w:r>
-      <w:r>
-        <w:t xml:space="preserve">and</w:t>
+        <w:t xml:space="preserve">, and</w:t>
       </w:r>
       <w:r>
         <w:t xml:space="preserve"> </w:t>
@@ -5087,7 +5127,7 @@
         <w:t xml:space="preserve">results.json</w:t>
       </w:r>
       <w:r>
-        <w:t xml:space="preserve">, so the per-stratum readings exist even though only the pooled curve is marked. The first of them is also this family’s CSV summary row. The restricted mean is not used here: it belongs to the KM curve, whose own CSV beside this one reports it, and it is in any case the value this curve shows at X = 0.</w:t>
+        <w:t xml:space="preserve">, so the per-stratum readings exist even though only the unified curve is marked. The first of them is also this family’s CSV summary row. The restricted mean is not used here: it belongs to the KM curve, whose own CSV beside this one reports it, and it is in any case the value this curve shows at X = 0.</w:t>
       </w:r>
     </w:p>
     <w:bookmarkEnd w:id="23"/>
@@ -5418,7 +5458,7 @@
         <w:t xml:space="preserve"> </w:t>
       </w:r>
       <w:r>
-        <w:t xml:space="preserve">file of the same type, but it is less informative. It is simply the unified KM curve multiplied by a single number, the overall intake rate: the same shape with a different y-axis. The pooled expected census is the unified curve’s second header row. It is also reported as the</w:t>
+        <w:t xml:space="preserve">file of the same type, but it is less informative. It is simply the unified KM curve multiplied by a single number, the overall intake rate: the same shape with a different y-axis. The expected census is the unified curve’s second header row. It is also reported as the</w:t>
       </w:r>
       <w:r>
         <w:t xml:space="preserve"> </w:t>
@@ -5689,7 +5729,10 @@
         <w:pStyle w:val="BodyText"/>
       </w:pPr>
       <w:r>
-        <w:t xml:space="preserve">The pooled plot is marked at three statistics of this same tenure distribution: its median and 90th percentile (</w:t>
+        <w:t xml:space="preserve">The pooled plot is marked at three statistics of this same tenure distribution: its median, its 90th percentile, and its mean. The first two are</w:t>
+      </w:r>
+      <w:r>
+        <w:t xml:space="preserve"> </w:t>
       </w:r>
       <w:r>
         <w:rPr>
@@ -5716,7 +5759,10 @@
         <w:t xml:space="preserve"> </w:t>
       </w:r>
       <w:r>
-        <w:t xml:space="preserve">in the workbook, where the red and orange lines cross the curve at 0.5 and 0.1) and its mean (</w:t>
+        <w:t xml:space="preserve">in the workbook, where the red and orange lines cross the curve at 0.5 and 0.1; the mean is</w:t>
+      </w:r>
+      <w:r>
+        <w:t xml:space="preserve"> </w:t>
       </w:r>
       <w:r>
         <w:rPr>
@@ -5725,7 +5771,7 @@
         <w:t xml:space="preserve">per_resident_past_days</w:t>
       </w:r>
       <w:r>
-        <w:t xml:space="preserve">, the column total). Unlike the KM median these are always reached, because the profile is built on the capped day grid (i.e., assumes no animals remain in care past</w:t>
+        <w:t xml:space="preserve">, the column total. Unlike the KM median these are always reached, because the profile is built on the capped day grid (i.e., assumes no animals remain in care past</w:t>
       </w:r>
       <w:r>
         <w:t xml:space="preserve"> </w:t>
@@ -6328,7 +6374,7 @@
         <w:t xml:space="preserve"> </w:t>
       </w:r>
       <w:r>
-        <w:t xml:space="preserve">plots can optionally show the same style of confidence-interval ribbon, one per stratum. Off by default (unlike the pooled plot above, where it’s always on); enable with</w:t>
+        <w:t xml:space="preserve">plots can optionally show the same style of confidence-interval ribbon, one per stratum. Off by default (unlike the unified plot above, where it’s always on); enable with</w:t>
       </w:r>
       <w:r>
         <w:t xml:space="preserve"> </w:t>
@@ -6859,7 +6905,7 @@
     </w:p>
     <w:bookmarkEnd w:id="27"/>
     <w:bookmarkEnd w:id="28"/>
-    <w:bookmarkStart w:id="54" w:name="numerical-output"/>
+    <w:bookmarkStart w:id="56" w:name="numerical-output"/>
     <w:p>
       <w:pPr>
         <w:pStyle w:val="Heading3"/>
@@ -7051,7 +7097,7 @@
         <w:t xml:space="preserve"> </w:t>
       </w:r>
       <w:r>
-        <w:t xml:space="preserve">The per-stratifier Cox regressions are an illustration of this. They are computed on every qualifying run and written to</w:t>
+        <w:t xml:space="preserve">The per-predictor Cox regressions are an illustration of this. They are computed on every qualifying run and written to</w:t>
       </w:r>
       <w:r>
         <w:t xml:space="preserve"> </w:t>
@@ -7117,7 +7163,7 @@
         <w:t xml:space="preserve"> </w:t>
       </w:r>
       <w:r>
-        <w:t xml:space="preserve">beside that stratifier’s other measures, without appearing in the workbook. Each such entry carries the fit’s formula, its row and event counts, how many baseline strata it used and how many of those held events, its hazard-ratio table in the same shape as the main Cox table’s, its four global tests, and its concordance; the tests and the concordance are computed against a stratified baseline, so they answer a different question from the main Cox regression’s and should not be compared with them, whereas the hazard ratios should. These per-stratifier Cox regressions can be used in slides by the deck builder.</w:t>
+        <w:t xml:space="preserve">beside that stratifier’s other measures. Each such entry carries the fit’s formula, its row and event counts, how many baseline strata it used and how many of those held events, its hazard-ratio table in the same shape as the main Cox table’s, its four global tests, and its concordance. Of all that, the workbook shows only the hazard ratios, in the Hazard ratios block of that stratifier’s own sheet. The tests and the concordance stay in the JSON because they are computed against a stratified baseline, so they answer a different question from the main Cox regression’s and should not be compared with them, whereas the hazard ratios should. These per-stratifier Cox regressions can be used in slides by the deck builder.</w:t>
       </w:r>
     </w:p>
     <w:p>
@@ -7125,11 +7171,11 @@
         <w:pStyle w:val="BodyText"/>
       </w:pPr>
       <w:r>
-        <w:t xml:space="preserve">This particular result was added after the workbook’s sections were settled, while the JSON takes every computed value regardless of whether any report shows it.</w:t>
+        <w:t xml:space="preserve">The JSON takes every computed value regardless of whether any report shows it, and the workbook is a reading of it, chosen for a person to scan.</w:t>
       </w:r>
     </w:p>
     <w:bookmarkEnd w:id="31"/>
-    <w:bookmarkStart w:id="34" w:name="where-the-rows-went"/>
+    <w:bookmarkStart w:id="35" w:name="where-the-rows-went"/>
     <w:p>
       <w:pPr>
         <w:pStyle w:val="Heading4"/>
@@ -7495,7 +7541,18 @@
         <w:t xml:space="preserve"> </w:t>
       </w:r>
       <w:r>
-        <w:t xml:space="preserve">The same story is also told as one table, in a format shared with ShelterDataPrep, the separate tool that prepares a raw shelter extract into the CSV that mLOS reads. It appears three ways: as the</w:t>
+        <w:t xml:space="preserve">The same story is also told as one table, in a format shared with ShelterDataPrep (</w:t>
+      </w:r>
+      <w:hyperlink r:id="rId32">
+        <w:r>
+          <w:rPr>
+            <w:rStyle w:val="Hyperlink"/>
+          </w:rPr>
+          <w:t xml:space="preserve">10.5281/zenodo.22051338</w:t>
+        </w:r>
+      </w:hyperlink>
+      <w:r>
+        <w:t xml:space="preserve">), the separate tool that prepares a raw shelter extract into the CSV that mLOS reads. It appears three ways: as the</w:t>
       </w:r>
       <w:r>
         <w:t xml:space="preserve"> </w:t>
@@ -7595,7 +7652,7 @@
       <w:r>
         <w:t xml:space="preserve"> </w:t>
       </w:r>
-      <w:hyperlink r:id="rId32">
+      <w:hyperlink r:id="rId33">
         <w:r>
           <w:rPr>
             <w:rStyle w:val="Hyperlink"/>
@@ -7607,12 +7664,12 @@
         <w:t xml:space="preserve"> </w:t>
       </w:r>
       <w:r>
-        <w:t xml:space="preserve">summarises it in a paragraph, and</w:t>
-      </w:r>
-      <w:r>
-        <w:t xml:space="preserve"> </w:t>
-      </w:r>
-      <w:hyperlink r:id="rId33">
+        <w:t xml:space="preserve">summarizes it in a paragraph, and</w:t>
+      </w:r>
+      <w:r>
+        <w:t xml:space="preserve"> </w:t>
+      </w:r>
+      <w:hyperlink r:id="rId34">
         <w:r>
           <w:rPr>
             <w:rStyle w:val="Hyperlink"/>
@@ -8067,8 +8124,8 @@
         <w:t xml:space="preserve">worksheet carries the ledger’s two halves and not the counts around them.</w:t>
       </w:r>
     </w:p>
-    <w:bookmarkEnd w:id="34"/>
-    <w:bookmarkStart w:id="35" w:name="how-to-read-the-json"/>
+    <w:bookmarkEnd w:id="35"/>
+    <w:bookmarkStart w:id="36" w:name="how-to-read-the-json"/>
     <w:p>
       <w:pPr>
         <w:pStyle w:val="Heading4"/>
@@ -8529,8 +8586,8 @@
         <w:t xml:space="preserve">), so this is how a downstream script discovers what is there rather than guessing from file names. The per-day grids themselves stay in the CSVs, which are easier than JSON for reading and replotting.</w:t>
       </w:r>
     </w:p>
-    <w:bookmarkEnd w:id="35"/>
-    <w:bookmarkStart w:id="36" w:name="rebuilding-the-workbook-from-the-json"/>
+    <w:bookmarkEnd w:id="36"/>
+    <w:bookmarkStart w:id="37" w:name="rebuilding-the-workbook-from-the-json"/>
     <w:p>
       <w:pPr>
         <w:pStyle w:val="Heading4"/>
@@ -8571,8 +8628,8 @@
         <w:t xml:space="preserve">without repeating the analysis, which is useful for re-examining an earlier run. It is also how the test suite proves the JSON is complete: a workbook rebuilt from the file must match the one the run produced, cell for cell.</w:t>
       </w:r>
     </w:p>
-    <w:bookmarkEnd w:id="36"/>
-    <w:bookmarkStart w:id="37" w:name="the-excel-workbook"/>
+    <w:bookmarkEnd w:id="37"/>
+    <w:bookmarkStart w:id="38" w:name="the-excel-workbook"/>
     <w:p>
       <w:pPr>
         <w:pStyle w:val="Heading4"/>
@@ -8652,7 +8709,7 @@
         <w:t xml:space="preserve"> </w:t>
       </w:r>
       <w:r>
-        <w:t xml:space="preserve">(the whole-dataset version of the stratum-sheet layout: a single pooled column carrying the full unified analysis, counts, KM, census aggregates, outcome mix, incidence, and AJ, so it lines up row-for-row with the stratified sheets). Further sheets are conditional:</w:t>
+        <w:t xml:space="preserve">(the whole-dataset version of the stratum-sheet layout: a single unified column carrying the full unified analysis, counts, KM, census aggregates, outcome mix, incidence, and AJ, so it lines up row-for-row with the stratified sheets). Further sheets are conditional:</w:t>
       </w:r>
     </w:p>
     <w:p>
@@ -8843,8 +8900,8 @@
         <w:t xml:space="preserve">Every sheet is laid out in vertical sections with a blank row as the separator. A section has a heading followed by a row of column labels, then data rows, and sometimes a text footnote. A section heading has a short bold phrase in the first cell and sometimes a plain-text clarification in the cell to its right; it never carries data of its own. What follows a blank row is always a heading; nothing else sits in that position. Where a quantity comes with a confidence interval, the estimate and its lower and upper bounds are always three separate cells, never one cell of formatted text, so you can chart or sort them directly.</w:t>
       </w:r>
     </w:p>
-    <w:bookmarkEnd w:id="37"/>
-    <w:bookmarkStart w:id="38" w:name="the-general-sheet"/>
+    <w:bookmarkEnd w:id="38"/>
+    <w:bookmarkStart w:id="39" w:name="the-general-sheet"/>
     <w:p>
       <w:pPr>
         <w:pStyle w:val="Heading4"/>
@@ -8967,7 +9024,7 @@
         <w:t xml:space="preserve"> </w:t>
       </w:r>
       <w:r>
-        <w:t xml:space="preserve">— the overall study window, the restricted stay cap and the fraction of stays it bound, and the unified median, 90th percentile, still-in-care-at-cap and restricted mean. These are the same four KM Length of Stay figures the</w:t>
+        <w:t xml:space="preserve">— the overall study window, the restricted stay cap and the fraction of stays it bound, and the unified median, 90th percentile, still-in-care-at-cap, and restricted mean. These are the same four KM Length of Stay figures the</w:t>
       </w:r>
       <w:r>
         <w:t xml:space="preserve"> </w:t>
@@ -9044,8 +9101,8 @@
         </w:pict>
       </w:r>
     </w:p>
-    <w:bookmarkEnd w:id="38"/>
-    <w:bookmarkStart w:id="50" w:name="the-stratum-sheets"/>
+    <w:bookmarkEnd w:id="39"/>
+    <w:bookmarkStart w:id="51" w:name="the-stratum-sheets"/>
     <w:p>
       <w:pPr>
         <w:pStyle w:val="Heading4"/>
@@ -9336,7 +9393,7 @@
         <w:t xml:space="preserve">and on every stratum sheet. From top to bottom:</w:t>
       </w:r>
     </w:p>
-    <w:bookmarkStart w:id="39" w:name="observations"/>
+    <w:bookmarkStart w:id="40" w:name="observations"/>
     <w:p>
       <w:pPr>
         <w:pStyle w:val="Heading5"/>
@@ -9573,8 +9630,8 @@
         <w:t xml:space="preserve">The mean census and the accumulated in-care days are not here. They are reported in the census-aggregates section below, beside their expected counterparts.</w:t>
       </w:r>
     </w:p>
-    <w:bookmarkEnd w:id="39"/>
-    <w:bookmarkStart w:id="40" w:name="outcome-events"/>
+    <w:bookmarkEnd w:id="40"/>
+    <w:bookmarkStart w:id="41" w:name="outcome-events"/>
     <w:p>
       <w:pPr>
         <w:pStyle w:val="Heading5"/>
@@ -9618,8 +9675,8 @@
         <w:t xml:space="preserve">is the outcome-mix denominator.</w:t>
       </w:r>
     </w:p>
-    <w:bookmarkEnd w:id="40"/>
-    <w:bookmarkStart w:id="41" w:name="outcome-mix-among-completed-outcomes"/>
+    <w:bookmarkEnd w:id="41"/>
+    <w:bookmarkStart w:id="42" w:name="outcome-mix-among-completed-outcomes"/>
     <w:p>
       <w:pPr>
         <w:pStyle w:val="Heading5"/>
@@ -9636,8 +9693,8 @@
         <w:t xml:space="preserve">Among the stays that ended with a classified outcome, this section gives the share going to each outcome type (L, T, N). It is a composition, not a rate, so the shares sum to 1. It is undefined when the column recorded no completed outcomes.</w:t>
       </w:r>
     </w:p>
-    <w:bookmarkEnd w:id="41"/>
-    <w:bookmarkStart w:id="42" w:name="incidence-rates-per-100-animal-days"/>
+    <w:bookmarkEnd w:id="42"/>
+    <w:bookmarkStart w:id="43" w:name="incidence-rates-per-100-animal-days"/>
     <w:p>
       <w:pPr>
         <w:pStyle w:val="Heading5"/>
@@ -9662,8 +9719,8 @@
         <w:t xml:space="preserve">Unlike the outcome mix, which is a share of departures, this is measured against exposure. It reflects how fast outcomes occur, not just their proportions.</w:t>
       </w:r>
     </w:p>
-    <w:bookmarkEnd w:id="42"/>
-    <w:bookmarkStart w:id="43" w:name="km-length-of-stay"/>
+    <w:bookmarkEnd w:id="43"/>
+    <w:bookmarkStart w:id="44" w:name="km-length-of-stay"/>
     <w:p>
       <w:pPr>
         <w:pStyle w:val="Heading5"/>
@@ -9843,8 +9900,8 @@
         <w:t xml:space="preserve">is a valid, stable state indefinitely.</w:t>
       </w:r>
     </w:p>
-    <w:bookmarkEnd w:id="43"/>
-    <w:bookmarkStart w:id="44" w:name="census-aggregates-observed-and-expected"/>
+    <w:bookmarkEnd w:id="44"/>
+    <w:bookmarkStart w:id="45" w:name="census-aggregates-observed-and-expected"/>
     <w:p>
       <w:pPr>
         <w:pStyle w:val="Heading5"/>
@@ -10099,8 +10156,8 @@
         <w:t xml:space="preserve">for how to read agreement and disagreement among the observed and expected versions of each metric.</w:t>
       </w:r>
     </w:p>
-    <w:bookmarkEnd w:id="44"/>
-    <w:bookmarkStart w:id="45" w:name="aj-final-cif"/>
+    <w:bookmarkEnd w:id="45"/>
+    <w:bookmarkStart w:id="46" w:name="aj-final-cif"/>
     <w:p>
       <w:pPr>
         <w:pStyle w:val="Heading5"/>
@@ -10167,8 +10224,8 @@
         <w:t xml:space="preserve">This is related to the outcome mix section above, but it answers a different question. The outcome mix is a share among outcomes observed in the data, so it sums to 1. The final CIF is an absolute probability over all animals, computed by the Aalen-Johansen estimator, which takes truncation and censoring into account. Its shortfall below 1 is the still-in-care fraction at the end of the AJ analysis window.</w:t>
       </w:r>
     </w:p>
-    <w:bookmarkEnd w:id="45"/>
-    <w:bookmarkStart w:id="46" w:name="aj-restricted-mean"/>
+    <w:bookmarkEnd w:id="46"/>
+    <w:bookmarkStart w:id="47" w:name="aj-restricted-mean"/>
     <w:p>
       <w:pPr>
         <w:pStyle w:val="Heading5"/>
@@ -10209,8 +10266,8 @@
         <w:t xml:space="preserve">These rows carry no confidence interval.</w:t>
       </w:r>
     </w:p>
-    <w:bookmarkEnd w:id="46"/>
-    <w:bookmarkStart w:id="47" w:name="Xf3b06814b96fc62e9df616319a92be447785a33"/>
+    <w:bookmarkEnd w:id="47"/>
+    <w:bookmarkStart w:id="48" w:name="Xf3b06814b96fc62e9df616319a92be447785a33"/>
     <w:p>
       <w:pPr>
         <w:pStyle w:val="Heading5"/>
@@ -10451,8 +10508,8 @@
         <w:t xml:space="preserve">, which stop at the last observed event day and are not carried to the cap. That is a plotting and tabulation choice, described under Plots and Limitations, and it does not affect the restricted means here.</w:t>
       </w:r>
     </w:p>
-    <w:bookmarkEnd w:id="47"/>
-    <w:bookmarkStart w:id="48" w:name="confidence-intervals"/>
+    <w:bookmarkEnd w:id="48"/>
+    <w:bookmarkStart w:id="49" w:name="confidence-intervals"/>
     <w:p>
       <w:pPr>
         <w:pStyle w:val="Heading5"/>
@@ -10517,7 +10574,7 @@
         <w:t xml:space="preserve"> </w:t>
       </w:r>
       <w:r>
-        <w:t xml:space="preserve">gathers the intervals, in the same order as the sections above it: the fraction of stays capped, the mean daily intake and outcome rates, the outcome-mix shares, the incidence rates, the KM median, 90th percentile and restricted mean, the fitted still-in-care-at-cap probability (the curve’s pointwise bounds at the cap), the final cumulative incidence of each outcome type (</w:t>
+        <w:t xml:space="preserve">gathers the intervals, in the same order as the sections above it: the fraction of stays capped, the mean daily intake and outcome rates, the outcome-mix shares, the incidence rates, the KM median, 90th percentile, and restricted mean, the fitted still-in-care-at-cap probability (the curve’s pointwise bounds at the cap), the final cumulative incidence of each outcome type (</w:t>
       </w:r>
       <w:r>
         <w:rPr>
@@ -10666,7 +10723,7 @@
         <w:pStyle w:val="FirstParagraph"/>
       </w:pPr>
       <w:r>
-        <w:t xml:space="preserve">The mathematical methods document states these assumptions in full, in section 8.2.</w:t>
+        <w:t xml:space="preserve">The mathematical methods document states these assumptions in full, in section 8.4.</w:t>
       </w:r>
     </w:p>
     <w:p>
@@ -10677,14 +10734,14 @@
         <w:t xml:space="preserve">Some quantities carry no interval at all: the other census aggregates, the remaining-LOS curves, the tenure profiles, and the AJ restricted means (the mean-days-to-outcome rows). The restricted mean days by state, above, does get them.</w:t>
       </w:r>
     </w:p>
-    <w:bookmarkEnd w:id="48"/>
-    <w:bookmarkStart w:id="49" w:name="weibull-los-ratios"/>
+    <w:bookmarkEnd w:id="49"/>
+    <w:bookmarkStart w:id="50" w:name="hazard-ratios-and-los-ratios"/>
     <w:p>
       <w:pPr>
         <w:pStyle w:val="Heading5"/>
       </w:pPr>
       <w:r>
-        <w:t xml:space="preserve">Weibull LOS ratios</w:t>
+        <w:t xml:space="preserve">Hazard ratios and LOS ratios</w:t>
       </w:r>
     </w:p>
     <w:p>
@@ -10696,36 +10753,7 @@
           <w:i/>
           <w:iCs/>
         </w:rPr>
-        <w:t xml:space="preserve">Optional, written only when</w:t>
-      </w:r>
-      <w:r>
-        <w:rPr>
-          <w:i/>
-          <w:iCs/>
-        </w:rPr>
-        <w:t xml:space="preserve"> </w:t>
-      </w:r>
-      <w:r>
-        <w:rPr>
-          <w:rStyle w:val="VerbatimChar"/>
-          <w:i/>
-          <w:iCs/>
-        </w:rPr>
-        <w:t xml:space="preserve">parametric_regression: WEIBULL</w:t>
-      </w:r>
-      <w:r>
-        <w:rPr>
-          <w:i/>
-          <w:iCs/>
-        </w:rPr>
-        <w:t xml:space="preserve"> </w:t>
-      </w:r>
-      <w:r>
-        <w:rPr>
-          <w:i/>
-          <w:iCs/>
-        </w:rPr>
-        <w:t xml:space="preserve">is set. It closes the sheet, after the confidence intervals.</w:t>
+        <w:t xml:space="preserve">Two blocks, closing the sheet after the confidence intervals.</w:t>
       </w:r>
     </w:p>
     <w:p>
@@ -10733,7 +10761,19 @@
         <w:pStyle w:val="BodyText"/>
       </w:pPr>
       <w:r>
-        <w:t xml:space="preserve">This is a compact companion to the per-predictor Weibull regressions described below. It puts four numbers for this column’s own predictor side by side, each with its 95% confidence interval and no p-value, which keeps the section small:</w:t>
+        <w:t xml:space="preserve">A compact companion to the regressions described below. Each block puts this column’s own predictor’s ratios side by side, each with its 95% confidence interval and no p-value, which keeps them small.</w:t>
+      </w:r>
+    </w:p>
+    <w:p>
+      <w:pPr>
+        <w:pStyle w:val="BodyText"/>
+      </w:pPr>
+      <w:r>
+        <w:rPr>
+          <w:b/>
+          <w:bCs/>
+        </w:rPr>
+        <w:t xml:space="preserve">Hazard ratios:</w:t>
       </w:r>
     </w:p>
     <w:p>
@@ -10745,7 +10785,13 @@
         </w:numPr>
       </w:pPr>
       <w:r>
-        <w:t xml:space="preserve">the per-predictor regression’s own LOS ratio;</w:t>
+        <w:rPr>
+          <w:rStyle w:val="VerbatimChar"/>
+        </w:rPr>
+        <w:t xml:space="preserve">cox_pooled_hazard_ratio</w:t>
+      </w:r>
+      <w:r>
+        <w:t xml:space="preserve">, from the Cox regression;</w:t>
       </w:r>
     </w:p>
     <w:p>
@@ -10757,7 +10803,13 @@
         </w:numPr>
       </w:pPr>
       <w:r>
-        <w:t xml:space="preserve">the same predictor’s LOS ratio from the general Weibull regression;</w:t>
+        <w:rPr>
+          <w:rStyle w:val="VerbatimChar"/>
+        </w:rPr>
+        <w:t xml:space="preserve">cox_stratified_hazard_ratio</w:t>
+      </w:r>
+      <w:r>
+        <w:t xml:space="preserve">, from the per-predictor Cox regression, which gives the other predictors’ combinations their own baselines;</w:t>
       </w:r>
     </w:p>
     <w:p>
@@ -10769,19 +10821,13 @@
         </w:numPr>
       </w:pPr>
       <w:r>
-        <w:t xml:space="preserve">its hazard ratio from that same general Weibull regression;</w:t>
-      </w:r>
-    </w:p>
-    <w:p>
-      <w:pPr>
-        <w:pStyle w:val="Compact"/>
-        <w:numPr>
-          <w:ilvl w:val="0"/>
-          <w:numId w:val="1033"/>
-        </w:numPr>
-      </w:pPr>
-      <w:r>
-        <w:t xml:space="preserve">its hazard ratio from the Cox regression.</w:t>
+        <w:rPr>
+          <w:rStyle w:val="VerbatimChar"/>
+        </w:rPr>
+        <w:t xml:space="preserve">weibull_pooled_hazard_ratio</w:t>
+      </w:r>
+      <w:r>
+        <w:t xml:space="preserve">, from the general Weibull regression.</w:t>
       </w:r>
     </w:p>
     <w:p>
@@ -10789,237 +10835,11 @@
         <w:pStyle w:val="FirstParagraph"/>
       </w:pPr>
       <w:r>
-        <w:t xml:space="preserve">The last three come from the two</w:t>
-      </w:r>
-      <w:r>
-        <w:t xml:space="preserve"> </w:t>
-      </w:r>
-      <w:r>
-        <w:t xml:space="preserve">“single shape for everyone”</w:t>
-      </w:r>
-      <w:r>
-        <w:t xml:space="preserve"> </w:t>
-      </w:r>
-      <w:r>
-        <w:t xml:space="preserve">fits that the per-predictor regression is meant to be checked against. All four are transposed into the same one-column-per-level layout as every section above.</w:t>
-      </w:r>
-    </w:p>
-    <w:p>
-      <w:pPr>
-        <w:pStyle w:val="BodyText"/>
-      </w:pPr>
-      <w:r>
-        <w:t xml:space="preserve">Unlike everything else on the sheet, this section does not sit on the same worksheet line as</w:t>
-      </w:r>
-      <w:r>
-        <w:t xml:space="preserve"> </w:t>
-      </w:r>
-      <w:r>
-        <w:rPr>
-          <w:rStyle w:val="VerbatimChar"/>
-        </w:rPr>
-        <w:t xml:space="preserve">By_All</w:t>
-      </w:r>
-      <w:r>
-        <w:t xml:space="preserve">’s copy of it.</w:t>
-      </w:r>
-      <w:r>
-        <w:t xml:space="preserve"> </w:t>
-      </w:r>
-      <w:r>
-        <w:rPr>
-          <w:rStyle w:val="VerbatimChar"/>
-        </w:rPr>
-        <w:t xml:space="preserve">By_All</w:t>
-      </w:r>
-      <w:r>
-        <w:t xml:space="preserve"> </w:t>
-      </w:r>
-      <w:r>
-        <w:t xml:space="preserve">has no single stratifying predictor for it to report on, so its slot always reads</w:t>
-      </w:r>
-      <w:r>
-        <w:t xml:space="preserve"> </w:t>
-      </w:r>
-      <w:r>
-        <w:t xml:space="preserve">“not applicable”</w:t>
-      </w:r>
-      <w:r>
-        <w:t xml:space="preserve">. The section is placed last specifically so that difference cannot shift anything else on the sheet out of alignment.</w:t>
-      </w:r>
-    </w:p>
-    <w:p>
-      <w:pPr>
-        <w:pStyle w:val="BodyText"/>
-      </w:pPr>
-      <w:r>
-        <w:t xml:space="preserve">See the per-predictor Weibull sheets below for what the numbers mean, and for the fuller report that lives on its own worksheet: every level’s p-value, and the shape-ratio table for the other predictors.</w:t>
-      </w:r>
-    </w:p>
-    <w:bookmarkEnd w:id="49"/>
-    <w:bookmarkEnd w:id="50"/>
-    <w:bookmarkStart w:id="51" w:name="the-cox_regression-sheet"/>
-    <w:p>
-      <w:pPr>
-        <w:pStyle w:val="Heading4"/>
-      </w:pPr>
-      <w:r>
-        <w:t xml:space="preserve">The Cox_Regression sheet</w:t>
-      </w:r>
-    </w:p>
-    <w:p>
-      <w:pPr>
-        <w:pStyle w:val="FirstParagraph"/>
-      </w:pPr>
-      <w:r>
-        <w:t xml:space="preserve">The Cox regression tests whether LOS distributions differ significantly across periods, intake types, and animal groups when these stratifiers act simultaneously. It quantifies the differences as hazard ratios.</w:t>
-      </w:r>
-    </w:p>
-    <w:p>
-      <w:pPr>
-        <w:pStyle w:val="BodyText"/>
-      </w:pPr>
-      <w:r>
-        <w:t xml:space="preserve">The hazard-ratio table lists every level of every predictor. The reference level appears as a definitional row: hazard ratio exactly 1, with a blank confidence interval and p-value, because the reference is the denominator of the ratios rather than an estimate of its own.</w:t>
-      </w:r>
-    </w:p>
-    <w:p>
-      <w:pPr>
-        <w:pStyle w:val="BodyText"/>
-      </w:pPr>
-      <w:r>
-        <w:t xml:space="preserve">Levels appear in a fixed canonical order, chronological for periods and alphabetical for intake types and animal groups. The table’s rows therefore line up with the</w:t>
-      </w:r>
-      <w:r>
-        <w:t xml:space="preserve"> </w:t>
-      </w:r>
-      <w:r>
-        <w:rPr>
-          <w:rStyle w:val="VerbatimChar"/>
-        </w:rPr>
-        <w:t xml:space="preserve">By_Period</w:t>
-      </w:r>
-      <w:r>
-        <w:t xml:space="preserve">,</w:t>
-      </w:r>
-      <w:r>
-        <w:t xml:space="preserve"> </w:t>
-      </w:r>
-      <w:r>
-        <w:rPr>
-          <w:rStyle w:val="VerbatimChar"/>
-        </w:rPr>
-        <w:t xml:space="preserve">By_Intake_Type</w:t>
-      </w:r>
-      <w:r>
-        <w:t xml:space="preserve">, and</w:t>
-      </w:r>
-      <w:r>
-        <w:t xml:space="preserve"> </w:t>
-      </w:r>
-      <w:r>
-        <w:rPr>
-          <w:rStyle w:val="VerbatimChar"/>
-        </w:rPr>
-        <w:t xml:space="preserve">By_Animal_Group</w:t>
-      </w:r>
-      <w:r>
-        <w:t xml:space="preserve"> </w:t>
-      </w:r>
-      <w:r>
-        <w:t xml:space="preserve">columns, and they stay in the same positions across repeated runs on the same shelter. The Weibull sheets follow the same convention.</w:t>
-      </w:r>
-    </w:p>
-    <w:bookmarkEnd w:id="51"/>
-    <w:bookmarkStart w:id="52" w:name="the-weibull_regression-sheet"/>
-    <w:p>
-      <w:pPr>
-        <w:pStyle w:val="Heading4"/>
-      </w:pPr>
-      <w:r>
-        <w:t xml:space="preserve">The Weibull_Regression sheet</w:t>
-      </w:r>
-    </w:p>
-    <w:p>
-      <w:pPr>
-        <w:pStyle w:val="FirstParagraph"/>
-      </w:pPr>
-      <w:r>
-        <w:rPr>
-          <w:i/>
-          <w:iCs/>
-        </w:rPr>
-        <w:t xml:space="preserve">Optional, written only when</w:t>
-      </w:r>
-      <w:r>
-        <w:rPr>
-          <w:i/>
-          <w:iCs/>
-        </w:rPr>
-        <w:t xml:space="preserve"> </w:t>
-      </w:r>
-      <w:r>
-        <w:rPr>
-          <w:rStyle w:val="VerbatimChar"/>
-          <w:i/>
-          <w:iCs/>
-        </w:rPr>
-        <w:t xml:space="preserve">parametric_regression: WEIBULL</w:t>
-      </w:r>
-      <w:r>
-        <w:rPr>
-          <w:i/>
-          <w:iCs/>
-        </w:rPr>
-        <w:t xml:space="preserve"> </w:t>
-      </w:r>
-      <w:r>
-        <w:rPr>
-          <w:i/>
-          <w:iCs/>
-        </w:rPr>
-        <w:t xml:space="preserve">is set.</w:t>
-      </w:r>
-    </w:p>
-    <w:p>
-      <w:pPr>
-        <w:pStyle w:val="BodyText"/>
-      </w:pPr>
-      <w:r>
-        <w:t xml:space="preserve">This is a parametric companion to Cox on the same predictors. Its main output is</w:t>
-      </w:r>
-      <w:r>
-        <w:t xml:space="preserve"> </w:t>
-      </w:r>
-      <w:r>
-        <w:rPr>
-          <w:b/>
-          <w:bCs/>
-        </w:rPr>
-        <w:t xml:space="preserve">LOS ratios</w:t>
-      </w:r>
-      <w:r>
-        <w:t xml:space="preserve">.</w:t>
-      </w:r>
-      <w:r>
-        <w:t xml:space="preserve"> </w:t>
-      </w:r>
-      <w:r>
-        <w:t xml:space="preserve">“LOS ratio 1.30”</w:t>
-      </w:r>
-      <w:r>
-        <w:t xml:space="preserve"> </w:t>
-      </w:r>
-      <w:r>
-        <w:t xml:space="preserve">means stays run about 30% longer than the reference group, which is usually the number a practitioner actually wants, with no conversion from hazard ratios needed.</w:t>
-      </w:r>
-    </w:p>
-    <w:p>
-      <w:pPr>
-        <w:pStyle w:val="BodyText"/>
-      </w:pPr>
-      <w:r>
-        <w:t xml:space="preserve">The sheet also reports:</w:t>
+        <w:rPr>
+          <w:b/>
+          <w:bCs/>
+        </w:rPr>
+        <w:t xml:space="preserve">LOS ratios:</w:t>
       </w:r>
     </w:p>
     <w:p>
@@ -11031,7 +10851,13 @@
         </w:numPr>
       </w:pPr>
       <w:r>
-        <w:t xml:space="preserve">Hazard ratios implied by the fit, for direct comparison with the Cox sheet, to check if the two models tell the same story.</w:t>
+        <w:rPr>
+          <w:rStyle w:val="VerbatimChar"/>
+        </w:rPr>
+        <w:t xml:space="preserve">km_restricted_mean_ratio</w:t>
+      </w:r>
+      <w:r>
+        <w:t xml:space="preserve">, each level’s restricted mean stay as a multiple of the reference level’s, straight from the KM curves;</w:t>
       </w:r>
     </w:p>
     <w:p>
@@ -11043,52 +10869,13 @@
         </w:numPr>
       </w:pPr>
       <w:r>
-        <w:t xml:space="preserve">A shape parameter</w:t>
-      </w:r>
-      <w:r>
-        <w:t xml:space="preserve"> </w:t>
-      </w:r>
-      <w:r>
-        <w:rPr>
-          <w:rStyle w:val="VerbatimChar"/>
-        </w:rPr>
-        <w:t xml:space="preserve">k</w:t>
-      </w:r>
-      <w:r>
-        <w:t xml:space="preserve"> </w:t>
-      </w:r>
-      <w:r>
-        <w:t xml:space="preserve">with a plain-language legend:</w:t>
-      </w:r>
-      <w:r>
-        <w:t xml:space="preserve"> </w:t>
-      </w:r>
-      <w:r>
-        <w:rPr>
-          <w:rStyle w:val="VerbatimChar"/>
-        </w:rPr>
-        <w:t xml:space="preserve">k &lt; 1</w:t>
-      </w:r>
-      <w:r>
-        <w:t xml:space="preserve"> </w:t>
-      </w:r>
-      <w:r>
-        <w:t xml:space="preserve">means discharge slows down the longer an animal has stayed, so there are more long residents.</w:t>
-      </w:r>
-      <w:r>
-        <w:t xml:space="preserve"> </w:t>
-      </w:r>
-      <w:r>
-        <w:rPr>
-          <w:rStyle w:val="VerbatimChar"/>
-        </w:rPr>
-        <w:t xml:space="preserve">k &gt; 1</w:t>
-      </w:r>
-      <w:r>
-        <w:t xml:space="preserve"> </w:t>
-      </w:r>
-      <w:r>
-        <w:t xml:space="preserve">means discharge speeds up the longer an animal has stayed, so there are fewer long residents.</w:t>
+        <w:rPr>
+          <w:rStyle w:val="VerbatimChar"/>
+        </w:rPr>
+        <w:t xml:space="preserve">weibull_freed_shape_los_ratio</w:t>
+      </w:r>
+      <w:r>
+        <w:t xml:space="preserve">, from the per-predictor Weibull regression, which lets the other predictors’ combinations each carry their own curve shape;</w:t>
       </w:r>
     </w:p>
     <w:p>
@@ -11100,7 +10887,13 @@
         </w:numPr>
       </w:pPr>
       <w:r>
-        <w:t xml:space="preserve">A unified fit that drops the intake-type and animal-group terms and keeps only period, so the LOS ratio may still vary by period while a single shape covers the whole dataset. Comparing that shape against the main fit’s is the heterogeneity diagnostic: a mixture of fast-leaving and slow-leaving groups produces a declining hazard on its own, so a pooled shape below 1 may reflect composition rather than any change in an individual animal’s prospects. Period is kept because it cannot produce that effect. A stay crossing a boundary is split into one row per period, so period describes when care was delivered rather than a group an animal belongs to, and there is no persistent membership for the population to sort on. When only one period holds data, this fit has no predictors at all.</w:t>
+        <w:rPr>
+          <w:rStyle w:val="VerbatimChar"/>
+        </w:rPr>
+        <w:t xml:space="preserve">weibull_pooled_los_ratio</w:t>
+      </w:r>
+      <w:r>
+        <w:t xml:space="preserve">, the same predictor from the general Weibull regression.</w:t>
       </w:r>
     </w:p>
     <w:p>
@@ -11108,131 +10901,282 @@
         <w:pStyle w:val="FirstParagraph"/>
       </w:pPr>
       <w:r>
-        <w:t xml:space="preserve">Because Weibull is parametric, the fit stays stable on datasets too small for a reliable Cox fit. The trade-off is that it assumes the Weibull shape.</w:t>
-      </w:r>
-    </w:p>
-    <w:bookmarkEnd w:id="52"/>
-    <w:bookmarkStart w:id="53" w:name="the-per-predictor-weibull-sheets"/>
-    <w:p>
-      <w:pPr>
-        <w:pStyle w:val="Heading4"/>
-      </w:pPr>
-      <w:r>
-        <w:t xml:space="preserve">The per-predictor Weibull sheets</w:t>
-      </w:r>
-    </w:p>
-    <w:p>
-      <w:pPr>
-        <w:pStyle w:val="FirstParagraph"/>
-      </w:pPr>
+        <w:t xml:space="preserve">Two blocks and not one because within each block the values are comparable with one another, and the fits that produce comparable values differ between the two. The per-predictor Weibull regression has a hazard ratio too, and it is left out of the first block because it belongs to one covariate combination rather than to the data.</w:t>
+      </w:r>
+      <w:r>
+        <w:t xml:space="preserve"> </w:t>
+      </w:r>
+      <w:r>
+        <w:rPr>
+          <w:rStyle w:val="VerbatimChar"/>
+        </w:rPr>
+        <w:t xml:space="preserve">pooled</w:t>
+      </w:r>
+      <w:r>
+        <w:t xml:space="preserve"> </w:t>
+      </w:r>
+      <w:r>
+        <w:t xml:space="preserve">means the fully adjusted fit, and is not the crude Weibull on the</w:t>
+      </w:r>
+      <w:r>
+        <w:t xml:space="preserve"> </w:t>
+      </w:r>
+      <w:r>
+        <w:rPr>
+          <w:b/>
+          <w:bCs/>
+        </w:rPr>
+        <w:t xml:space="preserve">Weibull_Regression</w:t>
+      </w:r>
+      <w:r>
+        <w:t xml:space="preserve"> </w:t>
+      </w:r>
+      <w:r>
+        <w:t xml:space="preserve">sheet, which drops the intake-type and animal-group terms altogether.</w:t>
+      </w:r>
+    </w:p>
+    <w:p>
+      <w:pPr>
+        <w:pStyle w:val="BodyText"/>
+      </w:pPr>
+      <w:r>
+        <w:t xml:space="preserve">The KM ratio leads the second block as the least assuming of the three, and it differs from the two below it in two ways rather than one. It adjusts for nothing: each level’s own curve against the reference level’s, mix and all. And it is a ratio of</w:t>
+      </w:r>
+      <w:r>
+        <w:t xml:space="preserve"> </w:t>
+      </w:r>
       <w:r>
         <w:rPr>
           <w:i/>
           <w:iCs/>
         </w:rPr>
-        <w:t xml:space="preserve">Optional, written only when</w:t>
-      </w:r>
+        <w:t xml:space="preserve">restricted</w:t>
+      </w:r>
+      <w:r>
+        <w:t xml:space="preserve"> </w:t>
+      </w:r>
+      <w:r>
+        <w:t xml:space="preserve">means, capped at the restricted stay cap, where a Weibull LOS ratio describes the whole fitted distribution. Where a real share of stays reaches the cap, the KM ratio is pulled toward 1 by the cap alone, so compare it with the two below it only when very few stays reach the cap. It is also the one row that adjusts for nothing yet still needs the Cox regression, which is where its reference level comes from; with no Cox fit the row is empty.</w:t>
+      </w:r>
+    </w:p>
+    <w:p>
+      <w:pPr>
+        <w:pStyle w:val="BodyText"/>
+      </w:pPr>
+      <w:r>
+        <w:t xml:space="preserve">The Weibull rows sit at the bottom of both blocks and appear only when</w:t>
+      </w:r>
+      <w:r>
+        <w:t xml:space="preserve"> </w:t>
+      </w:r>
+      <w:r>
+        <w:rPr>
+          <w:rStyle w:val="VerbatimChar"/>
+        </w:rPr>
+        <w:t xml:space="preserve">parametric_regression: WEIBULL</w:t>
+      </w:r>
+      <w:r>
+        <w:t xml:space="preserve"> </w:t>
+      </w:r>
+      <w:r>
+        <w:t xml:space="preserve">is set. Without it each block still carries its other ratios, with a footnote saying the Weibull fit was off. A requested fit that declined or failed leaves its rows present and empty.</w:t>
+      </w:r>
+    </w:p>
+    <w:p>
+      <w:pPr>
+        <w:pStyle w:val="BodyText"/>
+      </w:pPr>
+      <w:r>
+        <w:t xml:space="preserve">Every row is transposed into the same one-column-per-level layout as every section above.</w:t>
+      </w:r>
+    </w:p>
+    <w:p>
+      <w:pPr>
+        <w:pStyle w:val="BodyText"/>
+      </w:pPr>
+      <w:r>
+        <w:t xml:space="preserve">Unlike everything else on the sheet, these two blocks do not sit on the same worksheet lines as</w:t>
+      </w:r>
+      <w:r>
+        <w:t xml:space="preserve"> </w:t>
+      </w:r>
+      <w:r>
+        <w:rPr>
+          <w:rStyle w:val="VerbatimChar"/>
+        </w:rPr>
+        <w:t xml:space="preserve">By_All</w:t>
+      </w:r>
+      <w:r>
+        <w:t xml:space="preserve">’s copies of them.</w:t>
+      </w:r>
+      <w:r>
+        <w:t xml:space="preserve"> </w:t>
+      </w:r>
+      <w:r>
+        <w:rPr>
+          <w:rStyle w:val="VerbatimChar"/>
+        </w:rPr>
+        <w:t xml:space="preserve">By_All</w:t>
+      </w:r>
+      <w:r>
+        <w:t xml:space="preserve"> </w:t>
+      </w:r>
+      <w:r>
+        <w:t xml:space="preserve">has no single stratifying predictor for them to report on, so both its slots read</w:t>
+      </w:r>
+      <w:r>
+        <w:t xml:space="preserve"> </w:t>
+      </w:r>
+      <w:r>
+        <w:t xml:space="preserve">“not applicable”</w:t>
+      </w:r>
+      <w:r>
+        <w:t xml:space="preserve">. They are placed last specifically so that difference cannot shift anything else on the sheet out of alignment.</w:t>
+      </w:r>
+    </w:p>
+    <w:p>
+      <w:pPr>
+        <w:pStyle w:val="BodyText"/>
+      </w:pPr>
+      <w:r>
+        <w:t xml:space="preserve">See the per-predictor Weibull sheets below for the fuller report that lives on its own worksheet: every level’s p-value, and the shape-ratio table for the other predictors. The per-predictor Cox regression has no worksheet of its own; its hazard ratio here is all of it the workbook shows, and the rest of that fit is in</w:t>
+      </w:r>
+      <w:r>
+        <w:t xml:space="preserve"> </w:t>
+      </w:r>
+      <w:r>
+        <w:rPr>
+          <w:rStyle w:val="VerbatimChar"/>
+        </w:rPr>
+        <w:t xml:space="preserve">results.json</w:t>
+      </w:r>
+      <w:r>
+        <w:t xml:space="preserve">.</w:t>
+      </w:r>
+    </w:p>
+    <w:bookmarkEnd w:id="50"/>
+    <w:bookmarkEnd w:id="51"/>
+    <w:bookmarkStart w:id="52" w:name="the-cox_regression-sheet"/>
+    <w:p>
+      <w:pPr>
+        <w:pStyle w:val="Heading4"/>
+      </w:pPr>
+      <w:r>
+        <w:t xml:space="preserve">The Cox_Regression sheet</w:t>
+      </w:r>
+    </w:p>
+    <w:p>
+      <w:pPr>
+        <w:pStyle w:val="FirstParagraph"/>
+      </w:pPr>
+      <w:r>
+        <w:t xml:space="preserve">The Cox regression tests whether LOS distributions differ significantly across periods, intake types, and animal groups when these stratifiers act simultaneously. It quantifies the differences as hazard ratios.</w:t>
+      </w:r>
+    </w:p>
+    <w:p>
+      <w:pPr>
+        <w:pStyle w:val="BodyText"/>
+      </w:pPr>
+      <w:r>
+        <w:t xml:space="preserve">The hazard-ratio table lists every level of every predictor. The reference level appears as a definitional row: hazard ratio exactly 1, with a blank confidence interval and p-value, because the reference is the denominator of the ratios rather than an estimate of its own.</w:t>
+      </w:r>
+    </w:p>
+    <w:p>
+      <w:pPr>
+        <w:pStyle w:val="BodyText"/>
+      </w:pPr>
+      <w:r>
+        <w:t xml:space="preserve">Levels appear in a fixed canonical order, chronological for periods and alphabetical for intake types and animal groups. The table’s rows therefore line up with the</w:t>
+      </w:r>
+      <w:r>
+        <w:t xml:space="preserve"> </w:t>
+      </w:r>
+      <w:r>
+        <w:rPr>
+          <w:rStyle w:val="VerbatimChar"/>
+        </w:rPr>
+        <w:t xml:space="preserve">By_Period</w:t>
+      </w:r>
+      <w:r>
+        <w:t xml:space="preserve">,</w:t>
+      </w:r>
+      <w:r>
+        <w:t xml:space="preserve"> </w:t>
+      </w:r>
+      <w:r>
+        <w:rPr>
+          <w:rStyle w:val="VerbatimChar"/>
+        </w:rPr>
+        <w:t xml:space="preserve">By_Intake_Type</w:t>
+      </w:r>
+      <w:r>
+        <w:t xml:space="preserve">, and</w:t>
+      </w:r>
+      <w:r>
+        <w:t xml:space="preserve"> </w:t>
+      </w:r>
+      <w:r>
+        <w:rPr>
+          <w:rStyle w:val="VerbatimChar"/>
+        </w:rPr>
+        <w:t xml:space="preserve">By_Animal_Group</w:t>
+      </w:r>
+      <w:r>
+        <w:t xml:space="preserve"> </w:t>
+      </w:r>
+      <w:r>
+        <w:t xml:space="preserve">columns, and they stay in the same positions across repeated runs on the same shelter. The Weibull sheets follow the same convention.</w:t>
+      </w:r>
+    </w:p>
+    <w:bookmarkEnd w:id="52"/>
+    <w:bookmarkStart w:id="53" w:name="the-weibull_regression-sheet"/>
+    <w:p>
+      <w:pPr>
+        <w:pStyle w:val="Heading4"/>
+      </w:pPr>
+      <w:r>
+        <w:t xml:space="preserve">The Weibull_Regression sheet</w:t>
+      </w:r>
+    </w:p>
+    <w:p>
+      <w:pPr>
+        <w:pStyle w:val="FirstParagraph"/>
+      </w:pPr>
       <w:r>
         <w:rPr>
           <w:i/>
           <w:iCs/>
         </w:rPr>
-        <w:t xml:space="preserve"> </w:t>
-      </w:r>
-      <w:r>
-        <w:rPr>
-          <w:rStyle w:val="VerbatimChar"/>
+        <w:t xml:space="preserve">Optional, written only when</w:t>
+      </w:r>
+      <w:r>
+        <w:rPr>
           <w:i/>
           <w:iCs/>
         </w:rPr>
-        <w:t xml:space="preserve">parametric_regression: WEIBULL</w:t>
-      </w:r>
-      <w:r>
-        <w:rPr>
+        <w:t xml:space="preserve"> </w:t>
+      </w:r>
+      <w:r>
+        <w:rPr>
+          <w:rStyle w:val="VerbatimChar"/>
           <w:i/>
           <w:iCs/>
         </w:rPr>
-        <w:t xml:space="preserve"> </w:t>
+        <w:t xml:space="preserve">parametric_regression: WEIBULL</w:t>
       </w:r>
       <w:r>
         <w:rPr>
           <w:i/>
           <w:iCs/>
         </w:rPr>
-        <w:t xml:space="preserve">is set. There is one</w:t>
+        <w:t xml:space="preserve"> </w:t>
       </w:r>
       <w:r>
         <w:rPr>
           <w:i/>
           <w:iCs/>
         </w:rPr>
-        <w:t xml:space="preserve"> </w:t>
-      </w:r>
-      <w:r>
-        <w:rPr>
-          <w:rStyle w:val="VerbatimChar"/>
-          <w:i/>
-          <w:iCs/>
-        </w:rPr>
-        <w:t xml:space="preserve">Weibull_By_Period</w:t>
-      </w:r>
-      <w:r>
-        <w:rPr>
-          <w:i/>
-          <w:iCs/>
-        </w:rPr>
-        <w:t xml:space="preserve">,</w:t>
-      </w:r>
-      <w:r>
-        <w:rPr>
-          <w:i/>
-          <w:iCs/>
-        </w:rPr>
-        <w:t xml:space="preserve"> </w:t>
-      </w:r>
-      <w:r>
-        <w:rPr>
-          <w:rStyle w:val="VerbatimChar"/>
-          <w:i/>
-          <w:iCs/>
-        </w:rPr>
-        <w:t xml:space="preserve">Weibull_By_Intake_Type</w:t>
-      </w:r>
-      <w:r>
-        <w:rPr>
-          <w:i/>
-          <w:iCs/>
-        </w:rPr>
-        <w:t xml:space="preserve">, or</w:t>
-      </w:r>
-      <w:r>
-        <w:rPr>
-          <w:i/>
-          <w:iCs/>
-        </w:rPr>
-        <w:t xml:space="preserve"> </w:t>
-      </w:r>
-      <w:r>
-        <w:rPr>
-          <w:rStyle w:val="VerbatimChar"/>
-          <w:i/>
-          <w:iCs/>
-        </w:rPr>
-        <w:t xml:space="preserve">Weibull_By_Animal_Group</w:t>
-      </w:r>
-      <w:r>
-        <w:rPr>
-          <w:i/>
-          <w:iCs/>
-        </w:rPr>
-        <w:t xml:space="preserve"> </w:t>
-      </w:r>
-      <w:r>
-        <w:rPr>
-          <w:i/>
-          <w:iCs/>
-        </w:rPr>
-        <w:t xml:space="preserve">sheet per qualifying predictor.</w:t>
+        <w:t xml:space="preserve">is set.</w:t>
       </w:r>
     </w:p>
     <w:p>
@@ -11240,22 +11184,32 @@
         <w:pStyle w:val="BodyText"/>
       </w:pPr>
       <w:r>
-        <w:t xml:space="preserve">A sheet whose stratifier does not qualify at all shows a note instead of the tables, and the compact companion table on the corresponding</w:t>
-      </w:r>
-      <w:r>
-        <w:t xml:space="preserve"> </w:t>
-      </w:r>
-      <w:r>
-        <w:rPr>
-          <w:rStyle w:val="VerbatimChar"/>
-        </w:rPr>
-        <w:t xml:space="preserve">By_...</w:t>
-      </w:r>
-      <w:r>
-        <w:t xml:space="preserve"> </w:t>
-      </w:r>
-      <w:r>
-        <w:t xml:space="preserve">sheet shows the same note.</w:t>
+        <w:t xml:space="preserve">This is a parametric companion to Cox on the same predictors. Its main output is</w:t>
+      </w:r>
+      <w:r>
+        <w:t xml:space="preserve"> </w:t>
+      </w:r>
+      <w:r>
+        <w:rPr>
+          <w:b/>
+          <w:bCs/>
+        </w:rPr>
+        <w:t xml:space="preserve">LOS ratios</w:t>
+      </w:r>
+      <w:r>
+        <w:t xml:space="preserve">.</w:t>
+      </w:r>
+      <w:r>
+        <w:t xml:space="preserve"> </w:t>
+      </w:r>
+      <w:r>
+        <w:t xml:space="preserve">“LOS ratio 1.30”</w:t>
+      </w:r>
+      <w:r>
+        <w:t xml:space="preserve"> </w:t>
+      </w:r>
+      <w:r>
+        <w:t xml:space="preserve">means stays run about 30% longer than the reference group, which is usually the number a practitioner actually wants, with no conversion from hazard ratios needed.</w:t>
       </w:r>
     </w:p>
     <w:p>
@@ -11263,484 +11217,7 @@
         <w:pStyle w:val="BodyText"/>
       </w:pPr>
       <w:r>
-        <w:t xml:space="preserve">Stratifying by period alone conflates two things: whatever period itself does to how long animals stay, and any shift in the</w:t>
-      </w:r>
-      <w:r>
-        <w:t xml:space="preserve"> </w:t>
-      </w:r>
-      <w:r>
-        <w:rPr>
-          <w:i/>
-          <w:iCs/>
-        </w:rPr>
-        <w:t xml:space="preserve">mix</w:t>
-      </w:r>
-      <w:r>
-        <w:t xml:space="preserve"> </w:t>
-      </w:r>
-      <w:r>
-        <w:t xml:space="preserve">of intake types and animal groups from one period to the next, such as more owner surrenders or a rising share of one animal group among intakes.</w:t>
-      </w:r>
-    </w:p>
-    <w:p>
-      <w:pPr>
-        <w:pStyle w:val="BodyText"/>
-      </w:pPr>
-      <w:r>
-        <w:t xml:space="preserve">The general Cox and Weibull regressions above already correct for that, placing intake type and animal group as covariates alongside period. But both still assume that every intake type and every animal group shares the</w:t>
-      </w:r>
-      <w:r>
-        <w:t xml:space="preserve"> </w:t>
-      </w:r>
-      <w:r>
-        <w:rPr>
-          <w:i/>
-          <w:iCs/>
-        </w:rPr>
-        <w:t xml:space="preserve">exact same shape</w:t>
-      </w:r>
-      <w:r>
-        <w:t xml:space="preserve"> </w:t>
-      </w:r>
-      <w:r>
-        <w:t xml:space="preserve">of discharge process over time. Cox’s flexible, data-driven baseline is nonetheless one baseline applied to everyone, and the general Weibull’s shape</w:t>
-      </w:r>
-      <w:r>
-        <w:t xml:space="preserve"> </w:t>
-      </w:r>
-      <w:r>
-        <w:rPr>
-          <w:rStyle w:val="VerbatimChar"/>
-        </w:rPr>
-        <w:t xml:space="preserve">k</w:t>
-      </w:r>
-      <w:r>
-        <w:t xml:space="preserve"> </w:t>
-      </w:r>
-      <w:r>
-        <w:t xml:space="preserve">is likewise a single number for the whole dataset. Neither model can tell you whether, say, stray large dogs leave care at a fundamentally different</w:t>
-      </w:r>
-      <w:r>
-        <w:t xml:space="preserve"> </w:t>
-      </w:r>
-      <w:r>
-        <w:rPr>
-          <w:i/>
-          <w:iCs/>
-        </w:rPr>
-        <w:t xml:space="preserve">pace over time</w:t>
-      </w:r>
-      <w:r>
-        <w:t xml:space="preserve"> </w:t>
-      </w:r>
-      <w:r>
-        <w:t xml:space="preserve">than owner-surrendered large dogs or stray small dogs, only whether they leave at a different</w:t>
-      </w:r>
-      <w:r>
-        <w:t xml:space="preserve"> </w:t>
-      </w:r>
-      <w:r>
-        <w:rPr>
-          <w:i/>
-          <w:iCs/>
-        </w:rPr>
-        <w:t xml:space="preserve">average rate</w:t>
-      </w:r>
-      <w:r>
-        <w:t xml:space="preserve">.</w:t>
-      </w:r>
-    </w:p>
-    <w:p>
-      <w:pPr>
-        <w:pStyle w:val="BodyText"/>
-      </w:pPr>
-      <w:r>
-        <w:t xml:space="preserve">This is what the per-predictor sheets add.</w:t>
-      </w:r>
-      <w:r>
-        <w:t xml:space="preserve"> </w:t>
-      </w:r>
-      <w:r>
-        <w:rPr>
-          <w:rStyle w:val="VerbatimChar"/>
-        </w:rPr>
-        <w:t xml:space="preserve">Weibull_By_Period</w:t>
-      </w:r>
-      <w:r>
-        <w:t xml:space="preserve"> </w:t>
-      </w:r>
-      <w:r>
-        <w:t xml:space="preserve">fits period’s LOS ratio like the general Weibull does, with the same adjustment, the same reference period, and directly comparable numbers. What it adds is that every intake type and animal group combination may have its</w:t>
-      </w:r>
-      <w:r>
-        <w:t xml:space="preserve"> </w:t>
-      </w:r>
-      <w:r>
-        <w:rPr>
-          <w:b/>
-          <w:bCs/>
-        </w:rPr>
-        <w:t xml:space="preserve">own shape of discharge over time</w:t>
-      </w:r>
-      <w:r>
-        <w:t xml:space="preserve">, instead of all being forced to share one.</w:t>
-      </w:r>
-      <w:r>
-        <w:t xml:space="preserve"> </w:t>
-      </w:r>
-      <w:r>
-        <w:rPr>
-          <w:rStyle w:val="VerbatimChar"/>
-        </w:rPr>
-        <w:t xml:space="preserve">Weibull_By_Intake_Type</w:t>
-      </w:r>
-      <w:r>
-        <w:t xml:space="preserve"> </w:t>
-      </w:r>
-      <w:r>
-        <w:t xml:space="preserve">and</w:t>
-      </w:r>
-      <w:r>
-        <w:t xml:space="preserve"> </w:t>
-      </w:r>
-      <w:r>
-        <w:rPr>
-          <w:rStyle w:val="VerbatimChar"/>
-        </w:rPr>
-        <w:t xml:space="preserve">Weibull_By_Animal_Group</w:t>
-      </w:r>
-      <w:r>
-        <w:t xml:space="preserve"> </w:t>
-      </w:r>
-      <w:r>
-        <w:t xml:space="preserve">do the same for their respective predictor’s LOS ratio while letting the</w:t>
-      </w:r>
-      <w:r>
-        <w:t xml:space="preserve"> </w:t>
-      </w:r>
-      <w:r>
-        <w:rPr>
-          <w:i/>
-          <w:iCs/>
-        </w:rPr>
-        <w:t xml:space="preserve">other</w:t>
-      </w:r>
-      <w:r>
-        <w:t xml:space="preserve"> </w:t>
-      </w:r>
-      <w:r>
-        <w:t xml:space="preserve">predictors vary in shape.</w:t>
-      </w:r>
-    </w:p>
-    <w:p>
-      <w:pPr>
-        <w:pStyle w:val="BodyText"/>
-      </w:pPr>
-      <w:r>
-        <w:t xml:space="preserve">Beside the LOS ratios, which mean exactly what they do on the</w:t>
-      </w:r>
-      <w:r>
-        <w:t xml:space="preserve"> </w:t>
-      </w:r>
-      <w:r>
-        <w:rPr>
-          <w:rStyle w:val="VerbatimChar"/>
-        </w:rPr>
-        <w:t xml:space="preserve">Weibull_Regression</w:t>
-      </w:r>
-      <w:r>
-        <w:t xml:space="preserve"> </w:t>
-      </w:r>
-      <w:r>
-        <w:t xml:space="preserve">sheet, each sheet reports a</w:t>
-      </w:r>
-      <w:r>
-        <w:t xml:space="preserve"> </w:t>
-      </w:r>
-      <w:r>
-        <w:rPr>
-          <w:b/>
-          <w:bCs/>
-        </w:rPr>
-        <w:t xml:space="preserve">shape ratio</w:t>
-      </w:r>
-      <w:r>
-        <w:t xml:space="preserve"> </w:t>
-      </w:r>
-      <w:r>
-        <w:t xml:space="preserve">for every other predictor’s levels, one dimension at a time with the others held at their reference level. A shape ratio near 1 means that predictor’s levels genuinely share one discharge shape, so the general Weibull’s assumption holds up for it. A shape ratio far from 1 means they do not: one group’s chances of leaving change with tenure in a way another group’s do not, a distinction the pooled models are structurally unable to see or report.</w:t>
-      </w:r>
-    </w:p>
-    <w:p>
-      <w:pPr>
-        <w:pStyle w:val="BodyText"/>
-      </w:pPr>
-      <w:r>
-        <w:t xml:space="preserve">Read a sheet’s LOS ratio as</w:t>
-      </w:r>
-      <w:r>
-        <w:t xml:space="preserve"> </w:t>
-      </w:r>
-      <w:r>
-        <w:t xml:space="preserve">“how much longer or shorter stays run for this predictor’s levels, once the other predictors’ shapes are allowed to differ instead of being forced to match”</w:t>
-      </w:r>
-      <w:r>
-        <w:t xml:space="preserve">. That is the same practical reading as the general Weibull’s, now checked against a narrower assumption.</w:t>
-      </w:r>
-    </w:p>
-    <w:p>
-      <w:pPr>
-        <w:pStyle w:val="BodyText"/>
-      </w:pPr>
-      <w:r>
-        <w:rPr>
-          <w:b/>
-          <w:bCs/>
-        </w:rPr>
-        <w:t xml:space="preserve">Model tests.</w:t>
-      </w:r>
-      <w:r>
-        <w:t xml:space="preserve"> </w:t>
-      </w:r>
-      <w:r>
-        <w:t xml:space="preserve">This block carries two likelihood ratios, each against the model named beside it. The first is against a Weibull with no predictors at all, which on any reasonably-sized dataset is statistically significant but not very useful. The second test is the important one. It compares this sheet’s fit against the same fit with the other predictors’ shapes allowed to vary separately in each dimension and then superimposed, rather than allowed to vary per combination. In other words, it asks whether the interaction terms earned their extra parameters.</w:t>
-      </w:r>
-    </w:p>
-    <w:p>
-      <w:pPr>
-        <w:pStyle w:val="BodyText"/>
-      </w:pPr>
-      <w:r>
-        <w:t xml:space="preserve">On a dataset thin enough that a shape per combination cannot be estimated, the sheet falls back to the by-dimension version. A</w:t>
-      </w:r>
-      <w:r>
-        <w:t xml:space="preserve"> </w:t>
-      </w:r>
-      <w:r>
-        <w:rPr>
-          <w:b/>
-          <w:bCs/>
-        </w:rPr>
-        <w:t xml:space="preserve">Shape crossing</w:t>
-      </w:r>
-      <w:r>
-        <w:t xml:space="preserve"> </w:t>
-      </w:r>
-      <w:r>
-        <w:t xml:space="preserve">row in the overview says so and names the combination that was short, and the model formula at the top always names the fit the numbers came from. The way we judge whether to include interactions is to check whether every combination of the other predictors holds at least 15 outcomes (animals that actually left, not animals still in care at the end of the window). A combination your data never produced at all counts as zero and stops the crossing the same way. One combination falling short is enough to block, so a single rare pairing can cost the whole sheet its per-combination shapes. If that happens and you want them, the fix is to merge or filter that pairing away, either as a combination or by acting on the individual levels it consists of. Avoiding sparse levels or combinations is a good idea generally.</w:t>
-      </w:r>
-    </w:p>
-    <w:p>
-      <w:pPr>
-        <w:pStyle w:val="BodyText"/>
-      </w:pPr>
-      <w:r>
-        <w:t xml:space="preserve">This Weibull with interactions is meaningful only if each of the three stratifiers has two or more levels. The fallback additive (non-interacting) Weibull is meaningful if two stratifiers each have two or more levels. If, for example, there is only one intake type, then there’s no LOS ratio to compute for intakes at all; and LOS ratios for periods have only one predictor to use (animal group) so no interaction terms exist.</w:t>
-      </w:r>
-    </w:p>
-    <w:p>
-      <w:pPr>
-        <w:pStyle w:val="BodyText"/>
-      </w:pPr>
-      <w:r>
-        <w:rPr>
-          <w:b/>
-          <w:bCs/>
-        </w:rPr>
-        <w:t xml:space="preserve">Baseline shape.</w:t>
-      </w:r>
-      <w:r>
-        <w:t xml:space="preserve"> </w:t>
-      </w:r>
-      <w:r>
-        <w:t xml:space="preserve">Above the shape ratios sits a baseline shape with its confidence interval, and it is easily misread. It is the shape of one particular combination, the one where every other predictor sits at its reference level. It is not an average across your animals.</w:t>
-      </w:r>
-    </w:p>
-    <w:p>
-      <w:pPr>
-        <w:pStyle w:val="BodyText"/>
-      </w:pPr>
-      <w:r>
-        <w:t xml:space="preserve">A group’s own shape is that baseline multiplied by the group’s shape ratio. The sheet prints it for you in the</w:t>
-      </w:r>
-      <w:r>
-        <w:t xml:space="preserve"> </w:t>
-      </w:r>
-      <w:r>
-        <w:rPr>
-          <w:rStyle w:val="VerbatimChar"/>
-        </w:rPr>
-        <w:t xml:space="preserve">own_shape_k</w:t>
-      </w:r>
-      <w:r>
-        <w:t xml:space="preserve"> </w:t>
-      </w:r>
-      <w:r>
-        <w:t xml:space="preserve">column beside the ratio, with its own confidence interval. That interval is computed separately: it is not the ratio’s interval rescaled, because a group’s own shape combines two estimated numbers and carries the uncertainty of both. The reference level’s own shape is the baseline itself, so its row is filled in too.</w:t>
-      </w:r>
-    </w:p>
-    <w:p>
-      <w:pPr>
-        <w:pStyle w:val="BodyText"/>
-      </w:pPr>
-      <w:r>
-        <w:t xml:space="preserve">That multiplication gives the group’s shape in the combinations where the</w:t>
-      </w:r>
-      <w:r>
-        <w:t xml:space="preserve"> </w:t>
-      </w:r>
-      <w:r>
-        <w:rPr>
-          <w:i/>
-          <w:iCs/>
-        </w:rPr>
-        <w:t xml:space="preserve">other</w:t>
-      </w:r>
-      <w:r>
-        <w:t xml:space="preserve"> </w:t>
-      </w:r>
-      <w:r>
-        <w:t xml:space="preserve">shape predictor also sits at its reference level. Elsewhere the fit carries a further term for the combination itself, and those are listed below the shape ratios under</w:t>
-      </w:r>
-      <w:r>
-        <w:t xml:space="preserve"> </w:t>
-      </w:r>
-      <w:r>
-        <w:rPr>
-          <w:b/>
-          <w:bCs/>
-        </w:rPr>
-        <w:t xml:space="preserve">Shape interaction terms</w:t>
-      </w:r>
-      <w:r>
-        <w:t xml:space="preserve">. A combination’s own shape is the baseline times</w:t>
-      </w:r>
-      <w:r>
-        <w:t xml:space="preserve"> </w:t>
-      </w:r>
-      <w:r>
-        <w:rPr>
-          <w:i/>
-          <w:iCs/>
-        </w:rPr>
-        <w:t xml:space="preserve">both</w:t>
-      </w:r>
-      <w:r>
-        <w:t xml:space="preserve"> </w:t>
-      </w:r>
-      <w:r>
-        <w:t xml:space="preserve">main-effect ratios times its interaction term. An interaction term is that correction, not a shape on its own, although the number looks like one. The block is there for readers who want the whole fitted model. The interaction block is absent when the sheet fell back to the by-dimension shape, which estimates no such terms.</w:t>
-      </w:r>
-    </w:p>
-    <w:p>
-      <w:pPr>
-        <w:pStyle w:val="BodyText"/>
-      </w:pPr>
-      <w:r>
-        <w:t xml:space="preserve">This is worth spelling out: a baseline close to 1 sitting above a column of ratios below 1 still means most of your population has a discharge rate that falls the longer an animal stays.</w:t>
-      </w:r>
-    </w:p>
-    <w:p>
-      <w:pPr>
-        <w:pStyle w:val="BodyText"/>
-      </w:pPr>
-      <w:r>
-        <w:t xml:space="preserve">A mixture of fast-leaving and slow-leaving groups genuinely can itself produce a shape below 1, through a sorting effect: the initial mixture gradually sheds the fast-leaving group and drifts toward the slow-leaving one. The resemblance to a Weibull is approximate rather than exact. A mixture’s hazard falls toward the slowest group’s rate and then flattens, whereas a Weibull with</w:t>
-      </w:r>
-      <w:r>
-        <w:t xml:space="preserve"> </w:t>
-      </w:r>
-      <w:r>
-        <w:rPr>
-          <w:rStyle w:val="VerbatimChar"/>
-        </w:rPr>
-        <w:t xml:space="preserve">k &lt; 1</w:t>
-      </w:r>
-      <w:r>
-        <w:t xml:space="preserve"> </w:t>
-      </w:r>
-      <w:r>
-        <w:t xml:space="preserve">has a hazard that keeps falling, so the two agree over the range you observe and part company beyond it. That is one more reason to quote the restricted mean rather than an extrapolated one. But showing that a mixture</w:t>
-      </w:r>
-      <w:r>
-        <w:t xml:space="preserve"> </w:t>
-      </w:r>
-      <w:r>
-        <w:rPr>
-          <w:i/>
-          <w:iCs/>
-        </w:rPr>
-        <w:t xml:space="preserve">could</w:t>
-      </w:r>
-      <w:r>
-        <w:t xml:space="preserve"> </w:t>
-      </w:r>
-      <w:r>
-        <w:t xml:space="preserve">explain it does not show that it</w:t>
-      </w:r>
-      <w:r>
-        <w:t xml:space="preserve"> </w:t>
-      </w:r>
-      <w:r>
-        <w:rPr>
-          <w:i/>
-          <w:iCs/>
-        </w:rPr>
-        <w:t xml:space="preserve">did</w:t>
-      </w:r>
-      <w:r>
-        <w:t xml:space="preserve">. Within an initially homogeneous cohort, the stay itself, along with related shelter policies, may impact each animal’s prospects as a function of its stay. These two effects can co-exist. Convert to per-group shapes before deciding if one is the better explanation.</w:t>
-      </w:r>
-    </w:p>
-    <w:bookmarkEnd w:id="53"/>
-    <w:bookmarkEnd w:id="54"/>
-    <w:bookmarkEnd w:id="55"/>
-    <w:bookmarkStart w:id="56" w:name="running-the-tool"/>
-    <w:p>
-      <w:pPr>
-        <w:pStyle w:val="Heading2"/>
-      </w:pPr>
-      <w:r>
-        <w:t xml:space="preserve">Running the Tool</w:t>
-      </w:r>
-    </w:p>
-    <w:p>
-      <w:pPr>
-        <w:pStyle w:val="FirstParagraph"/>
-      </w:pPr>
-      <w:r>
-        <w:t xml:space="preserve">The main entry point is</w:t>
-      </w:r>
-      <w:r>
-        <w:t xml:space="preserve"> </w:t>
-      </w:r>
-      <w:r>
-        <w:rPr>
-          <w:rStyle w:val="VerbatimChar"/>
-        </w:rPr>
-        <w:t xml:space="preserve">mlos_run_complete.R</w:t>
-      </w:r>
-      <w:r>
-        <w:t xml:space="preserve">. Run it from the command line:</w:t>
-      </w:r>
-    </w:p>
-    <w:p>
-      <w:pPr>
-        <w:pStyle w:val="SourceCode"/>
-      </w:pPr>
-      <w:r>
-        <w:rPr>
-          <w:rStyle w:val="VerbatimChar"/>
-        </w:rPr>
-        <w:t xml:space="preserve">Rscript mlos_run_complete.R [--settings FILE] [--data FILE] [--results DIR]</w:t>
-      </w:r>
-    </w:p>
-    <w:p>
-      <w:pPr>
-        <w:pStyle w:val="FirstParagraph"/>
-      </w:pPr>
-      <w:r>
-        <w:t xml:space="preserve">Defaults (if arguments are omitted):</w:t>
+        <w:t xml:space="preserve">The sheet also reports:</w:t>
       </w:r>
     </w:p>
     <w:p>
@@ -11752,16 +11229,7 @@
         </w:numPr>
       </w:pPr>
       <w:r>
-        <w:t xml:space="preserve">Settings:</w:t>
-      </w:r>
-      <w:r>
-        <w:t xml:space="preserve"> </w:t>
-      </w:r>
-      <w:r>
-        <w:rPr>
-          <w:rStyle w:val="VerbatimChar"/>
-        </w:rPr>
-        <w:t xml:space="preserve">data/OC2_settings.yaml</w:t>
+        <w:t xml:space="preserve">Hazard ratios implied by the fit, for direct comparison with the Cox sheet, to check if the two models tell the same story.</w:t>
       </w:r>
     </w:p>
     <w:p>
@@ -11773,16 +11241,52 @@
         </w:numPr>
       </w:pPr>
       <w:r>
-        <w:t xml:space="preserve">Data:</w:t>
-      </w:r>
-      <w:r>
-        <w:t xml:space="preserve"> </w:t>
-      </w:r>
-      <w:r>
-        <w:rPr>
-          <w:rStyle w:val="VerbatimChar"/>
-        </w:rPr>
-        <w:t xml:space="preserve">data/OC2_data.csv</w:t>
+        <w:t xml:space="preserve">A shape parameter</w:t>
+      </w:r>
+      <w:r>
+        <w:t xml:space="preserve"> </w:t>
+      </w:r>
+      <w:r>
+        <w:rPr>
+          <w:rStyle w:val="VerbatimChar"/>
+        </w:rPr>
+        <w:t xml:space="preserve">k</w:t>
+      </w:r>
+      <w:r>
+        <w:t xml:space="preserve"> </w:t>
+      </w:r>
+      <w:r>
+        <w:t xml:space="preserve">with a plain-language legend:</w:t>
+      </w:r>
+      <w:r>
+        <w:t xml:space="preserve"> </w:t>
+      </w:r>
+      <w:r>
+        <w:rPr>
+          <w:rStyle w:val="VerbatimChar"/>
+        </w:rPr>
+        <w:t xml:space="preserve">k &lt; 1</w:t>
+      </w:r>
+      <w:r>
+        <w:t xml:space="preserve"> </w:t>
+      </w:r>
+      <w:r>
+        <w:t xml:space="preserve">means discharge slows down the longer an animal has stayed, so there are more long residents.</w:t>
+      </w:r>
+      <w:r>
+        <w:t xml:space="preserve"> </w:t>
+      </w:r>
+      <w:r>
+        <w:rPr>
+          <w:rStyle w:val="VerbatimChar"/>
+        </w:rPr>
+        <w:t xml:space="preserve">k &gt; 1</w:t>
+      </w:r>
+      <w:r>
+        <w:t xml:space="preserve"> </w:t>
+      </w:r>
+      <w:r>
+        <w:t xml:space="preserve">means discharge speeds up the longer an animal has stayed, so there are fewer long residents.</w:t>
       </w:r>
     </w:p>
     <w:p>
@@ -11794,6 +11298,896 @@
         </w:numPr>
       </w:pPr>
       <w:r>
+        <w:t xml:space="preserve">A crude fit that drops the intake-type and animal-group terms and keeps only period, so the LOS ratio may still vary by period while a single shape covers the whole dataset. Comparing that shape against the main fit’s is the heterogeneity diagnostic: a mixture of fast-leaving and slow-leaving groups produces a declining hazard on its own, so a pooled shape below 1 may reflect composition rather than any change in an individual animal’s prospects. Period is kept because it cannot produce that effect. A stay crossing a boundary is split into one row per period, so period describes when care was delivered rather than a group an animal belongs to, and there is no persistent membership for the population to sort on. When only one period holds data, this fit has no predictors at all.</w:t>
+      </w:r>
+    </w:p>
+    <w:p>
+      <w:pPr>
+        <w:pStyle w:val="FirstParagraph"/>
+      </w:pPr>
+      <w:r>
+        <w:t xml:space="preserve">What the Weibull adds over Cox is the LOS ratio without conversion, the shape</w:t>
+      </w:r>
+      <w:r>
+        <w:t xml:space="preserve"> </w:t>
+      </w:r>
+      <w:r>
+        <w:rPr>
+          <w:rStyle w:val="VerbatimChar"/>
+        </w:rPr>
+        <w:t xml:space="preserve">k</w:t>
+      </w:r>
+      <w:r>
+        <w:t xml:space="preserve"> </w:t>
+      </w:r>
+      <w:r>
+        <w:t xml:space="preserve">as a number in its own right, and estimates that extend past the last stay in the data. What it costs is the assumption that stay lengths follow a Weibull distribution, which the implied hazard ratios are the check on. It is not the model to reach for on thin data: Cox handles a sparse dataset more comfortably, not less, because its baseline is estimated out of the way rather than fitted alongside the coefficients.</w:t>
+      </w:r>
+    </w:p>
+    <w:p>
+      <w:pPr>
+        <w:pStyle w:val="BodyText"/>
+      </w:pPr>
+      <w:r>
+        <w:t xml:space="preserve">A</w:t>
+      </w:r>
+      <w:r>
+        <w:t xml:space="preserve"> </w:t>
+      </w:r>
+      <w:r>
+        <w:t xml:space="preserve">“Fit stability”</w:t>
+      </w:r>
+      <w:r>
+        <w:t xml:space="preserve"> </w:t>
+      </w:r>
+      <w:r>
+        <w:t xml:space="preserve">row near the top says whether the fit reached a maximum the confidence intervals can be computed from exactly, or whether they are approximations. The estimates are reported either way.</w:t>
+      </w:r>
+    </w:p>
+    <w:bookmarkEnd w:id="53"/>
+    <w:bookmarkStart w:id="54" w:name="the-per-predictor-weibull-sheets"/>
+    <w:p>
+      <w:pPr>
+        <w:pStyle w:val="Heading4"/>
+      </w:pPr>
+      <w:r>
+        <w:t xml:space="preserve">The per-predictor Weibull sheets</w:t>
+      </w:r>
+    </w:p>
+    <w:p>
+      <w:pPr>
+        <w:pStyle w:val="FirstParagraph"/>
+      </w:pPr>
+      <w:r>
+        <w:rPr>
+          <w:i/>
+          <w:iCs/>
+        </w:rPr>
+        <w:t xml:space="preserve">Optional, written only when</w:t>
+      </w:r>
+      <w:r>
+        <w:rPr>
+          <w:i/>
+          <w:iCs/>
+        </w:rPr>
+        <w:t xml:space="preserve"> </w:t>
+      </w:r>
+      <w:r>
+        <w:rPr>
+          <w:rStyle w:val="VerbatimChar"/>
+          <w:i/>
+          <w:iCs/>
+        </w:rPr>
+        <w:t xml:space="preserve">parametric_regression: WEIBULL</w:t>
+      </w:r>
+      <w:r>
+        <w:rPr>
+          <w:i/>
+          <w:iCs/>
+        </w:rPr>
+        <w:t xml:space="preserve"> </w:t>
+      </w:r>
+      <w:r>
+        <w:rPr>
+          <w:i/>
+          <w:iCs/>
+        </w:rPr>
+        <w:t xml:space="preserve">is set. There is one</w:t>
+      </w:r>
+      <w:r>
+        <w:rPr>
+          <w:i/>
+          <w:iCs/>
+        </w:rPr>
+        <w:t xml:space="preserve"> </w:t>
+      </w:r>
+      <w:r>
+        <w:rPr>
+          <w:rStyle w:val="VerbatimChar"/>
+          <w:i/>
+          <w:iCs/>
+        </w:rPr>
+        <w:t xml:space="preserve">Weibull_By_Period</w:t>
+      </w:r>
+      <w:r>
+        <w:rPr>
+          <w:i/>
+          <w:iCs/>
+        </w:rPr>
+        <w:t xml:space="preserve">,</w:t>
+      </w:r>
+      <w:r>
+        <w:rPr>
+          <w:i/>
+          <w:iCs/>
+        </w:rPr>
+        <w:t xml:space="preserve"> </w:t>
+      </w:r>
+      <w:r>
+        <w:rPr>
+          <w:rStyle w:val="VerbatimChar"/>
+          <w:i/>
+          <w:iCs/>
+        </w:rPr>
+        <w:t xml:space="preserve">Weibull_By_Intake_Type</w:t>
+      </w:r>
+      <w:r>
+        <w:rPr>
+          <w:i/>
+          <w:iCs/>
+        </w:rPr>
+        <w:t xml:space="preserve">, or</w:t>
+      </w:r>
+      <w:r>
+        <w:rPr>
+          <w:i/>
+          <w:iCs/>
+        </w:rPr>
+        <w:t xml:space="preserve"> </w:t>
+      </w:r>
+      <w:r>
+        <w:rPr>
+          <w:rStyle w:val="VerbatimChar"/>
+          <w:i/>
+          <w:iCs/>
+        </w:rPr>
+        <w:t xml:space="preserve">Weibull_By_Animal_Group</w:t>
+      </w:r>
+      <w:r>
+        <w:rPr>
+          <w:i/>
+          <w:iCs/>
+        </w:rPr>
+        <w:t xml:space="preserve"> </w:t>
+      </w:r>
+      <w:r>
+        <w:rPr>
+          <w:i/>
+          <w:iCs/>
+        </w:rPr>
+        <w:t xml:space="preserve">sheet per qualifying predictor.</w:t>
+      </w:r>
+    </w:p>
+    <w:p>
+      <w:pPr>
+        <w:pStyle w:val="BodyText"/>
+      </w:pPr>
+      <w:r>
+        <w:t xml:space="preserve">A sheet whose stratifier does not qualify at all shows a note instead of the tables, and the compact companion table on the corresponding</w:t>
+      </w:r>
+      <w:r>
+        <w:t xml:space="preserve"> </w:t>
+      </w:r>
+      <w:r>
+        <w:rPr>
+          <w:rStyle w:val="VerbatimChar"/>
+        </w:rPr>
+        <w:t xml:space="preserve">By_...</w:t>
+      </w:r>
+      <w:r>
+        <w:t xml:space="preserve"> </w:t>
+      </w:r>
+      <w:r>
+        <w:t xml:space="preserve">sheet shows the same note.</w:t>
+      </w:r>
+    </w:p>
+    <w:p>
+      <w:pPr>
+        <w:pStyle w:val="BodyText"/>
+      </w:pPr>
+      <w:r>
+        <w:t xml:space="preserve">Stratifying by period alone conflates two things: whatever period itself does to how long animals stay, and any shift in the</w:t>
+      </w:r>
+      <w:r>
+        <w:t xml:space="preserve"> </w:t>
+      </w:r>
+      <w:r>
+        <w:rPr>
+          <w:i/>
+          <w:iCs/>
+        </w:rPr>
+        <w:t xml:space="preserve">mix</w:t>
+      </w:r>
+      <w:r>
+        <w:t xml:space="preserve"> </w:t>
+      </w:r>
+      <w:r>
+        <w:t xml:space="preserve">of intake types and animal groups from one period to the next, such as more owner surrenders or a rising share of one animal group among intakes.</w:t>
+      </w:r>
+    </w:p>
+    <w:p>
+      <w:pPr>
+        <w:pStyle w:val="BodyText"/>
+      </w:pPr>
+      <w:r>
+        <w:t xml:space="preserve">The general Cox and Weibull regressions above already correct for that, placing intake type and animal group as covariates alongside period. But both still assume that every intake type and every animal group shares the</w:t>
+      </w:r>
+      <w:r>
+        <w:t xml:space="preserve"> </w:t>
+      </w:r>
+      <w:r>
+        <w:rPr>
+          <w:i/>
+          <w:iCs/>
+        </w:rPr>
+        <w:t xml:space="preserve">exact same shape</w:t>
+      </w:r>
+      <w:r>
+        <w:t xml:space="preserve"> </w:t>
+      </w:r>
+      <w:r>
+        <w:t xml:space="preserve">of discharge process over time. Cox’s flexible, data-driven baseline is nonetheless one baseline applied to everyone, and the general Weibull’s shape</w:t>
+      </w:r>
+      <w:r>
+        <w:t xml:space="preserve"> </w:t>
+      </w:r>
+      <w:r>
+        <w:rPr>
+          <w:rStyle w:val="VerbatimChar"/>
+        </w:rPr>
+        <w:t xml:space="preserve">k</w:t>
+      </w:r>
+      <w:r>
+        <w:t xml:space="preserve"> </w:t>
+      </w:r>
+      <w:r>
+        <w:t xml:space="preserve">is likewise a single number for the whole dataset. Neither model can tell you whether, say, stray large dogs leave care at a fundamentally different</w:t>
+      </w:r>
+      <w:r>
+        <w:t xml:space="preserve"> </w:t>
+      </w:r>
+      <w:r>
+        <w:rPr>
+          <w:i/>
+          <w:iCs/>
+        </w:rPr>
+        <w:t xml:space="preserve">pace over time</w:t>
+      </w:r>
+      <w:r>
+        <w:t xml:space="preserve"> </w:t>
+      </w:r>
+      <w:r>
+        <w:t xml:space="preserve">than owner-surrendered large dogs or stray small dogs, only whether they leave at a different</w:t>
+      </w:r>
+      <w:r>
+        <w:t xml:space="preserve"> </w:t>
+      </w:r>
+      <w:r>
+        <w:rPr>
+          <w:i/>
+          <w:iCs/>
+        </w:rPr>
+        <w:t xml:space="preserve">average rate</w:t>
+      </w:r>
+      <w:r>
+        <w:t xml:space="preserve">.</w:t>
+      </w:r>
+    </w:p>
+    <w:p>
+      <w:pPr>
+        <w:pStyle w:val="BodyText"/>
+      </w:pPr>
+      <w:r>
+        <w:t xml:space="preserve">This is what the per-predictor sheets add.</w:t>
+      </w:r>
+      <w:r>
+        <w:t xml:space="preserve"> </w:t>
+      </w:r>
+      <w:r>
+        <w:rPr>
+          <w:rStyle w:val="VerbatimChar"/>
+        </w:rPr>
+        <w:t xml:space="preserve">Weibull_By_Period</w:t>
+      </w:r>
+      <w:r>
+        <w:t xml:space="preserve"> </w:t>
+      </w:r>
+      <w:r>
+        <w:t xml:space="preserve">fits period’s LOS ratio like the general Weibull does, with the same adjustment, the same reference period, and directly comparable numbers. What it adds is that intake types may have their</w:t>
+      </w:r>
+      <w:r>
+        <w:t xml:space="preserve"> </w:t>
+      </w:r>
+      <w:r>
+        <w:rPr>
+          <w:b/>
+          <w:bCs/>
+        </w:rPr>
+        <w:t xml:space="preserve">own shape of discharge over time</w:t>
+      </w:r>
+      <w:r>
+        <w:t xml:space="preserve">, and animal groups theirs, instead of all being forced to share one.</w:t>
+      </w:r>
+      <w:r>
+        <w:t xml:space="preserve"> </w:t>
+      </w:r>
+      <w:r>
+        <w:rPr>
+          <w:rStyle w:val="VerbatimChar"/>
+        </w:rPr>
+        <w:t xml:space="preserve">Weibull_By_Intake_Type</w:t>
+      </w:r>
+      <w:r>
+        <w:t xml:space="preserve"> </w:t>
+      </w:r>
+      <w:r>
+        <w:t xml:space="preserve">and</w:t>
+      </w:r>
+      <w:r>
+        <w:t xml:space="preserve"> </w:t>
+      </w:r>
+      <w:r>
+        <w:rPr>
+          <w:rStyle w:val="VerbatimChar"/>
+        </w:rPr>
+        <w:t xml:space="preserve">Weibull_By_Animal_Group</w:t>
+      </w:r>
+      <w:r>
+        <w:t xml:space="preserve"> </w:t>
+      </w:r>
+      <w:r>
+        <w:t xml:space="preserve">do the same for their respective predictor’s LOS ratio while letting the</w:t>
+      </w:r>
+      <w:r>
+        <w:t xml:space="preserve"> </w:t>
+      </w:r>
+      <w:r>
+        <w:rPr>
+          <w:i/>
+          <w:iCs/>
+        </w:rPr>
+        <w:t xml:space="preserve">other</w:t>
+      </w:r>
+      <w:r>
+        <w:t xml:space="preserve"> </w:t>
+      </w:r>
+      <w:r>
+        <w:t xml:space="preserve">predictors vary in shape.</w:t>
+      </w:r>
+    </w:p>
+    <w:p>
+      <w:pPr>
+        <w:pStyle w:val="BodyText"/>
+      </w:pPr>
+      <w:r>
+        <w:t xml:space="preserve">Beside the LOS ratios, which mean exactly what they do on the</w:t>
+      </w:r>
+      <w:r>
+        <w:t xml:space="preserve"> </w:t>
+      </w:r>
+      <w:r>
+        <w:rPr>
+          <w:rStyle w:val="VerbatimChar"/>
+        </w:rPr>
+        <w:t xml:space="preserve">Weibull_Regression</w:t>
+      </w:r>
+      <w:r>
+        <w:t xml:space="preserve"> </w:t>
+      </w:r>
+      <w:r>
+        <w:t xml:space="preserve">sheet, each sheet reports a</w:t>
+      </w:r>
+      <w:r>
+        <w:t xml:space="preserve"> </w:t>
+      </w:r>
+      <w:r>
+        <w:rPr>
+          <w:b/>
+          <w:bCs/>
+        </w:rPr>
+        <w:t xml:space="preserve">shape ratio</w:t>
+      </w:r>
+      <w:r>
+        <w:t xml:space="preserve"> </w:t>
+      </w:r>
+      <w:r>
+        <w:t xml:space="preserve">for every other predictor’s levels. A shape ratio near 1 means that predictor’s levels genuinely share one discharge shape, so the general Weibull’s assumption holds up for it. A shape ratio far from 1 means they do not: one group’s chances of leaving change with tenure in a way another group’s do not, a distinction the pooled models are structurally unable to see or report.</w:t>
+      </w:r>
+    </w:p>
+    <w:p>
+      <w:pPr>
+        <w:pStyle w:val="BodyText"/>
+      </w:pPr>
+      <w:r>
+        <w:t xml:space="preserve">A sheet’s LOS ratio tells you how much longer or shorter stays run for the corresponding predictor’s levels, once the other predictors’ shapes are allowed to differ. That is the same practical reading as the general Weibull’s, but with a narrower assumption.</w:t>
+      </w:r>
+    </w:p>
+    <w:p>
+      <w:pPr>
+        <w:pStyle w:val="BodyText"/>
+      </w:pPr>
+      <w:r>
+        <w:rPr>
+          <w:b/>
+          <w:bCs/>
+        </w:rPr>
+        <w:t xml:space="preserve">Model tests.</w:t>
+      </w:r>
+      <w:r>
+        <w:t xml:space="preserve"> </w:t>
+      </w:r>
+      <w:r>
+        <w:t xml:space="preserve">This block carries a likelihood ratio against a Weibull with no predictors at all, which on any reasonably-sized dataset is statistically significant but not very useful.</w:t>
+      </w:r>
+    </w:p>
+    <w:p>
+      <w:pPr>
+        <w:pStyle w:val="BodyText"/>
+      </w:pPr>
+      <w:r>
+        <w:t xml:space="preserve">A</w:t>
+      </w:r>
+      <w:r>
+        <w:t xml:space="preserve"> </w:t>
+      </w:r>
+      <w:r>
+        <w:t xml:space="preserve">“Shape crossing”</w:t>
+      </w:r>
+      <w:r>
+        <w:t xml:space="preserve"> </w:t>
+      </w:r>
+      <w:r>
+        <w:t xml:space="preserve">row in the overview says which shape formula produced the numbers and why it was that one, and the model formula at the top names the fit itself. On a default run it reports the by-dimension shape described here.</w:t>
+      </w:r>
+    </w:p>
+    <w:p>
+      <w:pPr>
+        <w:pStyle w:val="BodyText"/>
+      </w:pPr>
+      <w:r>
+        <w:rPr>
+          <w:b/>
+          <w:bCs/>
+        </w:rPr>
+        <w:t xml:space="preserve">Baseline shape.</w:t>
+      </w:r>
+      <w:r>
+        <w:t xml:space="preserve"> </w:t>
+      </w:r>
+      <w:r>
+        <w:t xml:space="preserve">Above the shape ratios sits a baseline shape with its confidence interval, and it is easily misread. It is the shape of one particular combination, the one where every other predictor sits at its reference level. It is not an average across your animals.</w:t>
+      </w:r>
+    </w:p>
+    <w:p>
+      <w:pPr>
+        <w:pStyle w:val="BodyText"/>
+      </w:pPr>
+      <w:r>
+        <w:t xml:space="preserve">A group’s own shape is that baseline multiplied by the group’s shape ratio. The sheet prints it for you in the</w:t>
+      </w:r>
+      <w:r>
+        <w:t xml:space="preserve"> </w:t>
+      </w:r>
+      <w:r>
+        <w:rPr>
+          <w:rStyle w:val="VerbatimChar"/>
+        </w:rPr>
+        <w:t xml:space="preserve">own_shape_k</w:t>
+      </w:r>
+      <w:r>
+        <w:t xml:space="preserve"> </w:t>
+      </w:r>
+      <w:r>
+        <w:t xml:space="preserve">column beside the ratio, with its own confidence interval. That interval is computed separately: it is not the ratio’s interval rescaled, because a group’s own shape combines two estimated numbers and carries the uncertainty of both. The reference level’s own shape is the baseline itself, so its row is filled in too.</w:t>
+      </w:r>
+    </w:p>
+    <w:p>
+      <w:pPr>
+        <w:pStyle w:val="BodyText"/>
+      </w:pPr>
+      <w:r>
+        <w:t xml:space="preserve">That multiplication gives the group’s shape in the combinations where the</w:t>
+      </w:r>
+      <w:r>
+        <w:t xml:space="preserve"> </w:t>
+      </w:r>
+      <w:r>
+        <w:rPr>
+          <w:i/>
+          <w:iCs/>
+        </w:rPr>
+        <w:t xml:space="preserve">other</w:t>
+      </w:r>
+      <w:r>
+        <w:t xml:space="preserve"> </w:t>
+      </w:r>
+      <w:r>
+        <w:t xml:space="preserve">shape predictor also sits at its reference level, so the</w:t>
+      </w:r>
+      <w:r>
+        <w:t xml:space="preserve"> </w:t>
+      </w:r>
+      <w:r>
+        <w:rPr>
+          <w:rStyle w:val="VerbatimChar"/>
+        </w:rPr>
+        <w:t xml:space="preserve">own_shape_k</w:t>
+      </w:r>
+      <w:r>
+        <w:t xml:space="preserve"> </w:t>
+      </w:r>
+      <w:r>
+        <w:t xml:space="preserve">column describes one cell rather than the group across the board. Elsewhere the group’s ratio still applies, multiplied by the other predictor’s ratio: on</w:t>
+      </w:r>
+      <w:r>
+        <w:t xml:space="preserve"> </w:t>
+      </w:r>
+      <w:r>
+        <w:rPr>
+          <w:b/>
+          <w:bCs/>
+        </w:rPr>
+        <w:t xml:space="preserve">OC2</w:t>
+      </w:r>
+      <w:r>
+        <w:t xml:space="preserve">, LARGE’s own shape reads 0.67 in the reference intake type and works out to 0.52 in RET and 0.69 in OWNER.</w:t>
+      </w:r>
+    </w:p>
+    <w:p>
+      <w:pPr>
+        <w:pStyle w:val="BodyText"/>
+      </w:pPr>
+      <w:r>
+        <w:t xml:space="preserve">A baseline close to 1 sitting above a column of ratios below 1 still means most of your population has a discharge rate that falls the longer an animal stays.</w:t>
+      </w:r>
+    </w:p>
+    <w:p>
+      <w:pPr>
+        <w:pStyle w:val="BodyText"/>
+      </w:pPr>
+      <w:r>
+        <w:t xml:space="preserve">A mixture of fast-leaving and slow-leaving groups genuinely can itself produce a shape below 1, through a sorting effect: the initial mixture gradually sheds the fast-leaving group and drifts toward the slow-leaving one. The resemblance to a Weibull is only approximate. A mixture’s hazard falls toward the slowest group’s rate and then flattens, whereas a Weibull with</w:t>
+      </w:r>
+      <w:r>
+        <w:t xml:space="preserve"> </w:t>
+      </w:r>
+      <w:r>
+        <w:rPr>
+          <w:rStyle w:val="VerbatimChar"/>
+        </w:rPr>
+        <w:t xml:space="preserve">k &lt; 1</w:t>
+      </w:r>
+      <w:r>
+        <w:t xml:space="preserve"> </w:t>
+      </w:r>
+      <w:r>
+        <w:t xml:space="preserve">has a hazard that keeps falling, so the two agree over the range you observe and part company beyond it. That is one more reason to quote the restricted mean rather than an extrapolated one. But showing that a mixture</w:t>
+      </w:r>
+      <w:r>
+        <w:t xml:space="preserve"> </w:t>
+      </w:r>
+      <w:r>
+        <w:rPr>
+          <w:i/>
+          <w:iCs/>
+        </w:rPr>
+        <w:t xml:space="preserve">could</w:t>
+      </w:r>
+      <w:r>
+        <w:t xml:space="preserve"> </w:t>
+      </w:r>
+      <w:r>
+        <w:t xml:space="preserve">explain it does not show that it</w:t>
+      </w:r>
+      <w:r>
+        <w:t xml:space="preserve"> </w:t>
+      </w:r>
+      <w:r>
+        <w:rPr>
+          <w:i/>
+          <w:iCs/>
+        </w:rPr>
+        <w:t xml:space="preserve">did</w:t>
+      </w:r>
+      <w:r>
+        <w:t xml:space="preserve">. Within an initially homogeneous cohort, the stay itself, along with related shelter policies, may impact each animal’s prospects as a function of its stay. These two effects can co-exist. Convert to per-group shapes before deciding if one is the better explanation.</w:t>
+      </w:r>
+    </w:p>
+    <w:bookmarkEnd w:id="54"/>
+    <w:bookmarkStart w:id="55" w:name="shapes-per-combination-on-those-sheets"/>
+    <w:p>
+      <w:pPr>
+        <w:pStyle w:val="Heading4"/>
+      </w:pPr>
+      <w:r>
+        <w:t xml:space="preserve">Shapes per combination on those sheets</w:t>
+      </w:r>
+    </w:p>
+    <w:p>
+      <w:pPr>
+        <w:pStyle w:val="FirstParagraph"/>
+      </w:pPr>
+      <w:r>
+        <w:rPr>
+          <w:i/>
+          <w:iCs/>
+        </w:rPr>
+        <w:t xml:space="preserve">Advanced, and a work in progress. Skip this if</w:t>
+      </w:r>
+      <w:r>
+        <w:rPr>
+          <w:i/>
+          <w:iCs/>
+        </w:rPr>
+        <w:t xml:space="preserve"> </w:t>
+      </w:r>
+      <w:r>
+        <w:rPr>
+          <w:rStyle w:val="VerbatimChar"/>
+          <w:i/>
+          <w:iCs/>
+        </w:rPr>
+        <w:t xml:space="preserve">weibull_shape_crossing</w:t>
+      </w:r>
+      <w:r>
+        <w:rPr>
+          <w:i/>
+          <w:iCs/>
+        </w:rPr>
+        <w:t xml:space="preserve"> </w:t>
+      </w:r>
+      <w:r>
+        <w:rPr>
+          <w:i/>
+          <w:iCs/>
+        </w:rPr>
+        <w:t xml:space="preserve">is false (its default).</w:t>
+      </w:r>
+    </w:p>
+    <w:p>
+      <w:pPr>
+        <w:pStyle w:val="BodyText"/>
+      </w:pPr>
+      <w:r>
+        <w:t xml:space="preserve">By default each shape</w:t>
+      </w:r>
+      <w:r>
+        <w:t xml:space="preserve"> </w:t>
+      </w:r>
+      <w:r>
+        <w:rPr>
+          <w:i/>
+          <w:iCs/>
+        </w:rPr>
+        <w:t xml:space="preserve">dimension</w:t>
+      </w:r>
+      <w:r>
+        <w:t xml:space="preserve"> </w:t>
+      </w:r>
+      <w:r>
+        <w:t xml:space="preserve">carries its own effect, so an intake type shifts the shape by the same factor in every animal group. Setting</w:t>
+      </w:r>
+      <w:r>
+        <w:t xml:space="preserve"> </w:t>
+      </w:r>
+      <w:r>
+        <w:rPr>
+          <w:rStyle w:val="VerbatimChar"/>
+        </w:rPr>
+        <w:t xml:space="preserve">weibull_shape_crossing: true</w:t>
+      </w:r>
+      <w:r>
+        <w:t xml:space="preserve"> </w:t>
+      </w:r>
+      <w:r>
+        <w:t xml:space="preserve">instead gives every intake-type and animal-group</w:t>
+      </w:r>
+      <w:r>
+        <w:t xml:space="preserve"> </w:t>
+      </w:r>
+      <w:r>
+        <w:rPr>
+          <w:b/>
+          <w:bCs/>
+        </w:rPr>
+        <w:t xml:space="preserve">combination</w:t>
+      </w:r>
+      <w:r>
+        <w:t xml:space="preserve"> </w:t>
+      </w:r>
+      <w:r>
+        <w:t xml:space="preserve">its own shape. Leave it off unless the shape structure itself is what you are studying: a run in which any sheet crosses its shapes gets no shape recommendation in the findings deck at all.</w:t>
+      </w:r>
+    </w:p>
+    <w:p>
+      <w:pPr>
+        <w:pStyle w:val="BodyText"/>
+      </w:pPr>
+      <w:r>
+        <w:t xml:space="preserve">It needs all three stratifiers to have two or more levels, since with two stratifiers there is only one other predictor and nothing to cross. It also spends a parameter on every combination, so a combination holding fewer than 5 outcomes (animals that actually left, not animals still in care at the end of the window) blocks it, and a combination your data never produced counts as zero and blocks it the same way. One short combination is enough, so a single rare pairing costs the whole sheet its per-combination shapes and it falls back to the by-dimension version, with the reason on the</w:t>
+      </w:r>
+      <w:r>
+        <w:t xml:space="preserve"> </w:t>
+      </w:r>
+      <w:r>
+        <w:t xml:space="preserve">“Shape crossing”</w:t>
+      </w:r>
+      <w:r>
+        <w:t xml:space="preserve"> </w:t>
+      </w:r>
+      <w:r>
+        <w:t xml:space="preserve">row. If that happens and you want the crossing, the fix is to merge or filter that pairing away, either as a combination or by acting on the individual levels it consists of. Avoiding sparse levels or combinations is a good idea generally.</w:t>
+      </w:r>
+    </w:p>
+    <w:p>
+      <w:pPr>
+        <w:pStyle w:val="BodyText"/>
+      </w:pPr>
+      <w:r>
+        <w:t xml:space="preserve">A crossed sheet’s</w:t>
+      </w:r>
+      <w:r>
+        <w:t xml:space="preserve"> </w:t>
+      </w:r>
+      <w:r>
+        <w:rPr>
+          <w:b/>
+          <w:bCs/>
+        </w:rPr>
+        <w:t xml:space="preserve">Model tests</w:t>
+      </w:r>
+      <w:r>
+        <w:t xml:space="preserve"> </w:t>
+      </w:r>
+      <w:r>
+        <w:t xml:space="preserve">block carries a second likelihood ratio, against the same fit without the interaction terms, and that test is the interesting one: it asks whether the interaction terms earned their extra parameters.</w:t>
+      </w:r>
+    </w:p>
+    <w:p>
+      <w:pPr>
+        <w:pStyle w:val="BodyText"/>
+      </w:pPr>
+      <w:r>
+        <w:t xml:space="preserve">A crossed sheet also carries a further term for each combination itself, listed below the shape ratios under</w:t>
+      </w:r>
+      <w:r>
+        <w:t xml:space="preserve"> </w:t>
+      </w:r>
+      <w:r>
+        <w:t xml:space="preserve">“Shape interaction terms”</w:t>
+      </w:r>
+      <w:r>
+        <w:t xml:space="preserve">. A combination’s own shape is then the baseline times</w:t>
+      </w:r>
+      <w:r>
+        <w:t xml:space="preserve"> </w:t>
+      </w:r>
+      <w:r>
+        <w:rPr>
+          <w:i/>
+          <w:iCs/>
+        </w:rPr>
+        <w:t xml:space="preserve">both</w:t>
+      </w:r>
+      <w:r>
+        <w:t xml:space="preserve"> </w:t>
+      </w:r>
+      <w:r>
+        <w:t xml:space="preserve">main-effect ratios times its interaction term. An interaction term is that correction, not a shape on its own, although the number looks like one. The block is there for readers who want the whole fitted model, and a sheet whose shapes were not crossed leaves it out, having estimated no such terms.</w:t>
+      </w:r>
+    </w:p>
+    <w:bookmarkEnd w:id="55"/>
+    <w:bookmarkEnd w:id="56"/>
+    <w:bookmarkEnd w:id="57"/>
+    <w:bookmarkStart w:id="58" w:name="running-the-tool"/>
+    <w:p>
+      <w:pPr>
+        <w:pStyle w:val="Heading2"/>
+      </w:pPr>
+      <w:r>
+        <w:t xml:space="preserve">Running the Tool</w:t>
+      </w:r>
+    </w:p>
+    <w:p>
+      <w:pPr>
+        <w:pStyle w:val="FirstParagraph"/>
+      </w:pPr>
+      <w:r>
+        <w:t xml:space="preserve">The main entry point is</w:t>
+      </w:r>
+      <w:r>
+        <w:t xml:space="preserve"> </w:t>
+      </w:r>
+      <w:r>
+        <w:rPr>
+          <w:rStyle w:val="VerbatimChar"/>
+        </w:rPr>
+        <w:t xml:space="preserve">mlos_run_complete.R</w:t>
+      </w:r>
+      <w:r>
+        <w:t xml:space="preserve">. Run it from the command line:</w:t>
+      </w:r>
+    </w:p>
+    <w:p>
+      <w:pPr>
+        <w:pStyle w:val="SourceCode"/>
+      </w:pPr>
+      <w:r>
+        <w:rPr>
+          <w:rStyle w:val="VerbatimChar"/>
+        </w:rPr>
+        <w:t xml:space="preserve">Rscript mlos_run_complete.R [--settings FILE] [--data FILE] [--results DIR]</w:t>
+      </w:r>
+    </w:p>
+    <w:p>
+      <w:pPr>
+        <w:pStyle w:val="FirstParagraph"/>
+      </w:pPr>
+      <w:r>
+        <w:t xml:space="preserve">Defaults (if arguments are omitted):</w:t>
+      </w:r>
+    </w:p>
+    <w:p>
+      <w:pPr>
+        <w:pStyle w:val="Compact"/>
+        <w:numPr>
+          <w:ilvl w:val="0"/>
+          <w:numId w:val="1036"/>
+        </w:numPr>
+      </w:pPr>
+      <w:r>
+        <w:t xml:space="preserve">Settings:</w:t>
+      </w:r>
+      <w:r>
+        <w:t xml:space="preserve"> </w:t>
+      </w:r>
+      <w:r>
+        <w:rPr>
+          <w:rStyle w:val="VerbatimChar"/>
+        </w:rPr>
+        <w:t xml:space="preserve">data/OC2_settings.yaml</w:t>
+      </w:r>
+    </w:p>
+    <w:p>
+      <w:pPr>
+        <w:pStyle w:val="Compact"/>
+        <w:numPr>
+          <w:ilvl w:val="0"/>
+          <w:numId w:val="1036"/>
+        </w:numPr>
+      </w:pPr>
+      <w:r>
+        <w:t xml:space="preserve">Data:</w:t>
+      </w:r>
+      <w:r>
+        <w:t xml:space="preserve"> </w:t>
+      </w:r>
+      <w:r>
+        <w:rPr>
+          <w:rStyle w:val="VerbatimChar"/>
+        </w:rPr>
+        <w:t xml:space="preserve">data/OC2_data.csv</w:t>
+      </w:r>
+    </w:p>
+    <w:p>
+      <w:pPr>
+        <w:pStyle w:val="Compact"/>
+        <w:numPr>
+          <w:ilvl w:val="0"/>
+          <w:numId w:val="1036"/>
+        </w:numPr>
+      </w:pPr>
+      <w:r>
         <w:t xml:space="preserve">Results directory:</w:t>
       </w:r>
       <w:r>
@@ -12011,8 +12405,8 @@
         </w:pict>
       </w:r>
     </w:p>
-    <w:bookmarkEnd w:id="56"/>
-    <w:bookmarkStart w:id="64" w:name="data-file-csv"/>
+    <w:bookmarkEnd w:id="58"/>
+    <w:bookmarkStart w:id="66" w:name="data-file-csv"/>
     <w:p>
       <w:pPr>
         <w:pStyle w:val="Heading2"/>
@@ -12068,7 +12462,7 @@
         <w:t xml:space="preserve">.</w:t>
       </w:r>
     </w:p>
-    <w:bookmarkStart w:id="57" w:name="mandatory-columns"/>
+    <w:bookmarkStart w:id="59" w:name="mandatory-columns"/>
     <w:p>
       <w:pPr>
         <w:pStyle w:val="Heading3"/>
@@ -12212,7 +12606,33 @@
               <w:t xml:space="preserve">“unclassified exit”</w:t>
             </w:r>
             <w:r>
-              <w:t xml:space="preserve">; see the warning below.</w:t>
+              <w:t xml:space="preserve">; see the warning below. Blank alongside a non-blank</w:t>
+            </w:r>
+            <w:r>
+              <w:t xml:space="preserve"> </w:t>
+            </w:r>
+            <w:r>
+              <w:rPr>
+                <w:rStyle w:val="VerbatimChar"/>
+              </w:rPr>
+              <w:t xml:space="preserve">outcome_type</w:t>
+            </w:r>
+            <w:r>
+              <w:t xml:space="preserve">, it is a data error; see</w:t>
+            </w:r>
+            <w:r>
+              <w:t xml:space="preserve"> </w:t>
+            </w:r>
+            <w:hyperlink w:anchor="discard_bad_rows">
+              <w:r>
+                <w:rPr>
+                  <w:rStyle w:val="VerbatimChar"/>
+                </w:rPr>
+                <w:t xml:space="preserve">discard_bad_rows</w:t>
+              </w:r>
+            </w:hyperlink>
+            <w:r>
+              <w:t xml:space="preserve">.</w:t>
             </w:r>
           </w:p>
         </w:tc>
@@ -12269,7 +12689,36 @@
               <w:t xml:space="preserve"> </w:t>
             </w:r>
             <w:r>
-              <w:t xml:space="preserve">is an unclassified exit; see warning below.</w:t>
+              <w:t xml:space="preserve">is an unclassified exit; see warning below. An outcome code that a shelter uses to mean the animal is still resident belongs in</w:t>
+            </w:r>
+            <w:r>
+              <w:t xml:space="preserve"> </w:t>
+            </w:r>
+            <w:hyperlink w:anchor="outcome_type_in_care">
+              <w:r>
+                <w:rPr>
+                  <w:rStyle w:val="VerbatimChar"/>
+                </w:rPr>
+                <w:t xml:space="preserve">outcome_type_in_care</w:t>
+              </w:r>
+            </w:hyperlink>
+            <w:r>
+              <w:t xml:space="preserve">; otherwise it stops the run when its</w:t>
+            </w:r>
+            <w:r>
+              <w:t xml:space="preserve"> </w:t>
+            </w:r>
+            <w:r>
+              <w:rPr>
+                <w:rStyle w:val="VerbatimChar"/>
+              </w:rPr>
+              <w:t xml:space="preserve">outcome_date</w:t>
+            </w:r>
+            <w:r>
+              <w:t xml:space="preserve"> </w:t>
+            </w:r>
+            <w:r>
+              <w:t xml:space="preserve">is blank.</w:t>
             </w:r>
           </w:p>
         </w:tc>
@@ -12431,8 +12880,8 @@
         <w:t xml:space="preserve">for rows that are simply bad records.</w:t>
       </w:r>
     </w:p>
-    <w:bookmarkEnd w:id="57"/>
-    <w:bookmarkStart w:id="58" w:name="optional-columns"/>
+    <w:bookmarkEnd w:id="59"/>
+    <w:bookmarkStart w:id="60" w:name="optional-columns"/>
     <w:p>
       <w:pPr>
         <w:pStyle w:val="Heading3"/>
@@ -12952,7 +13401,7 @@
         <w:pStyle w:val="Compact"/>
         <w:numPr>
           <w:ilvl w:val="0"/>
-          <w:numId w:val="1036"/>
+          <w:numId w:val="1037"/>
         </w:numPr>
       </w:pPr>
       <w:r>
@@ -13019,7 +13468,7 @@
         <w:pStyle w:val="Compact"/>
         <w:numPr>
           <w:ilvl w:val="0"/>
-          <w:numId w:val="1036"/>
+          <w:numId w:val="1037"/>
         </w:numPr>
       </w:pPr>
       <w:r>
@@ -13134,7 +13583,7 @@
         <w:pStyle w:val="Compact"/>
         <w:numPr>
           <w:ilvl w:val="0"/>
-          <w:numId w:val="1036"/>
+          <w:numId w:val="1037"/>
         </w:numPr>
       </w:pPr>
       <w:r>
@@ -13165,8 +13614,8 @@
         <w:t xml:space="preserve">.</w:t>
       </w:r>
     </w:p>
-    <w:bookmarkEnd w:id="58"/>
-    <w:bookmarkStart w:id="59" w:name="outcome-type-codes"/>
+    <w:bookmarkEnd w:id="60"/>
+    <w:bookmarkStart w:id="61" w:name="outcome-type-codes"/>
     <w:p>
       <w:pPr>
         <w:pStyle w:val="Heading3"/>
@@ -13430,8 +13879,8 @@
         <w:t xml:space="preserve">setting below).</w:t>
       </w:r>
     </w:p>
-    <w:bookmarkEnd w:id="59"/>
-    <w:bookmarkStart w:id="60" w:name="fine-print-on-dates-and-los"/>
+    <w:bookmarkEnd w:id="61"/>
+    <w:bookmarkStart w:id="62" w:name="fine-print-on-dates-and-los"/>
     <w:p>
       <w:pPr>
         <w:pStyle w:val="Heading3"/>
@@ -13445,7 +13894,7 @@
         <w:pStyle w:val="Compact"/>
         <w:numPr>
           <w:ilvl w:val="0"/>
-          <w:numId w:val="1037"/>
+          <w:numId w:val="1038"/>
         </w:numPr>
       </w:pPr>
       <w:r>
@@ -13472,7 +13921,7 @@
         <w:pStyle w:val="Compact"/>
         <w:numPr>
           <w:ilvl w:val="0"/>
-          <w:numId w:val="1037"/>
+          <w:numId w:val="1038"/>
         </w:numPr>
       </w:pPr>
       <w:r>
@@ -13511,7 +13960,7 @@
         <w:pStyle w:val="Compact"/>
         <w:numPr>
           <w:ilvl w:val="0"/>
-          <w:numId w:val="1037"/>
+          <w:numId w:val="1038"/>
         </w:numPr>
       </w:pPr>
       <w:r>
@@ -13523,7 +13972,7 @@
         <w:pStyle w:val="Compact"/>
         <w:numPr>
           <w:ilvl w:val="0"/>
-          <w:numId w:val="1037"/>
+          <w:numId w:val="1038"/>
         </w:numPr>
       </w:pPr>
       <w:r>
@@ -13535,7 +13984,7 @@
         <w:pStyle w:val="Compact"/>
         <w:numPr>
           <w:ilvl w:val="0"/>
-          <w:numId w:val="1037"/>
+          <w:numId w:val="1038"/>
         </w:numPr>
       </w:pPr>
       <w:r>
@@ -13571,8 +14020,8 @@
         <w:t xml:space="preserve">below, and in the math methods document (§2.7).</w:t>
       </w:r>
     </w:p>
-    <w:bookmarkEnd w:id="60"/>
-    <w:bookmarkStart w:id="61" w:name="records-that-must-be-in-the-file"/>
+    <w:bookmarkEnd w:id="62"/>
+    <w:bookmarkStart w:id="63" w:name="records-that-must-be-in-the-file"/>
     <w:p>
       <w:pPr>
         <w:pStyle w:val="Heading3"/>
@@ -13602,8 +14051,8 @@
         <w:t xml:space="preserve">, not just animals with outcomes during those periods. Animals already in care at the start of a period are left-truncated (their time at risk begins at the period start, not their intake date). Including their full stay would bias LOS estimates upward, while omitting them altogether would bias them downward.</w:t>
       </w:r>
     </w:p>
-    <w:bookmarkEnd w:id="61"/>
-    <w:bookmarkStart w:id="62" w:name="study-window-trimming"/>
+    <w:bookmarkEnd w:id="63"/>
+    <w:bookmarkStart w:id="64" w:name="study-window-trimming"/>
     <w:p>
       <w:pPr>
         <w:pStyle w:val="Heading3"/>
@@ -13784,8 +14233,8 @@
         </w:pict>
       </w:r>
     </w:p>
-    <w:bookmarkEnd w:id="62"/>
-    <w:bookmarkStart w:id="63" w:name="the-screening-stages-in-order"/>
+    <w:bookmarkEnd w:id="64"/>
+    <w:bookmarkStart w:id="65" w:name="the-screening-stages-in-order"/>
     <w:p>
       <w:pPr>
         <w:pStyle w:val="Heading3"/>
@@ -14461,9 +14910,9 @@
         <w:t xml:space="preserve">file, so they run before any filter can remove one row of a conflicting pair, and the trimming that closes the sequence runs last so that a stay is discarded only once every other step has had its say. This guarantees that altering the study window does not make animals enter or leave the study set for any reason other than their stay’s overlap with the study window.</w:t>
       </w:r>
     </w:p>
-    <w:bookmarkEnd w:id="63"/>
-    <w:bookmarkEnd w:id="64"/>
-    <w:bookmarkStart w:id="93" w:name="settings-file-yaml"/>
+    <w:bookmarkEnd w:id="65"/>
+    <w:bookmarkEnd w:id="66"/>
+    <w:bookmarkStart w:id="96" w:name="settings-file-yaml"/>
     <w:p>
       <w:pPr>
         <w:pStyle w:val="Heading2"/>
@@ -14589,7 +15038,7 @@
         <w:t xml:space="preserve">) are always fine.</w:t>
       </w:r>
     </w:p>
-    <w:bookmarkStart w:id="68" w:name="study-design"/>
+    <w:bookmarkStart w:id="70" w:name="study-design"/>
     <w:p>
       <w:pPr>
         <w:pStyle w:val="Heading3"/>
@@ -14598,7 +15047,7 @@
         <w:t xml:space="preserve">Study design</w:t>
       </w:r>
     </w:p>
-    <w:bookmarkStart w:id="65" w:name="period_dates-required"/>
+    <w:bookmarkStart w:id="67" w:name="period_dates-required"/>
     <w:p>
       <w:pPr>
         <w:pStyle w:val="Heading4"/>
@@ -14812,11 +15261,11 @@
         <w:t xml:space="preserve"> </w:t>
       </w:r>
       <w:r>
-        <w:t xml:space="preserve">align period boundaries to a fixed day of the week (e.g., Monday) to avoid noise from day-of-week variation in intakes and outcomes. Aim for at least 50 outcomes per period; start with longer periods and shorten only if data are sufficient.</w:t>
-      </w:r>
-    </w:p>
-    <w:bookmarkEnd w:id="65"/>
-    <w:bookmarkStart w:id="66" w:name="restricted_stay_cap-required"/>
+        <w:t xml:space="preserve">align period boundaries to a fixed day of the week (e.g., Monday) to avoid noise from day-of-week variation in intakes and outcomes. Aim for at least 100 outcomes per period; start with longer periods and shorten only if data are sufficient.</w:t>
+      </w:r>
+    </w:p>
+    <w:bookmarkEnd w:id="67"/>
+    <w:bookmarkStart w:id="68" w:name="restricted_stay_cap-required"/>
     <w:p>
       <w:pPr>
         <w:pStyle w:val="Heading4"/>
@@ -14982,8 +15431,8 @@
         <w:t xml:space="preserve">or affect the restricted mean calculation.</w:t>
       </w:r>
     </w:p>
-    <w:bookmarkEnd w:id="66"/>
-    <w:bookmarkStart w:id="67" w:name="period_labels"/>
+    <w:bookmarkEnd w:id="68"/>
+    <w:bookmarkStart w:id="69" w:name="period_labels"/>
     <w:p>
       <w:pPr>
         <w:pStyle w:val="Heading4"/>
@@ -15198,9 +15647,9 @@
         <w:t xml:space="preserve">setting (which still selects the oldest or newest period by date).</w:t>
       </w:r>
     </w:p>
-    <w:bookmarkEnd w:id="67"/>
-    <w:bookmarkEnd w:id="68"/>
-    <w:bookmarkStart w:id="72" w:name="outcome-classification"/>
+    <w:bookmarkEnd w:id="69"/>
+    <w:bookmarkEnd w:id="70"/>
+    <w:bookmarkStart w:id="74" w:name="outcome-classification"/>
     <w:p>
       <w:pPr>
         <w:pStyle w:val="Heading3"/>
@@ -15209,7 +15658,7 @@
         <w:t xml:space="preserve">Outcome classification</w:t>
       </w:r>
     </w:p>
-    <w:bookmarkStart w:id="69" w:name="X90b8a70c3929a873e4061ec98528d53d25f8dd3"/>
+    <w:bookmarkStart w:id="71" w:name="X90b8a70c3929a873e4061ec98528d53d25f8dd3"/>
     <w:p>
       <w:pPr>
         <w:pStyle w:val="Heading4"/>
@@ -15639,8 +16088,8 @@
         <w:t xml:space="preserve">Quote all values because YAML may otherwise interpret certain strings as booleans.</w:t>
       </w:r>
     </w:p>
-    <w:bookmarkEnd w:id="69"/>
-    <w:bookmarkStart w:id="70" w:name="outcome_type_delete"/>
+    <w:bookmarkEnd w:id="71"/>
+    <w:bookmarkStart w:id="72" w:name="outcome_type_delete"/>
     <w:p>
       <w:pPr>
         <w:pStyle w:val="Heading4"/>
@@ -15777,8 +16226,8 @@
         <w:t xml:space="preserve">field to mark duplicate or cancelled rows.</w:t>
       </w:r>
     </w:p>
-    <w:bookmarkEnd w:id="70"/>
-    <w:bookmarkStart w:id="71" w:name="outcome_type_in_care"/>
+    <w:bookmarkEnd w:id="72"/>
+    <w:bookmarkStart w:id="73" w:name="outcome_type_in_care"/>
     <w:p>
       <w:pPr>
         <w:pStyle w:val="Heading4"/>
@@ -15905,6 +16354,43 @@
         <w:pStyle w:val="BodyText"/>
       </w:pPr>
       <w:r>
+        <w:t xml:space="preserve">A code listed here is also exempt from the check that stops the run on an outcome code with a blank</w:t>
+      </w:r>
+      <w:r>
+        <w:t xml:space="preserve"> </w:t>
+      </w:r>
+      <w:r>
+        <w:rPr>
+          <w:rStyle w:val="VerbatimChar"/>
+        </w:rPr>
+        <w:t xml:space="preserve">outcome_date</w:t>
+      </w:r>
+      <w:r>
+        <w:t xml:space="preserve"> </w:t>
+      </w:r>
+      <w:r>
+        <w:t xml:space="preserve">(see</w:t>
+      </w:r>
+      <w:r>
+        <w:t xml:space="preserve"> </w:t>
+      </w:r>
+      <w:hyperlink w:anchor="discard_bad_rows">
+        <w:r>
+          <w:rPr>
+            <w:rStyle w:val="VerbatimChar"/>
+          </w:rPr>
+          <w:t xml:space="preserve">discard_bad_rows</w:t>
+        </w:r>
+      </w:hyperlink>
+      <w:r>
+        <w:t xml:space="preserve">): the recode runs first, and a placeholder code with no departure date is precisely what the setting exists to absorb.</w:t>
+      </w:r>
+    </w:p>
+    <w:p>
+      <w:pPr>
+        <w:pStyle w:val="BodyText"/>
+      </w:pPr>
+      <w:r>
         <w:t xml:space="preserve">Another use is the treatment of reversible outcomes (such as</w:t>
       </w:r>
       <w:r>
@@ -15917,9 +16403,9 @@
         <w:t xml:space="preserve">) as inconclusive. For such outcome type entries, the animal is no longer residing in the shelter, but its eventual outcome (type or date) is undetermined. In fact, many shelters code FOSTER not as an outcome but as a change of location (like a move from one kennel to another).</w:t>
       </w:r>
     </w:p>
-    <w:bookmarkEnd w:id="71"/>
-    <w:bookmarkEnd w:id="72"/>
-    <w:bookmarkStart w:id="76" w:name="defining-the-comparison-groups"/>
+    <w:bookmarkEnd w:id="73"/>
+    <w:bookmarkEnd w:id="74"/>
+    <w:bookmarkStart w:id="78" w:name="defining-the-comparison-groups"/>
     <w:p>
       <w:pPr>
         <w:pStyle w:val="Heading3"/>
@@ -15928,7 +16414,7 @@
         <w:t xml:space="preserve">Defining the comparison groups</w:t>
       </w:r>
     </w:p>
-    <w:bookmarkStart w:id="73" w:name="animal_group_columns"/>
+    <w:bookmarkStart w:id="75" w:name="animal_group_columns"/>
     <w:p>
       <w:pPr>
         <w:pStyle w:val="Heading4"/>
@@ -16429,8 +16915,8 @@
         <w:t xml:space="preserve">above).</w:t>
       </w:r>
     </w:p>
-    <w:bookmarkEnd w:id="73"/>
-    <w:bookmarkStart w:id="74" w:name="value-maps"/>
+    <w:bookmarkEnd w:id="75"/>
+    <w:bookmarkStart w:id="76" w:name="value-maps"/>
     <w:p>
       <w:pPr>
         <w:pStyle w:val="Heading4"/>
@@ -17397,8 +17883,8 @@
         <w:t xml:space="preserve">) stops the run, as the corresponding filter would.</w:t>
       </w:r>
     </w:p>
-    <w:bookmarkEnd w:id="74"/>
-    <w:bookmarkStart w:id="75" w:name="value-filters"/>
+    <w:bookmarkEnd w:id="76"/>
+    <w:bookmarkStart w:id="77" w:name="value-filters"/>
     <w:p>
       <w:pPr>
         <w:pStyle w:val="Heading4"/>
@@ -18472,9 +18958,9 @@
         <w:t xml:space="preserve">value you set as an explicit Cox reference level, that level survives as an empty level and passes the reference check, but with no rows behind it the baseline is degenerate and every hazard ratio for that predictor comes out blank. Keep any reference level among the values you retain.</w:t>
       </w:r>
     </w:p>
-    <w:bookmarkEnd w:id="75"/>
-    <w:bookmarkEnd w:id="76"/>
-    <w:bookmarkStart w:id="79" w:name="data-screening"/>
+    <w:bookmarkEnd w:id="77"/>
+    <w:bookmarkEnd w:id="78"/>
+    <w:bookmarkStart w:id="81" w:name="data-screening"/>
     <w:p>
       <w:pPr>
         <w:pStyle w:val="Heading3"/>
@@ -18483,7 +18969,7 @@
         <w:t xml:space="preserve">Data screening</w:t>
       </w:r>
     </w:p>
-    <w:bookmarkStart w:id="77" w:name="discard_bad_rows"/>
+    <w:bookmarkStart w:id="79" w:name="discard_bad_rows"/>
     <w:p>
       <w:pPr>
         <w:pStyle w:val="Heading4"/>
@@ -18770,207 +19256,76 @@
           </w:p>
         </w:tc>
       </w:tr>
+      <w:tr>
+        <w:tc>
+          <w:tcPr/>
+          <w:p>
+            <w:pPr>
+              <w:pStyle w:val="Compact"/>
+            </w:pPr>
+            <w:r>
+              <w:rPr>
+                <w:rStyle w:val="VerbatimChar"/>
+              </w:rPr>
+              <w:t xml:space="preserve">outcome_type</w:t>
+            </w:r>
+            <w:r>
+              <w:t xml:space="preserve"> </w:t>
+            </w:r>
+            <w:r>
+              <w:t xml:space="preserve">with</w:t>
+            </w:r>
+            <w:r>
+              <w:t xml:space="preserve"> </w:t>
+            </w:r>
+            <w:r>
+              <w:rPr>
+                <w:rStyle w:val="VerbatimChar"/>
+              </w:rPr>
+              <w:t xml:space="preserve">outcome_date</w:t>
+            </w:r>
+          </w:p>
+        </w:tc>
+        <w:tc>
+          <w:tcPr/>
+          <w:p>
+            <w:pPr>
+              <w:pStyle w:val="Compact"/>
+            </w:pPr>
+            <w:r>
+              <w:t xml:space="preserve">An outcome code paired with a blank</w:t>
+            </w:r>
+            <w:r>
+              <w:t xml:space="preserve"> </w:t>
+            </w:r>
+            <w:r>
+              <w:rPr>
+                <w:rStyle w:val="VerbatimChar"/>
+              </w:rPr>
+              <w:t xml:space="preserve">outcome_date</w:t>
+            </w:r>
+            <w:r>
+              <w:t xml:space="preserve">: the stay claims to have ended without saying when, and no analysis can tell it apart from an animal still in care. Applied after the</w:t>
+            </w:r>
+            <w:r>
+              <w:t xml:space="preserve"> </w:t>
+            </w:r>
+            <w:r>
+              <w:rPr>
+                <w:rStyle w:val="VerbatimChar"/>
+              </w:rPr>
+              <w:t xml:space="preserve">outcome_type_in_care</w:t>
+            </w:r>
+            <w:r>
+              <w:t xml:space="preserve"> </w:t>
+            </w:r>
+            <w:r>
+              <w:t xml:space="preserve">recode, so a code meaning the animal has not left belongs in that setting and is not flagged here.</w:t>
+            </w:r>
+          </w:p>
+        </w:tc>
+      </w:tr>
     </w:tbl>
-    <w:p>
-      <w:pPr>
-        <w:pStyle w:val="Compact"/>
-        <w:numPr>
-          <w:ilvl w:val="0"/>
-          <w:numId w:val="1038"/>
-        </w:numPr>
-      </w:pPr>
-      <w:r>
-        <w:rPr>
-          <w:rStyle w:val="VerbatimChar"/>
-          <w:b/>
-          <w:bCs/>
-        </w:rPr>
-        <w:t xml:space="preserve">discard_bad_rows: false</w:t>
-      </w:r>
-      <w:r>
-        <w:t xml:space="preserve"> </w:t>
-      </w:r>
-      <w:r>
-        <w:t xml:space="preserve">(default) — the run stops immediately with an error message describing the problem. Use this when data quality must be verified before any results are produced.</w:t>
-      </w:r>
-    </w:p>
-    <w:p>
-      <w:pPr>
-        <w:pStyle w:val="Compact"/>
-        <w:numPr>
-          <w:ilvl w:val="0"/>
-          <w:numId w:val="1038"/>
-        </w:numPr>
-      </w:pPr>
-      <w:r>
-        <w:rPr>
-          <w:rStyle w:val="VerbatimChar"/>
-          <w:b/>
-          <w:bCs/>
-        </w:rPr>
-        <w:t xml:space="preserve">discard_bad_rows: true</w:t>
-      </w:r>
-      <w:r>
-        <w:t xml:space="preserve"> </w:t>
-      </w:r>
-      <w:r>
-        <w:t xml:space="preserve">— bad rows are dropped, with only a printed count. The run continues on the remaining rows.</w:t>
-      </w:r>
-    </w:p>
-    <w:p>
-      <w:pPr>
-        <w:pStyle w:val="FirstParagraph"/>
-      </w:pPr>
-      <w:r>
-        <w:t xml:space="preserve">Completely blank rows (no intake date, outcome date, or outcome type; e.g., a stray</w:t>
-      </w:r>
-      <w:r>
-        <w:t xml:space="preserve"> </w:t>
-      </w:r>
-      <w:r>
-        <w:rPr>
-          <w:rStyle w:val="VerbatimChar"/>
-        </w:rPr>
-        <w:t xml:space="preserve">,,</w:t>
-      </w:r>
-      <w:r>
-        <w:t xml:space="preserve"> </w:t>
-      </w:r>
-      <w:r>
-        <w:t xml:space="preserve">line) are not treated as errors: they are always dropped with a printed count, under either setting, before these checks run.</w:t>
-      </w:r>
-    </w:p>
-    <w:bookmarkEnd w:id="77"/>
-    <w:bookmarkStart w:id="78" w:name="discard_overlapping_rows"/>
-    <w:p>
-      <w:pPr>
-        <w:pStyle w:val="Heading4"/>
-      </w:pPr>
-      <w:r>
-        <w:rPr>
-          <w:rStyle w:val="VerbatimChar"/>
-        </w:rPr>
-        <w:t xml:space="preserve">discard_overlapping_rows</w:t>
-      </w:r>
-    </w:p>
-    <w:p>
-      <w:pPr>
-        <w:pStyle w:val="SourceCode"/>
-      </w:pPr>
-      <w:r>
-        <w:rPr>
-          <w:rStyle w:val="FunctionTok"/>
-        </w:rPr>
-        <w:t xml:space="preserve">discard_overlapping_rows</w:t>
-      </w:r>
-      <w:r>
-        <w:rPr>
-          <w:rStyle w:val="KeywordTok"/>
-        </w:rPr>
-        <w:t xml:space="preserve">:</w:t>
-      </w:r>
-      <w:r>
-        <w:rPr>
-          <w:rStyle w:val="AttributeTok"/>
-        </w:rPr>
-        <w:t xml:space="preserve"> </w:t>
-      </w:r>
-      <w:r>
-        <w:rPr>
-          <w:rStyle w:val="CharTok"/>
-        </w:rPr>
-        <w:t xml:space="preserve">false</w:t>
-      </w:r>
-    </w:p>
-    <w:p>
-      <w:pPr>
-        <w:pStyle w:val="FirstParagraph"/>
-      </w:pPr>
-      <w:r>
-        <w:t xml:space="preserve">Controls how</w:t>
-      </w:r>
-      <w:r>
-        <w:t xml:space="preserve"> </w:t>
-      </w:r>
-      <w:r>
-        <w:rPr>
-          <w:b/>
-          <w:bCs/>
-        </w:rPr>
-        <w:t xml:space="preserve">overlapping stays</w:t>
-      </w:r>
-      <w:r>
-        <w:t xml:space="preserve"> </w:t>
-      </w:r>
-      <w:r>
-        <w:t xml:space="preserve">are handled. Default is</w:t>
-      </w:r>
-      <w:r>
-        <w:t xml:space="preserve"> </w:t>
-      </w:r>
-      <w:r>
-        <w:rPr>
-          <w:rStyle w:val="VerbatimChar"/>
-        </w:rPr>
-        <w:t xml:space="preserve">false</w:t>
-      </w:r>
-      <w:r>
-        <w:t xml:space="preserve">. Meaningful only when the CSV supplies real</w:t>
-      </w:r>
-      <w:r>
-        <w:t xml:space="preserve"> </w:t>
-      </w:r>
-      <w:r>
-        <w:rPr>
-          <w:rStyle w:val="VerbatimChar"/>
-        </w:rPr>
-        <w:t xml:space="preserve">animal_id</w:t>
-      </w:r>
-      <w:r>
-        <w:t xml:space="preserve"> </w:t>
-      </w:r>
-      <w:r>
-        <w:t xml:space="preserve">values; with auto-generated ids every row is its own animal and no overlap can exist.</w:t>
-      </w:r>
-    </w:p>
-    <w:p>
-      <w:pPr>
-        <w:pStyle w:val="BodyText"/>
-      </w:pPr>
-      <w:r>
-        <w:t xml:space="preserve">Two stays of the same</w:t>
-      </w:r>
-      <w:r>
-        <w:t xml:space="preserve"> </w:t>
-      </w:r>
-      <w:r>
-        <w:rPr>
-          <w:rStyle w:val="VerbatimChar"/>
-        </w:rPr>
-        <w:t xml:space="preserve">animal_id</w:t>
-      </w:r>
-      <w:r>
-        <w:t xml:space="preserve"> </w:t>
-      </w:r>
-      <w:r>
-        <w:t xml:space="preserve">overlap when each begins strictly before the other ends. Both directions must hold at once; one direction alone proves nothing, since for any two stays whatsoever the earlier one begins before the later one ends. Overlap in this sense is physically impossible: an animal cannot be in care twice at once. Same-day traffic is not overlap, because an animal can leave and return within one calendar day: a stay beginning on the day another stay ends is legitimate and never flagged. A blank</w:t>
-      </w:r>
-      <w:r>
-        <w:t xml:space="preserve"> </w:t>
-      </w:r>
-      <w:r>
-        <w:rPr>
-          <w:rStyle w:val="VerbatimChar"/>
-        </w:rPr>
-        <w:t xml:space="preserve">outcome_date</w:t>
-      </w:r>
-      <w:r>
-        <w:t xml:space="preserve"> </w:t>
-      </w:r>
-      <w:r>
-        <w:t xml:space="preserve">(still in care) counts as a stay with no end, so it conflicts with any later stay of the same animal; in particular, two still-in-care rows for one animal always conflict.</w:t>
-      </w:r>
-    </w:p>
     <w:p>
       <w:pPr>
         <w:pStyle w:val="Compact"/>
@@ -18985,13 +19340,13 @@
           <w:b/>
           <w:bCs/>
         </w:rPr>
-        <w:t xml:space="preserve">discard_overlapping_rows: false</w:t>
-      </w:r>
-      <w:r>
-        <w:t xml:space="preserve"> </w:t>
-      </w:r>
-      <w:r>
-        <w:t xml:space="preserve">(default) — the run stops with an error listing the overlapping pairs.</w:t>
+        <w:t xml:space="preserve">discard_bad_rows: false</w:t>
+      </w:r>
+      <w:r>
+        <w:t xml:space="preserve"> </w:t>
+      </w:r>
+      <w:r>
+        <w:t xml:space="preserve">(default) — the run stops immediately with an error message describing the problem. Use this when data quality must be verified before any results are produced.</w:t>
       </w:r>
     </w:p>
     <w:p>
@@ -19000,6 +19355,206 @@
         <w:numPr>
           <w:ilvl w:val="0"/>
           <w:numId w:val="1039"/>
+        </w:numPr>
+      </w:pPr>
+      <w:r>
+        <w:rPr>
+          <w:rStyle w:val="VerbatimChar"/>
+          <w:b/>
+          <w:bCs/>
+        </w:rPr>
+        <w:t xml:space="preserve">discard_bad_rows: true</w:t>
+      </w:r>
+      <w:r>
+        <w:t xml:space="preserve"> </w:t>
+      </w:r>
+      <w:r>
+        <w:t xml:space="preserve">— bad rows are dropped, with only a printed count. The run continues on the remaining rows.</w:t>
+      </w:r>
+    </w:p>
+    <w:p>
+      <w:pPr>
+        <w:pStyle w:val="FirstParagraph"/>
+      </w:pPr>
+      <w:r>
+        <w:t xml:space="preserve">Completely blank rows (no intake date, outcome date, or outcome type; e.g., a stray</w:t>
+      </w:r>
+      <w:r>
+        <w:t xml:space="preserve"> </w:t>
+      </w:r>
+      <w:r>
+        <w:rPr>
+          <w:rStyle w:val="VerbatimChar"/>
+        </w:rPr>
+        <w:t xml:space="preserve">,,</w:t>
+      </w:r>
+      <w:r>
+        <w:t xml:space="preserve"> </w:t>
+      </w:r>
+      <w:r>
+        <w:t xml:space="preserve">line) are not treated as errors: they are always dropped with a printed count, under either setting, before these checks run.</w:t>
+      </w:r>
+    </w:p>
+    <w:bookmarkEnd w:id="79"/>
+    <w:bookmarkStart w:id="80" w:name="discard_overlapping_rows"/>
+    <w:p>
+      <w:pPr>
+        <w:pStyle w:val="Heading4"/>
+      </w:pPr>
+      <w:r>
+        <w:rPr>
+          <w:rStyle w:val="VerbatimChar"/>
+        </w:rPr>
+        <w:t xml:space="preserve">discard_overlapping_rows</w:t>
+      </w:r>
+    </w:p>
+    <w:p>
+      <w:pPr>
+        <w:pStyle w:val="SourceCode"/>
+      </w:pPr>
+      <w:r>
+        <w:rPr>
+          <w:rStyle w:val="FunctionTok"/>
+        </w:rPr>
+        <w:t xml:space="preserve">discard_overlapping_rows</w:t>
+      </w:r>
+      <w:r>
+        <w:rPr>
+          <w:rStyle w:val="KeywordTok"/>
+        </w:rPr>
+        <w:t xml:space="preserve">:</w:t>
+      </w:r>
+      <w:r>
+        <w:rPr>
+          <w:rStyle w:val="AttributeTok"/>
+        </w:rPr>
+        <w:t xml:space="preserve"> </w:t>
+      </w:r>
+      <w:r>
+        <w:rPr>
+          <w:rStyle w:val="CharTok"/>
+        </w:rPr>
+        <w:t xml:space="preserve">false</w:t>
+      </w:r>
+    </w:p>
+    <w:p>
+      <w:pPr>
+        <w:pStyle w:val="FirstParagraph"/>
+      </w:pPr>
+      <w:r>
+        <w:t xml:space="preserve">Controls how</w:t>
+      </w:r>
+      <w:r>
+        <w:t xml:space="preserve"> </w:t>
+      </w:r>
+      <w:r>
+        <w:rPr>
+          <w:b/>
+          <w:bCs/>
+        </w:rPr>
+        <w:t xml:space="preserve">overlapping stays</w:t>
+      </w:r>
+      <w:r>
+        <w:t xml:space="preserve"> </w:t>
+      </w:r>
+      <w:r>
+        <w:t xml:space="preserve">are handled. Default is</w:t>
+      </w:r>
+      <w:r>
+        <w:t xml:space="preserve"> </w:t>
+      </w:r>
+      <w:r>
+        <w:rPr>
+          <w:rStyle w:val="VerbatimChar"/>
+        </w:rPr>
+        <w:t xml:space="preserve">false</w:t>
+      </w:r>
+      <w:r>
+        <w:t xml:space="preserve">. Meaningful only when the CSV supplies real</w:t>
+      </w:r>
+      <w:r>
+        <w:t xml:space="preserve"> </w:t>
+      </w:r>
+      <w:r>
+        <w:rPr>
+          <w:rStyle w:val="VerbatimChar"/>
+        </w:rPr>
+        <w:t xml:space="preserve">animal_id</w:t>
+      </w:r>
+      <w:r>
+        <w:t xml:space="preserve"> </w:t>
+      </w:r>
+      <w:r>
+        <w:t xml:space="preserve">values; with auto-generated ids every row is its own animal and no overlap can exist.</w:t>
+      </w:r>
+    </w:p>
+    <w:p>
+      <w:pPr>
+        <w:pStyle w:val="BodyText"/>
+      </w:pPr>
+      <w:r>
+        <w:t xml:space="preserve">Two stays of the same</w:t>
+      </w:r>
+      <w:r>
+        <w:t xml:space="preserve"> </w:t>
+      </w:r>
+      <w:r>
+        <w:rPr>
+          <w:rStyle w:val="VerbatimChar"/>
+        </w:rPr>
+        <w:t xml:space="preserve">animal_id</w:t>
+      </w:r>
+      <w:r>
+        <w:t xml:space="preserve"> </w:t>
+      </w:r>
+      <w:r>
+        <w:t xml:space="preserve">overlap when each begins strictly before the other ends. Both directions must hold at once; one direction alone proves nothing, since for any two stays whatsoever the earlier one begins before the later one ends. Overlap in this sense is physically impossible: an animal cannot be in care twice at once. Same-day traffic is not overlap, because an animal can leave and return within one calendar day: a stay beginning on the day another stay ends is legitimate and never flagged. A blank</w:t>
+      </w:r>
+      <w:r>
+        <w:t xml:space="preserve"> </w:t>
+      </w:r>
+      <w:r>
+        <w:rPr>
+          <w:rStyle w:val="VerbatimChar"/>
+        </w:rPr>
+        <w:t xml:space="preserve">outcome_date</w:t>
+      </w:r>
+      <w:r>
+        <w:t xml:space="preserve"> </w:t>
+      </w:r>
+      <w:r>
+        <w:t xml:space="preserve">(still in care) counts as a stay with no end, so it conflicts with any later stay of the same animal; in particular, two still-in-care rows for one animal always conflict.</w:t>
+      </w:r>
+    </w:p>
+    <w:p>
+      <w:pPr>
+        <w:pStyle w:val="Compact"/>
+        <w:numPr>
+          <w:ilvl w:val="0"/>
+          <w:numId w:val="1040"/>
+        </w:numPr>
+      </w:pPr>
+      <w:r>
+        <w:rPr>
+          <w:rStyle w:val="VerbatimChar"/>
+          <w:b/>
+          <w:bCs/>
+        </w:rPr>
+        <w:t xml:space="preserve">discard_overlapping_rows: false</w:t>
+      </w:r>
+      <w:r>
+        <w:t xml:space="preserve"> </w:t>
+      </w:r>
+      <w:r>
+        <w:t xml:space="preserve">(default) — the run stops with an error listing the overlapping pairs.</w:t>
+      </w:r>
+    </w:p>
+    <w:p>
+      <w:pPr>
+        <w:pStyle w:val="Compact"/>
+        <w:numPr>
+          <w:ilvl w:val="0"/>
+          <w:numId w:val="1040"/>
         </w:numPr>
       </w:pPr>
       <w:r>
@@ -19055,9 +19610,9 @@
         <w:t xml:space="preserve">), so overlaps are judged on the complete file, including stays outside the study window. This makes runs that share other settings, but test different study periods, more compatible.</w:t>
       </w:r>
     </w:p>
-    <w:bookmarkEnd w:id="78"/>
-    <w:bookmarkEnd w:id="79"/>
-    <w:bookmarkStart w:id="84" w:name="regression-options"/>
+    <w:bookmarkEnd w:id="80"/>
+    <w:bookmarkEnd w:id="81"/>
+    <w:bookmarkStart w:id="87" w:name="regression-options"/>
     <w:p>
       <w:pPr>
         <w:pStyle w:val="Heading3"/>
@@ -19066,7 +19621,7 @@
         <w:t xml:space="preserve">Regression options</w:t>
       </w:r>
     </w:p>
-    <w:bookmarkStart w:id="80" w:name="period_reference"/>
+    <w:bookmarkStart w:id="82" w:name="period_reference"/>
     <w:p>
       <w:pPr>
         <w:pStyle w:val="Heading4"/>
@@ -19184,8 +19739,8 @@
         <w:t xml:space="preserve">, the reference-choice pitfalls above rarely bite here: periods are the same shelter’s population observed over different time windows, so one period isn’t normally expected to be radically faster, slower, or sparser than another the way a deliberately distinct animal group or intake type might be.</w:t>
       </w:r>
     </w:p>
-    <w:bookmarkEnd w:id="80"/>
-    <w:bookmarkStart w:id="81" w:name="animal_group_reference"/>
+    <w:bookmarkEnd w:id="82"/>
+    <w:bookmarkStart w:id="83" w:name="animal_group_reference"/>
     <w:p>
       <w:pPr>
         <w:pStyle w:val="Heading4"/>
@@ -19383,8 +19938,8 @@
         <w:t xml:space="preserve">There is no easy rule of thumb that guarantees well-behaved output. Whether trouble occurs depends on how the groups actually overlap in your data. If the results show badly behaved values (hazard ratios near zero or absurdly large, enormous confidence intervals or standard errors), try a different reference category and rerun. Switching the reference rescales all hazard ratios by a common factor (each new ratio is the old one divided by the new reference’s old ratio). The change to watch more closely is the reported uncertainty: the standard errors, confidence intervals, and p-values of each contrast. The stratified KM plots are the practical tool for picking the new reference: they show each group’s curve, so look for a group whose curve steps down steadily across the plotted range and overlaps the others’, rather than one that plunges to zero immediately or barely moves.</w:t>
       </w:r>
     </w:p>
-    <w:bookmarkEnd w:id="81"/>
-    <w:bookmarkStart w:id="82" w:name="intake_type_reference"/>
+    <w:bookmarkEnd w:id="83"/>
+    <w:bookmarkStart w:id="84" w:name="intake_type_reference"/>
     <w:p>
       <w:pPr>
         <w:pStyle w:val="Heading4"/>
@@ -19469,8 +20024,8 @@
         <w:t xml:space="preserve">applies here unchanged.</w:t>
       </w:r>
     </w:p>
-    <w:bookmarkEnd w:id="82"/>
-    <w:bookmarkStart w:id="83" w:name="parametric_regression"/>
+    <w:bookmarkEnd w:id="84"/>
+    <w:bookmarkStart w:id="85" w:name="parametric_regression"/>
     <w:p>
       <w:pPr>
         <w:pStyle w:val="Heading4"/>
@@ -19622,7 +20177,22 @@
         <w:t xml:space="preserve">“stays run 30% longer than the reference group”</w:t>
       </w:r>
       <w:r>
-        <w:t xml:space="preserve">), with confidence intervals, rather than leaving readers to interpret hazard ratios; and because it estimates a smooth parametric curve instead of a full nonparametric baseline, it remains stable on small datasets where the Cox estimates get shaky. The trade-off is that it assumes stay lengths follow a Weibull distribution; the worksheet’s implied-hazard-ratio column (compare against the Cox sheet) is the built-in check on that assumption.</w:t>
+        <w:t xml:space="preserve">), with confidence intervals, rather than leaving readers to interpret hazard ratios, and it estimates the shape</w:t>
+      </w:r>
+      <w:r>
+        <w:t xml:space="preserve"> </w:t>
+      </w:r>
+      <w:r>
+        <w:rPr>
+          <w:rStyle w:val="VerbatimChar"/>
+        </w:rPr>
+        <w:t xml:space="preserve">k</w:t>
+      </w:r>
+      <w:r>
+        <w:t xml:space="preserve"> </w:t>
+      </w:r>
+      <w:r>
+        <w:t xml:space="preserve">as a number in its own right. The trade-off is that it assumes stay lengths follow a Weibull distribution; the worksheet’s implied-hazard-ratio column (compare against the Cox sheet) is the built-in check on that assumption. It is not a way to get more out of a small dataset: the Cox fit copes with sparse data more comfortably, since it estimates its baseline out of the way rather than alongside the coefficients. The Weibull fit is the one that struggles when a cell is thin.</w:t>
       </w:r>
     </w:p>
     <w:p>
@@ -19660,7 +20230,7 @@
           <w:b/>
           <w:bCs/>
         </w:rPr>
-        <w:t xml:space="preserve">unified Weibull</w:t>
+        <w:t xml:space="preserve">crude Weibull</w:t>
       </w:r>
       <w:r>
         <w:t xml:space="preserve">: the same fit with the intake-type and animal-group terms dropped (intercept plus the period factor, when there is one), so its shape describes the shelter’s pooled discharge process. Comparing the two shapes is a quick heterogeneity diagnostic. A pooled</w:t>
@@ -19693,12 +20263,140 @@
         <w:t xml:space="preserve"> </w:t>
       </w:r>
       <w:r>
-        <w:t xml:space="preserve">near 1 means the apparent slowdown comes from mixing fast-moving and slow-moving groups (the fast ones leave the population first), not from individual animals getting harder to place the longer they stay. When the main model has no group terms, it already is the unified fit and the worksheet says so instead of repeating the numbers.</w:t>
-      </w:r>
-    </w:p>
-    <w:bookmarkEnd w:id="83"/>
-    <w:bookmarkEnd w:id="84"/>
-    <w:bookmarkStart w:id="92" w:name="plots-and-output-selection"/>
+        <w:t xml:space="preserve">near 1 means the apparent slowdown comes from mixing fast-moving and slow-moving groups (the fast ones leave the population first), not from individual animals getting harder to place the longer they stay. When the main model has no group terms, it already is the crude fit and the worksheet says so instead of repeating the numbers.</w:t>
+      </w:r>
+    </w:p>
+    <w:bookmarkEnd w:id="85"/>
+    <w:bookmarkStart w:id="86" w:name="weibull_shape_crossing"/>
+    <w:p>
+      <w:pPr>
+        <w:pStyle w:val="Heading4"/>
+      </w:pPr>
+      <w:r>
+        <w:rPr>
+          <w:rStyle w:val="VerbatimChar"/>
+        </w:rPr>
+        <w:t xml:space="preserve">weibull_shape_crossing</w:t>
+      </w:r>
+    </w:p>
+    <w:p>
+      <w:pPr>
+        <w:pStyle w:val="SourceCode"/>
+      </w:pPr>
+      <w:r>
+        <w:rPr>
+          <w:rStyle w:val="FunctionTok"/>
+        </w:rPr>
+        <w:t xml:space="preserve">weibull_shape_crossing</w:t>
+      </w:r>
+      <w:r>
+        <w:rPr>
+          <w:rStyle w:val="KeywordTok"/>
+        </w:rPr>
+        <w:t xml:space="preserve">:</w:t>
+      </w:r>
+      <w:r>
+        <w:rPr>
+          <w:rStyle w:val="AttributeTok"/>
+        </w:rPr>
+        <w:t xml:space="preserve"> </w:t>
+      </w:r>
+      <w:r>
+        <w:rPr>
+          <w:rStyle w:val="CharTok"/>
+        </w:rPr>
+        <w:t xml:space="preserve">true</w:t>
+      </w:r>
+    </w:p>
+    <w:p>
+      <w:pPr>
+        <w:pStyle w:val="FirstParagraph"/>
+      </w:pPr>
+      <w:r>
+        <w:t xml:space="preserve">Read only when</w:t>
+      </w:r>
+      <w:r>
+        <w:t xml:space="preserve"> </w:t>
+      </w:r>
+      <w:r>
+        <w:rPr>
+          <w:rStyle w:val="VerbatimChar"/>
+        </w:rPr>
+        <w:t xml:space="preserve">parametric_regression: WEIBULL</w:t>
+      </w:r>
+      <w:r>
+        <w:t xml:space="preserve"> </w:t>
+      </w:r>
+      <w:r>
+        <w:t xml:space="preserve">is set. Controls how the per-predictor Weibull sheets (</w:t>
+      </w:r>
+      <w:r>
+        <w:rPr>
+          <w:rStyle w:val="VerbatimChar"/>
+        </w:rPr>
+        <w:t xml:space="preserve">Weibull_By_Period</w:t>
+      </w:r>
+      <w:r>
+        <w:t xml:space="preserve"> </w:t>
+      </w:r>
+      <w:r>
+        <w:t xml:space="preserve">and the rest) let the shape vary. The default,</w:t>
+      </w:r>
+      <w:r>
+        <w:t xml:space="preserve"> </w:t>
+      </w:r>
+      <w:r>
+        <w:rPr>
+          <w:rStyle w:val="VerbatimChar"/>
+        </w:rPr>
+        <w:t xml:space="preserve">false</w:t>
+      </w:r>
+      <w:r>
+        <w:t xml:space="preserve">, gives each of the other predictors its own shape effect, so an intake type shifts the shape by the same factor in every animal group. Setting it to</w:t>
+      </w:r>
+      <w:r>
+        <w:t xml:space="preserve"> </w:t>
+      </w:r>
+      <w:r>
+        <w:rPr>
+          <w:rStyle w:val="VerbatimChar"/>
+        </w:rPr>
+        <w:t xml:space="preserve">true</w:t>
+      </w:r>
+      <w:r>
+        <w:t xml:space="preserve"> </w:t>
+      </w:r>
+      <w:r>
+        <w:t xml:space="preserve">gives every</w:t>
+      </w:r>
+      <w:r>
+        <w:t xml:space="preserve"> </w:t>
+      </w:r>
+      <w:r>
+        <w:rPr>
+          <w:b/>
+          <w:bCs/>
+        </w:rPr>
+        <w:t xml:space="preserve">combination</w:t>
+      </w:r>
+      <w:r>
+        <w:t xml:space="preserve"> </w:t>
+      </w:r>
+      <w:r>
+        <w:t xml:space="preserve">of the other predictors its own shape instead.</w:t>
+      </w:r>
+    </w:p>
+    <w:p>
+      <w:pPr>
+        <w:pStyle w:val="BodyText"/>
+      </w:pPr>
+      <w:r>
+        <w:t xml:space="preserve">This is an advanced setting and a work in progress. Leave it off unless the shape structure itself is what you are studying. Turning it on costs a parameter per combination, so a run that meets a thin combination drops that one sheet back to the by-dimension shape and reports a different model there than on its neighbors. The findings deck makes no shape recommendation at all from a run in which any sheet crossed, so a run made this way has less to say about shape than the default one. What it buys, where the data can carry it, is a shape that belongs to the pairing rather than to either dimension, and a likelihood-ratio test saying whether the pairing earned its parameters.</w:t>
+      </w:r>
+    </w:p>
+    <w:bookmarkEnd w:id="86"/>
+    <w:bookmarkEnd w:id="87"/>
+    <w:bookmarkStart w:id="95" w:name="plots-and-output-selection"/>
     <w:p>
       <w:pPr>
         <w:pStyle w:val="Heading3"/>
@@ -19707,7 +20405,7 @@
         <w:t xml:space="preserve">Plots and output selection</w:t>
       </w:r>
     </w:p>
-    <w:bookmarkStart w:id="85" w:name="plot_stay_cap"/>
+    <w:bookmarkStart w:id="88" w:name="plot_stay_cap"/>
     <w:p>
       <w:pPr>
         <w:pStyle w:val="Heading4"/>
@@ -19783,8 +20481,8 @@
         <w:t xml:space="preserve">if omitted. Useful when the distribution is visually informative in the first few weeks but computation of the restricted mean must extend further for accuracy.</w:t>
       </w:r>
     </w:p>
-    <w:bookmarkEnd w:id="85"/>
-    <w:bookmarkStart w:id="86" w:name="max_plot_strata"/>
+    <w:bookmarkEnd w:id="88"/>
+    <w:bookmarkStart w:id="89" w:name="max_plot_strata"/>
     <w:p>
       <w:pPr>
         <w:pStyle w:val="Heading4"/>
@@ -19964,8 +20662,8 @@
         <w:t xml:space="preserve">invites ambiguity or typos.</w:t>
       </w:r>
     </w:p>
-    <w:bookmarkEnd w:id="86"/>
-    <w:bookmarkStart w:id="87" w:name="show_km_ci_ribbons"/>
+    <w:bookmarkEnd w:id="89"/>
+    <w:bookmarkStart w:id="90" w:name="show_km_ci_ribbons"/>
     <w:p>
       <w:pPr>
         <w:pStyle w:val="Heading4"/>
@@ -20065,7 +20763,7 @@
         <w:t xml:space="preserve">false</w:t>
       </w:r>
       <w:r>
-        <w:t xml:space="preserve">. The pooled</w:t>
+        <w:t xml:space="preserve">. The unified</w:t>
       </w:r>
       <w:r>
         <w:t xml:space="preserve"> </w:t>
@@ -20115,8 +20813,8 @@
         <w:t xml:space="preserve">above.</w:t>
       </w:r>
     </w:p>
-    <w:bookmarkEnd w:id="87"/>
-    <w:bookmarkStart w:id="88" w:name="show_aj_cif_ci_ribbons"/>
+    <w:bookmarkEnd w:id="90"/>
+    <w:bookmarkStart w:id="91" w:name="show_aj_cif_ci_ribbons"/>
     <w:p>
       <w:pPr>
         <w:pStyle w:val="Heading4"/>
@@ -20216,7 +20914,7 @@
         <w:t xml:space="preserve">false</w:t>
       </w:r>
       <w:r>
-        <w:t xml:space="preserve">. The pooled</w:t>
+        <w:t xml:space="preserve">. The unified</w:t>
       </w:r>
       <w:r>
         <w:t xml:space="preserve"> </w:t>
@@ -20260,8 +20958,8 @@
         <w:t xml:space="preserve">above.</w:t>
       </w:r>
     </w:p>
-    <w:bookmarkEnd w:id="88"/>
-    <w:bookmarkStart w:id="89" w:name="png_pointsize_factor"/>
+    <w:bookmarkEnd w:id="91"/>
+    <w:bookmarkStart w:id="92" w:name="png_pointsize_factor"/>
     <w:p>
       <w:pPr>
         <w:pStyle w:val="Heading4"/>
@@ -20310,8 +21008,8 @@
         <w:t xml:space="preserve">Positive number. Scales font sizes in PNG output. Default is 1.0. Values above 1 make text larger; useful on high-DPI displays or when plots will be used in presentations.</w:t>
       </w:r>
     </w:p>
-    <w:bookmarkEnd w:id="89"/>
-    <w:bookmarkStart w:id="90" w:name="png_line_width_factor"/>
+    <w:bookmarkEnd w:id="92"/>
+    <w:bookmarkStart w:id="93" w:name="png_line_width_factor"/>
     <w:p>
       <w:pPr>
         <w:pStyle w:val="Heading4"/>
@@ -20360,8 +21058,8 @@
         <w:t xml:space="preserve">Positive number. Scales line widths in PNG output. Default is 1.0.</w:t>
       </w:r>
     </w:p>
-    <w:bookmarkEnd w:id="90"/>
-    <w:bookmarkStart w:id="91" w:name="stratified-output-selection"/>
+    <w:bookmarkEnd w:id="93"/>
+    <w:bookmarkStart w:id="94" w:name="stratified-output-selection"/>
     <w:p>
       <w:pPr>
         <w:pStyle w:val="Heading4"/>
@@ -21008,10 +21706,10 @@
         </w:pict>
       </w:r>
     </w:p>
-    <w:bookmarkEnd w:id="91"/>
-    <w:bookmarkEnd w:id="92"/>
-    <w:bookmarkEnd w:id="93"/>
-    <w:bookmarkStart w:id="101" w:name="capabilities-and-conventions"/>
+    <w:bookmarkEnd w:id="94"/>
+    <w:bookmarkEnd w:id="95"/>
+    <w:bookmarkEnd w:id="96"/>
+    <w:bookmarkStart w:id="104" w:name="capabilities-and-conventions"/>
     <w:p>
       <w:pPr>
         <w:pStyle w:val="Heading2"/>
@@ -21020,7 +21718,7 @@
         <w:t xml:space="preserve">Capabilities and Conventions</w:t>
       </w:r>
     </w:p>
-    <w:bookmarkStart w:id="94" w:name="survival-analysis-framework"/>
+    <w:bookmarkStart w:id="97" w:name="survival-analysis-framework"/>
     <w:p>
       <w:pPr>
         <w:pStyle w:val="Heading3"/>
@@ -21060,103 +21758,6 @@
       </w:r>
       <w:r>
         <w:t xml:space="preserve">), which correctly handles:</w:t>
-      </w:r>
-    </w:p>
-    <w:p>
-      <w:pPr>
-        <w:pStyle w:val="Compact"/>
-        <w:numPr>
-          <w:ilvl w:val="0"/>
-          <w:numId w:val="1040"/>
-        </w:numPr>
-      </w:pPr>
-      <w:r>
-        <w:rPr>
-          <w:b/>
-          <w:bCs/>
-        </w:rPr>
-        <w:t xml:space="preserve">Left truncation</w:t>
-      </w:r>
-      <w:r>
-        <w:t xml:space="preserve">: animals already in care when a period begins are observed only from the period start, not from their intake date. This prevents length-biased sampling.</w:t>
-      </w:r>
-    </w:p>
-    <w:p>
-      <w:pPr>
-        <w:pStyle w:val="Compact"/>
-        <w:numPr>
-          <w:ilvl w:val="0"/>
-          <w:numId w:val="1040"/>
-        </w:numPr>
-      </w:pPr>
-      <w:r>
-        <w:rPr>
-          <w:b/>
-          <w:bCs/>
-        </w:rPr>
-        <w:t xml:space="preserve">Right censoring</w:t>
-      </w:r>
-      <w:r>
-        <w:t xml:space="preserve">: animals still in care at the end of a period, or whose stays are capped at</w:t>
-      </w:r>
-      <w:r>
-        <w:t xml:space="preserve"> </w:t>
-      </w:r>
-      <w:r>
-        <w:rPr>
-          <w:rStyle w:val="VerbatimChar"/>
-        </w:rPr>
-        <w:t xml:space="preserve">restricted_stay_cap</w:t>
-      </w:r>
-      <w:r>
-        <w:t xml:space="preserve">, are treated as censored rather than excluded.</w:t>
-      </w:r>
-    </w:p>
-    <w:p>
-      <w:pPr>
-        <w:pStyle w:val="FirstParagraph"/>
-      </w:pPr>
-      <w:r>
-        <w:t xml:space="preserve">Animals participate in multiple periods if they were in care across period boundaries.</w:t>
-      </w:r>
-    </w:p>
-    <w:bookmarkEnd w:id="94"/>
-    <w:bookmarkStart w:id="95" w:name="observation-gaps"/>
-    <w:p>
-      <w:pPr>
-        <w:pStyle w:val="Heading3"/>
-      </w:pPr>
-      <w:r>
-        <w:t xml:space="preserve">Observation gaps</w:t>
-      </w:r>
-    </w:p>
-    <w:p>
-      <w:pPr>
-        <w:pStyle w:val="FirstParagraph"/>
-      </w:pPr>
-      <w:r>
-        <w:t xml:space="preserve">With left truncation it is possible, especially with a low number of animals, for some stretch of days to have</w:t>
-      </w:r>
-      <w:r>
-        <w:t xml:space="preserve"> </w:t>
-      </w:r>
-      <w:r>
-        <w:rPr>
-          <w:b/>
-          <w:bCs/>
-        </w:rPr>
-        <w:t xml:space="preserve">no animals at risk at all</w:t>
-      </w:r>
-      <w:r>
-        <w:t xml:space="preserve">. This happens when everyone at risk resolved before a later, left-truncated entrant arrived. The Kaplan-Meier estimator cannot recover from such a gap. If the last animal at risk before the gap leaves with an outcome, the curve drops to zero, and every outcome after the gap multiplies an already-zero curve: the post-gap stays contribute nothing to the median, percentiles, or restricted mean, which silently understates length of stay.</w:t>
-      </w:r>
-    </w:p>
-    <w:p>
-      <w:pPr>
-        <w:pStyle w:val="BodyText"/>
-      </w:pPr>
-      <w:r>
-        <w:t xml:space="preserve">mLOS checks for gaps in the pooled (unified) KM data and, separately, within every stratum of the stratified KM analyses (by period, intake type, and animal group). A small stratum can have a gap even when the pooled data does not, and small strata are far more gap-prone. Gaps are reported in three places:</w:t>
       </w:r>
     </w:p>
     <w:p>
@@ -21168,19 +21769,14 @@
         </w:numPr>
       </w:pPr>
       <w:r>
-        <w:t xml:space="preserve">Console warnings (which also appear in</w:t>
-      </w:r>
-      <w:r>
-        <w:t xml:space="preserve"> </w:t>
-      </w:r>
-      <w:r>
-        <w:rPr>
-          <w:rStyle w:val="VerbatimChar"/>
-        </w:rPr>
-        <w:t xml:space="preserve">analysis_log.txt</w:t>
-      </w:r>
-      <w:r>
-        <w:t xml:space="preserve">).</w:t>
+        <w:rPr>
+          <w:b/>
+          <w:bCs/>
+        </w:rPr>
+        <w:t xml:space="preserve">Left truncation</w:t>
+      </w:r>
+      <w:r>
+        <w:t xml:space="preserve">: animals already in care when a period begins are observed only from the period start, not from their intake date. This prevents length-biased sampling.</w:t>
       </w:r>
     </w:p>
     <w:p>
@@ -21192,106 +21788,73 @@
         </w:numPr>
       </w:pPr>
       <w:r>
-        <w:t xml:space="preserve">The</w:t>
-      </w:r>
-      <w:r>
-        <w:t xml:space="preserve"> </w:t>
-      </w:r>
-      <w:r>
-        <w:rPr>
-          <w:b/>
-          <w:bCs/>
-        </w:rPr>
+        <w:rPr>
+          <w:b/>
+          <w:bCs/>
+        </w:rPr>
+        <w:t xml:space="preserve">Right censoring</w:t>
+      </w:r>
+      <w:r>
+        <w:t xml:space="preserve">: animals still in care at the end of a period, or whose stays are capped at</w:t>
+      </w:r>
+      <w:r>
+        <w:t xml:space="preserve"> </w:t>
+      </w:r>
+      <w:r>
+        <w:rPr>
+          <w:rStyle w:val="VerbatimChar"/>
+        </w:rPr>
+        <w:t xml:space="preserve">restricted_stay_cap</w:t>
+      </w:r>
+      <w:r>
+        <w:t xml:space="preserve">, are treated as censored rather than excluded.</w:t>
+      </w:r>
+    </w:p>
+    <w:p>
+      <w:pPr>
+        <w:pStyle w:val="FirstParagraph"/>
+      </w:pPr>
+      <w:r>
+        <w:t xml:space="preserve">Animals participate in multiple periods if they were in care across period boundaries.</w:t>
+      </w:r>
+    </w:p>
+    <w:bookmarkEnd w:id="97"/>
+    <w:bookmarkStart w:id="98" w:name="observation-gaps"/>
+    <w:p>
+      <w:pPr>
+        <w:pStyle w:val="Heading3"/>
+      </w:pPr>
+      <w:r>
         <w:t xml:space="preserve">Observation gaps</w:t>
       </w:r>
-      <w:r>
-        <w:t xml:space="preserve"> </w:t>
-      </w:r>
-      <w:r>
-        <w:t xml:space="preserve">section of the Excel</w:t>
-      </w:r>
-      <w:r>
-        <w:t xml:space="preserve"> </w:t>
-      </w:r>
-      <w:r>
-        <w:rPr>
-          <w:rStyle w:val="VerbatimChar"/>
-        </w:rPr>
-        <w:t xml:space="preserve">General</w:t>
-      </w:r>
-      <w:r>
-        <w:t xml:space="preserve"> </w:t>
-      </w:r>
-      <w:r>
-        <w:t xml:space="preserve">sheet, listing every gap with its analysis, stratum, and day range. It’s shown</w:t>
-      </w:r>
-      <w:r>
-        <w:t xml:space="preserve"> </w:t>
-      </w:r>
-      <w:r>
-        <w:rPr>
-          <w:b/>
-          <w:bCs/>
-        </w:rPr>
-        <w:t xml:space="preserve">green</w:t>
-      </w:r>
-      <w:r>
-        <w:t xml:space="preserve"> </w:t>
-      </w:r>
-      <w:r>
-        <w:t xml:space="preserve">when no gaps were found and</w:t>
-      </w:r>
-      <w:r>
-        <w:t xml:space="preserve"> </w:t>
-      </w:r>
-      <w:r>
-        <w:rPr>
-          <w:b/>
-          <w:bCs/>
-        </w:rPr>
-        <w:t xml:space="preserve">red</w:t>
-      </w:r>
-      <w:r>
-        <w:t xml:space="preserve"> </w:t>
-      </w:r>
-      <w:r>
-        <w:t xml:space="preserve">when any were.</w:t>
-      </w:r>
-    </w:p>
-    <w:p>
-      <w:pPr>
-        <w:pStyle w:val="Compact"/>
-        <w:numPr>
-          <w:ilvl w:val="0"/>
-          <w:numId w:val="1041"/>
-        </w:numPr>
-      </w:pPr>
-      <w:r>
-        <w:t xml:space="preserve">The speaker notes of the two opening slides of the example deck, if you build one. The periods on the title slide, as well as the pooled data and the fields on the descriptive slide that follows it, indicate whether gaps occurred or not (see the Presentation Guide).</w:t>
-      </w:r>
     </w:p>
     <w:p>
       <w:pPr>
         <w:pStyle w:val="FirstParagraph"/>
       </w:pPr>
       <w:r>
-        <w:t xml:space="preserve">mLOS does</w:t>
-      </w:r>
-      <w:r>
-        <w:t xml:space="preserve"> </w:t>
-      </w:r>
-      <w:r>
-        <w:rPr>
-          <w:b/>
-          <w:bCs/>
-        </w:rPr>
-        <w:t xml:space="preserve">not</w:t>
-      </w:r>
-      <w:r>
-        <w:t xml:space="preserve"> </w:t>
-      </w:r>
-      <w:r>
-        <w:t xml:space="preserve">adjust any statistic for a gap: all numbers are reported exactly as computed, so a red gap section means the affected curves and restricted means should not be trusted from the first gap onward. If gaps are flagged, consider:</w:t>
+        <w:t xml:space="preserve">With left truncation it is possible, especially with a low number of animals, for some stretch of days to have</w:t>
+      </w:r>
+      <w:r>
+        <w:t xml:space="preserve"> </w:t>
+      </w:r>
+      <w:r>
+        <w:rPr>
+          <w:b/>
+          <w:bCs/>
+        </w:rPr>
+        <w:t xml:space="preserve">no animals at risk at all</w:t>
+      </w:r>
+      <w:r>
+        <w:t xml:space="preserve">. This happens when everyone at risk resolved before a later, left-truncated entrant arrived. The Kaplan-Meier estimator cannot recover from such a gap. If the last animal at risk before the gap leaves with an outcome, the curve drops to zero, and every outcome after the gap multiplies an already-zero curve: the post-gap stays contribute nothing to the median, percentiles, or restricted mean, which silently understates length of stay.</w:t>
+      </w:r>
+    </w:p>
+    <w:p>
+      <w:pPr>
+        <w:pStyle w:val="BodyText"/>
+      </w:pPr>
+      <w:r>
+        <w:t xml:space="preserve">mLOS checks for gaps in the pooled (unified) KM data and, separately, within every stratum of the stratified KM analyses (by period, intake type, and animal group). A small stratum can have a gap even when the pooled data does not, and small strata are far more gap-prone. Gaps are reported in three places:</w:t>
       </w:r>
     </w:p>
     <w:p>
@@ -21303,17 +21866,19 @@
         </w:numPr>
       </w:pPr>
       <w:r>
-        <w:rPr>
-          <w:b/>
-          <w:bCs/>
-        </w:rPr>
-        <w:t xml:space="preserve">lengthening the periods</w:t>
-      </w:r>
-      <w:r>
-        <w:t xml:space="preserve"> </w:t>
-      </w:r>
-      <w:r>
-        <w:t xml:space="preserve">(fewer, longer periods keep more animals under observation on every day);</w:t>
+        <w:t xml:space="preserve">Console warnings (which also appear in</w:t>
+      </w:r>
+      <w:r>
+        <w:t xml:space="preserve"> </w:t>
+      </w:r>
+      <w:r>
+        <w:rPr>
+          <w:rStyle w:val="VerbatimChar"/>
+        </w:rPr>
+        <w:t xml:space="preserve">analysis_log.txt</w:t>
+      </w:r>
+      <w:r>
+        <w:t xml:space="preserve">).</w:t>
       </w:r>
     </w:p>
     <w:p>
@@ -21325,87 +21890,70 @@
         </w:numPr>
       </w:pPr>
       <w:r>
-        <w:rPr>
-          <w:b/>
-          <w:bCs/>
-        </w:rPr>
-        <w:t xml:space="preserve">making</w:t>
-      </w:r>
-      <w:r>
-        <w:rPr>
-          <w:b/>
-          <w:bCs/>
-        </w:rPr>
-        <w:t xml:space="preserve"> </w:t>
-      </w:r>
-      <w:r>
-        <w:rPr>
-          <w:rStyle w:val="VerbatimChar"/>
-          <w:b/>
-          <w:bCs/>
-        </w:rPr>
-        <w:t xml:space="preserve">intake_type</w:t>
-      </w:r>
-      <w:r>
-        <w:rPr>
-          <w:b/>
-          <w:bCs/>
-        </w:rPr>
-        <w:t xml:space="preserve"> </w:t>
-      </w:r>
-      <w:r>
-        <w:rPr>
-          <w:b/>
-          <w:bCs/>
-        </w:rPr>
-        <w:t xml:space="preserve">or</w:t>
-      </w:r>
-      <w:r>
-        <w:rPr>
-          <w:b/>
-          <w:bCs/>
-        </w:rPr>
-        <w:t xml:space="preserve"> </w:t>
-      </w:r>
-      <w:r>
-        <w:rPr>
-          <w:rStyle w:val="VerbatimChar"/>
-          <w:b/>
-          <w:bCs/>
-        </w:rPr>
-        <w:t xml:space="preserve">animal_group</w:t>
-      </w:r>
-      <w:r>
-        <w:rPr>
-          <w:b/>
-          <w:bCs/>
-        </w:rPr>
-        <w:t xml:space="preserve"> </w:t>
-      </w:r>
-      <w:r>
-        <w:rPr>
-          <w:b/>
-          <w:bCs/>
-        </w:rPr>
-        <w:t xml:space="preserve">coarser</w:t>
-      </w:r>
-      <w:r>
-        <w:t xml:space="preserve"> </w:t>
-      </w:r>
-      <w:r>
-        <w:t xml:space="preserve">(fewer categories mean larger strata, for example by listing fewer columns in</w:t>
-      </w:r>
-      <w:r>
-        <w:t xml:space="preserve"> </w:t>
-      </w:r>
-      <w:r>
-        <w:rPr>
-          <w:rStyle w:val="VerbatimChar"/>
-        </w:rPr>
-        <w:t xml:space="preserve">animal_group_columns</w:t>
-      </w:r>
-      <w:r>
-        <w:t xml:space="preserve">);</w:t>
+        <w:t xml:space="preserve">The</w:t>
+      </w:r>
+      <w:r>
+        <w:t xml:space="preserve"> </w:t>
+      </w:r>
+      <w:r>
+        <w:rPr>
+          <w:b/>
+          <w:bCs/>
+        </w:rPr>
+        <w:t xml:space="preserve">Observation gaps</w:t>
+      </w:r>
+      <w:r>
+        <w:t xml:space="preserve"> </w:t>
+      </w:r>
+      <w:r>
+        <w:t xml:space="preserve">section of the Excel</w:t>
+      </w:r>
+      <w:r>
+        <w:t xml:space="preserve"> </w:t>
+      </w:r>
+      <w:r>
+        <w:rPr>
+          <w:rStyle w:val="VerbatimChar"/>
+        </w:rPr>
+        <w:t xml:space="preserve">General</w:t>
+      </w:r>
+      <w:r>
+        <w:t xml:space="preserve"> </w:t>
+      </w:r>
+      <w:r>
+        <w:t xml:space="preserve">sheet, listing every gap with its analysis, stratum, and day range. It’s shown</w:t>
+      </w:r>
+      <w:r>
+        <w:t xml:space="preserve"> </w:t>
+      </w:r>
+      <w:r>
+        <w:rPr>
+          <w:b/>
+          <w:bCs/>
+        </w:rPr>
+        <w:t xml:space="preserve">green</w:t>
+      </w:r>
+      <w:r>
+        <w:t xml:space="preserve"> </w:t>
+      </w:r>
+      <w:r>
+        <w:t xml:space="preserve">when no gaps were found and</w:t>
+      </w:r>
+      <w:r>
+        <w:t xml:space="preserve"> </w:t>
+      </w:r>
+      <w:r>
+        <w:rPr>
+          <w:b/>
+          <w:bCs/>
+        </w:rPr>
+        <w:t xml:space="preserve">red</w:t>
+      </w:r>
+      <w:r>
+        <w:t xml:space="preserve"> </w:t>
+      </w:r>
+      <w:r>
+        <w:t xml:space="preserve">when any were.</w:t>
       </w:r>
     </w:p>
     <w:p>
@@ -21417,6 +21965,156 @@
         </w:numPr>
       </w:pPr>
       <w:r>
+        <w:t xml:space="preserve">The speaker notes of the two opening slides of the example deck, if you build one. The periods on the title slide, as well as the pooled data and the fields on the descriptive slide that follows it, indicate whether gaps occurred or not (see the Presentation Guide).</w:t>
+      </w:r>
+    </w:p>
+    <w:p>
+      <w:pPr>
+        <w:pStyle w:val="FirstParagraph"/>
+      </w:pPr>
+      <w:r>
+        <w:t xml:space="preserve">mLOS does</w:t>
+      </w:r>
+      <w:r>
+        <w:t xml:space="preserve"> </w:t>
+      </w:r>
+      <w:r>
+        <w:rPr>
+          <w:b/>
+          <w:bCs/>
+        </w:rPr>
+        <w:t xml:space="preserve">not</w:t>
+      </w:r>
+      <w:r>
+        <w:t xml:space="preserve"> </w:t>
+      </w:r>
+      <w:r>
+        <w:t xml:space="preserve">adjust any statistic for a gap: all numbers are reported exactly as computed, so a red gap section means the affected curves and restricted means should not be trusted from the first gap onward. If gaps are flagged, consider:</w:t>
+      </w:r>
+    </w:p>
+    <w:p>
+      <w:pPr>
+        <w:pStyle w:val="Compact"/>
+        <w:numPr>
+          <w:ilvl w:val="0"/>
+          <w:numId w:val="1043"/>
+        </w:numPr>
+      </w:pPr>
+      <w:r>
+        <w:rPr>
+          <w:b/>
+          <w:bCs/>
+        </w:rPr>
+        <w:t xml:space="preserve">lengthening the periods</w:t>
+      </w:r>
+      <w:r>
+        <w:t xml:space="preserve"> </w:t>
+      </w:r>
+      <w:r>
+        <w:t xml:space="preserve">(fewer, longer periods keep more animals under observation on every day);</w:t>
+      </w:r>
+    </w:p>
+    <w:p>
+      <w:pPr>
+        <w:pStyle w:val="Compact"/>
+        <w:numPr>
+          <w:ilvl w:val="0"/>
+          <w:numId w:val="1043"/>
+        </w:numPr>
+      </w:pPr>
+      <w:r>
+        <w:rPr>
+          <w:b/>
+          <w:bCs/>
+        </w:rPr>
+        <w:t xml:space="preserve">making</w:t>
+      </w:r>
+      <w:r>
+        <w:rPr>
+          <w:b/>
+          <w:bCs/>
+        </w:rPr>
+        <w:t xml:space="preserve"> </w:t>
+      </w:r>
+      <w:r>
+        <w:rPr>
+          <w:rStyle w:val="VerbatimChar"/>
+          <w:b/>
+          <w:bCs/>
+        </w:rPr>
+        <w:t xml:space="preserve">intake_type</w:t>
+      </w:r>
+      <w:r>
+        <w:rPr>
+          <w:b/>
+          <w:bCs/>
+        </w:rPr>
+        <w:t xml:space="preserve"> </w:t>
+      </w:r>
+      <w:r>
+        <w:rPr>
+          <w:b/>
+          <w:bCs/>
+        </w:rPr>
+        <w:t xml:space="preserve">or</w:t>
+      </w:r>
+      <w:r>
+        <w:rPr>
+          <w:b/>
+          <w:bCs/>
+        </w:rPr>
+        <w:t xml:space="preserve"> </w:t>
+      </w:r>
+      <w:r>
+        <w:rPr>
+          <w:rStyle w:val="VerbatimChar"/>
+          <w:b/>
+          <w:bCs/>
+        </w:rPr>
+        <w:t xml:space="preserve">animal_group</w:t>
+      </w:r>
+      <w:r>
+        <w:rPr>
+          <w:b/>
+          <w:bCs/>
+        </w:rPr>
+        <w:t xml:space="preserve"> </w:t>
+      </w:r>
+      <w:r>
+        <w:rPr>
+          <w:b/>
+          <w:bCs/>
+        </w:rPr>
+        <w:t xml:space="preserve">coarser</w:t>
+      </w:r>
+      <w:r>
+        <w:t xml:space="preserve"> </w:t>
+      </w:r>
+      <w:r>
+        <w:t xml:space="preserve">(fewer categories mean larger strata, for example by listing fewer columns in</w:t>
+      </w:r>
+      <w:r>
+        <w:t xml:space="preserve"> </w:t>
+      </w:r>
+      <w:r>
+        <w:rPr>
+          <w:rStyle w:val="VerbatimChar"/>
+        </w:rPr>
+        <w:t xml:space="preserve">animal_group_columns</w:t>
+      </w:r>
+      <w:r>
+        <w:t xml:space="preserve">);</w:t>
+      </w:r>
+    </w:p>
+    <w:p>
+      <w:pPr>
+        <w:pStyle w:val="Compact"/>
+        <w:numPr>
+          <w:ilvl w:val="0"/>
+          <w:numId w:val="1043"/>
+        </w:numPr>
+      </w:pPr>
+      <w:r>
         <w:rPr>
           <w:b/>
           <w:bCs/>
@@ -21442,8 +22140,8 @@
         <w:t xml:space="preserve">, so the analysis stops before the sparse right tail where gaps typically occur.</w:t>
       </w:r>
     </w:p>
-    <w:bookmarkEnd w:id="95"/>
-    <w:bookmarkStart w:id="96" w:name="competing-risks"/>
+    <w:bookmarkEnd w:id="98"/>
+    <w:bookmarkStart w:id="99" w:name="competing-risks"/>
     <w:p>
       <w:pPr>
         <w:pStyle w:val="Heading3"/>
@@ -21485,8 +22183,8 @@
         <w:t xml:space="preserve">The conditional AJ distribution answers a complementary question: given that an animal is still in care at the end of day X (it did not leave that day), what is the probability it will leave with a specific outcome type before the end of the AJ analysis window? This is computed both unified and stratified, allowing comparison of how the expected outcome mix shifts with time already spent in care.</w:t>
       </w:r>
     </w:p>
-    <w:bookmarkEnd w:id="96"/>
-    <w:bookmarkStart w:id="97" w:name="census-and-animal-day-metrics"/>
+    <w:bookmarkEnd w:id="99"/>
+    <w:bookmarkStart w:id="100" w:name="census-and-animal-day-metrics"/>
     <w:p>
       <w:pPr>
         <w:pStyle w:val="Heading3"/>
@@ -21508,7 +22206,7 @@
         <w:pStyle w:val="Compact"/>
         <w:numPr>
           <w:ilvl w:val="0"/>
-          <w:numId w:val="1043"/>
+          <w:numId w:val="1044"/>
         </w:numPr>
       </w:pPr>
       <w:r>
@@ -21545,7 +22243,7 @@
         <w:pStyle w:val="Compact"/>
         <w:numPr>
           <w:ilvl w:val="0"/>
-          <w:numId w:val="1043"/>
+          <w:numId w:val="1044"/>
         </w:numPr>
       </w:pPr>
       <w:r>
@@ -21609,7 +22307,7 @@
         <w:pStyle w:val="Compact"/>
         <w:numPr>
           <w:ilvl w:val="0"/>
-          <w:numId w:val="1043"/>
+          <w:numId w:val="1044"/>
         </w:numPr>
       </w:pPr>
       <w:r>
@@ -22115,10 +22813,7 @@
         <w:t xml:space="preserve">remaining_days_at_median_tenure</w:t>
       </w:r>
       <w:r>
-        <w:t xml:space="preserve"> </w:t>
-      </w:r>
-      <w:r>
-        <w:t xml:space="preserve">and</w:t>
+        <w:t xml:space="preserve">, and</w:t>
       </w:r>
       <w:r>
         <w:t xml:space="preserve"> </w:t>
@@ -22269,8 +22964,8 @@
         <w:t xml:space="preserve">. Note what is not at issue: the animals that reach the cap are counted at full weight on every day up to it, so nothing here treats them as absent.</w:t>
       </w:r>
     </w:p>
-    <w:bookmarkEnd w:id="97"/>
-    <w:bookmarkStart w:id="98" w:name="which-day-counts-who-is-in-the-census"/>
+    <w:bookmarkEnd w:id="100"/>
+    <w:bookmarkStart w:id="101" w:name="which-day-counts-who-is-in-the-census"/>
     <w:p>
       <w:pPr>
         <w:pStyle w:val="Heading3"/>
@@ -22468,8 +23163,8 @@
         <w:t xml:space="preserve">means the inventory census.</w:t>
       </w:r>
     </w:p>
-    <w:bookmarkEnd w:id="98"/>
-    <w:bookmarkStart w:id="99" w:name="statistical-testing"/>
+    <w:bookmarkEnd w:id="101"/>
+    <w:bookmarkStart w:id="102" w:name="statistical-testing"/>
     <w:p>
       <w:pPr>
         <w:pStyle w:val="Heading3"/>
@@ -22513,8 +23208,8 @@
         <w:t xml:space="preserve">, ids are generated automatically (one per stay), which still ties a period-split stay into one cluster, but it cannot link repeat intakes of the same animal.</w:t>
       </w:r>
     </w:p>
-    <w:bookmarkEnd w:id="99"/>
-    <w:bookmarkStart w:id="100" w:name="exitlos-vs-animlos"/>
+    <w:bookmarkEnd w:id="102"/>
+    <w:bookmarkStart w:id="103" w:name="exitlos-vs-animlos"/>
     <w:p>
       <w:pPr>
         <w:pStyle w:val="Heading3"/>
@@ -22578,9 +23273,9 @@
         </w:pict>
       </w:r>
     </w:p>
-    <w:bookmarkEnd w:id="100"/>
-    <w:bookmarkEnd w:id="101"/>
-    <w:bookmarkStart w:id="102" w:name="limitations"/>
+    <w:bookmarkEnd w:id="103"/>
+    <w:bookmarkEnd w:id="104"/>
+    <w:bookmarkStart w:id="105" w:name="limitations"/>
     <w:p>
       <w:pPr>
         <w:pStyle w:val="Heading2"/>
@@ -22594,7 +23289,7 @@
         <w:pStyle w:val="Compact"/>
         <w:numPr>
           <w:ilvl w:val="0"/>
-          <w:numId w:val="1044"/>
+          <w:numId w:val="1045"/>
         </w:numPr>
       </w:pPr>
       <w:r>
@@ -22654,7 +23349,7 @@
         <w:pStyle w:val="Compact"/>
         <w:numPr>
           <w:ilvl w:val="0"/>
-          <w:numId w:val="1044"/>
+          <w:numId w:val="1045"/>
         </w:numPr>
       </w:pPr>
       <w:r>
@@ -22732,7 +23427,7 @@
         <w:pStyle w:val="Compact"/>
         <w:numPr>
           <w:ilvl w:val="0"/>
-          <w:numId w:val="1044"/>
+          <w:numId w:val="1045"/>
         </w:numPr>
       </w:pPr>
       <w:r>
@@ -22746,7 +23441,7 @@
         <w:t xml:space="preserve"> </w:t>
       </w:r>
       <w:r>
-        <w:t xml:space="preserve">Cox regression assumes that hazard ratios are constant over the entire LOS range. Violations can occur when, for example, long-stay animals have a fundamentally different discharge profile. The per-stratifier stratified Cox fits in</w:t>
+        <w:t xml:space="preserve">Cox regression assumes that hazard ratios are constant over the entire LOS range. Violations can occur when, for example, long-stay animals have a fundamentally different discharge profile. The per-predictor stratified Cox fits in</w:t>
       </w:r>
       <w:r>
         <w:t xml:space="preserve"> </w:t>
@@ -22785,7 +23480,7 @@
         <w:pStyle w:val="Compact"/>
         <w:numPr>
           <w:ilvl w:val="0"/>
-          <w:numId w:val="1044"/>
+          <w:numId w:val="1045"/>
         </w:numPr>
       </w:pPr>
       <w:r>
@@ -22799,7 +23494,7 @@
         <w:t xml:space="preserve"> </w:t>
       </w:r>
       <w:r>
-        <w:t xml:space="preserve">Results become unstable with fewer than ~50 outcomes per period. With very few events, confidence intervals are wide and tests underpowered. When in doubt, use longer periods. The same goes for intake types or animal groups, and the remedy there is to condense values to a smaller set.</w:t>
+        <w:t xml:space="preserve">Results become unstable with fewer than ~100 outcomes per period. With very few events, confidence intervals are wide and tests underpowered. When in doubt, use longer periods. The same goes for intake types or animal groups, and the remedy there is to condense values to a smaller set.</w:t>
       </w:r>
     </w:p>
     <w:p>
@@ -22807,7 +23502,7 @@
         <w:pStyle w:val="Compact"/>
         <w:numPr>
           <w:ilvl w:val="0"/>
-          <w:numId w:val="1044"/>
+          <w:numId w:val="1045"/>
         </w:numPr>
       </w:pPr>
       <w:r>
@@ -22829,7 +23524,7 @@
         <w:pStyle w:val="Compact"/>
         <w:numPr>
           <w:ilvl w:val="0"/>
-          <w:numId w:val="1044"/>
+          <w:numId w:val="1045"/>
         </w:numPr>
       </w:pPr>
       <w:r>
@@ -22866,7 +23561,7 @@
         <w:pStyle w:val="Compact"/>
         <w:numPr>
           <w:ilvl w:val="0"/>
-          <w:numId w:val="1044"/>
+          <w:numId w:val="1045"/>
         </w:numPr>
       </w:pPr>
       <w:r>
@@ -22900,7 +23595,7 @@
         <w:pStyle w:val="Compact"/>
         <w:numPr>
           <w:ilvl w:val="0"/>
-          <w:numId w:val="1044"/>
+          <w:numId w:val="1045"/>
         </w:numPr>
       </w:pPr>
       <w:r>
@@ -22963,8 +23658,8 @@
         </w:pict>
       </w:r>
     </w:p>
-    <w:bookmarkEnd w:id="102"/>
-    <w:bookmarkStart w:id="104" w:name="references"/>
+    <w:bookmarkEnd w:id="105"/>
+    <w:bookmarkStart w:id="107" w:name="references"/>
     <w:p>
       <w:pPr>
         <w:pStyle w:val="Heading2"/>
@@ -22991,7 +23686,7 @@
       <w:r>
         <w:t xml:space="preserve"> </w:t>
       </w:r>
-      <w:hyperlink r:id="rId103">
+      <w:hyperlink r:id="rId106">
         <w:r>
           <w:rPr>
             <w:rStyle w:val="Hyperlink"/>
@@ -23008,8 +23703,8 @@
         <w:t xml:space="preserve">[3] Mavrovouniotis ML. Distribution of length of stay and its variation by calendar period in animal shelters: Cumulative incidence of outcome types by calendar period in Orange County California. (Forthcoming in the JSMCAH special issue on the ABVP 2026 Symposium.)</w:t>
       </w:r>
     </w:p>
-    <w:bookmarkEnd w:id="104"/>
-    <w:bookmarkEnd w:id="105"/>
+    <w:bookmarkEnd w:id="107"/>
+    <w:bookmarkEnd w:id="108"/>
     <w:sectPr>
       <w:footnotePr>
         <w:numRestart w:val="eachSect"/>
@@ -23356,6 +24051,9 @@
     <w:abstractNumId w:val="991"/>
   </w:num>
   <w:num w:numId="1044">
+    <w:abstractNumId w:val="991"/>
+  </w:num>
+  <w:num w:numId="1045">
     <w:abstractNumId w:val="991"/>
   </w:num>
 </w:numbering>

--- a/mlos_user_guide.docx
+++ b/mlos_user_guide.docx
@@ -20,7 +20,7 @@
           <w:i/>
           <w:iCs/>
         </w:rPr>
-        <w:t xml:space="preserve">Note: This Markdown file is the documentation of record for the mLOS User Guide, version 20260823_001. Read it in any markdown reader, Obsidian among them. The companion</w:t>
+        <w:t xml:space="preserve">Note: This Markdown file is the documentation of record for the mLOS User Guide, version 20260827_001. Read it in any markdown reader, Obsidian among them. The companion</w:t>
       </w:r>
       <w:r>
         <w:rPr>
@@ -90,7 +90,7 @@
           <w:i/>
           <w:iCs/>
         </w:rPr>
-        <w:t xml:space="preserve">at commit 9cd7d0b (2026-08-23). Where that is not the newest commit touching the file, this Word copy is behind it.</w:t>
+        <w:t xml:space="preserve">at commit ac335b5 (2026-08-27). Where that is not the newest commit touching the file, this Word copy is behind it.</w:t>
       </w:r>
     </w:p>
     <w:p>
@@ -2641,7 +2641,7 @@
         <w:t xml:space="preserve"> </w:t>
       </w:r>
       <w:r>
-        <w:t xml:space="preserve">— one LOS ratio per stratifier (period, intake type, animal group), each adjusted for the other two exactly as the general Weibull above, but additionally letting the</w:t>
+        <w:t xml:space="preserve">— one LOS ratio per stratifier (period, intake type, animal group), each adjusted for the other two exactly as the pooled Weibull above, but additionally letting the</w:t>
       </w:r>
       <w:r>
         <w:t xml:space="preserve"> </w:t>
@@ -2673,7 +2673,7 @@
         <w:t xml:space="preserve"> </w:t>
       </w:r>
       <w:r>
-        <w:t xml:space="preserve">— a distinction the single-shape Cox and general Weibull models don’t make.</w:t>
+        <w:t xml:space="preserve">— a distinction the single-shape Cox and pooled Weibull models don’t make.</w:t>
       </w:r>
     </w:p>
     <w:p>
@@ -2695,7 +2695,7 @@
         <w:t xml:space="preserve"> </w:t>
       </w:r>
       <w:r>
-        <w:t xml:space="preserve">— the same idea applied to Cox, and always run whenever two of the three stratifiers are usable. One fit per stratifier reports that stratifier’s hazard ratios while giving every combination of the other two its own separate baseline, instead of assuming, as the main Cox regression does, that a single baseline shape fits them all. Compare a hazard ratio here against the main Cox table’s: agreement says that assumption was not costing you anything, and a real gap says it was. These fits are in</w:t>
+        <w:t xml:space="preserve">— the same idea applied to Cox, and always run whenever two of the three stratifiers are usable. One fit per stratifier reports that stratifier’s hazard ratios while giving every combination of the other two its own separate baseline, instead of assuming, as the pooled Cox regression does, that a single baseline shape fits them all. Compare a hazard ratio here against the pooled Cox table’s: agreement says that assumption was not costing you anything, and a real gap says it was. Each stratifier’s sheet carries this fit’s hazard ratios; the rest of the fit, its global tests and concordance, stays in</w:t>
       </w:r>
       <w:r>
         <w:t xml:space="preserve"> </w:t>
@@ -2707,10 +2707,7 @@
         <w:t xml:space="preserve">results.json</w:t>
       </w:r>
       <w:r>
-        <w:t xml:space="preserve"> </w:t>
-      </w:r>
-      <w:r>
-        <w:t xml:space="preserve">but on no worksheet. The slide deck builder also draws on them.</w:t>
+        <w:t xml:space="preserve">. The slide deck builder also draws on them.</w:t>
       </w:r>
     </w:p>
     <w:p>
@@ -4645,7 +4642,7 @@
         <w:pStyle w:val="FirstParagraph"/>
       </w:pPr>
       <w:r>
-        <w:t xml:space="preserve">For the pooled KM curve and for each stratified KM plot, a companion remaining-LOS plot shows the expected number of days still in care for an animal that has already spent X days in the shelter, as a function of X. This is an end-of-day quantity:</w:t>
+        <w:t xml:space="preserve">For the unified KM curve and for each stratified KM plot, a companion remaining-LOS plot shows the expected number of days still in care for an animal that has already spent X days in the shelter, as a function of X. This is an end-of-day quantity:</w:t>
       </w:r>
       <w:r>
         <w:t xml:space="preserve"> </w:t>
@@ -4912,7 +4909,7 @@
           <w:b/>
           <w:bCs/>
         </w:rPr>
-        <w:t xml:space="preserve">Why the pooled plot is marked at someone else’s statistics.</w:t>
+        <w:t xml:space="preserve">Why the unified plot is marked at someone else’s statistics.</w:t>
       </w:r>
       <w:r>
         <w:t xml:space="preserve"> </w:t>
@@ -5443,7 +5440,7 @@
         <w:pStyle w:val="BodyText"/>
       </w:pPr>
       <w:r>
-        <w:t xml:space="preserve">There is also a pooled</w:t>
+        <w:t xml:space="preserve">There is also a</w:t>
       </w:r>
       <w:r>
         <w:t xml:space="preserve"> </w:t>
@@ -5527,7 +5524,7 @@
         <w:pStyle w:val="FirstParagraph"/>
       </w:pPr>
       <w:r>
-        <w:t xml:space="preserve">For the pooled KM curve and for each stratified KM plot, a companion plot shows, for each X, the fraction of the steady-state in-care population whose tenure (days already in care) exceeds X. Do not conflate this with the previous plot, census by tenure, which is a</w:t>
+        <w:t xml:space="preserve">For the unified KM curve and for each stratified KM plot, a companion plot shows, for each X, the fraction of the steady-state in-care population whose tenure (days already in care) exceeds X. Do not conflate this with the previous plot, census by tenure, which is a</w:t>
       </w:r>
       <w:r>
         <w:t xml:space="preserve"> </w:t>
@@ -5729,7 +5726,7 @@
         <w:pStyle w:val="BodyText"/>
       </w:pPr>
       <w:r>
-        <w:t xml:space="preserve">The pooled plot is marked at three statistics of this same tenure distribution: its median, its 90th percentile, and its mean. The first two are</w:t>
+        <w:t xml:space="preserve">The unified plot is marked at three statistics of this same tenure distribution: its median, its 90th percentile, and its mean. The first two are</w:t>
       </w:r>
       <w:r>
         <w:t xml:space="preserve"> </w:t>
@@ -7163,7 +7160,7 @@
         <w:t xml:space="preserve"> </w:t>
       </w:r>
       <w:r>
-        <w:t xml:space="preserve">beside that stratifier’s other measures. Each such entry carries the fit’s formula, its row and event counts, how many baseline strata it used and how many of those held events, its hazard-ratio table in the same shape as the main Cox table’s, its four global tests, and its concordance. Of all that, the workbook shows only the hazard ratios, in the Hazard ratios block of that stratifier’s own sheet. The tests and the concordance stay in the JSON because they are computed against a stratified baseline, so they answer a different question from the main Cox regression’s and should not be compared with them, whereas the hazard ratios should. These per-stratifier Cox regressions can be used in slides by the deck builder.</w:t>
+        <w:t xml:space="preserve">beside that stratifier’s other measures. Each such entry carries the fit’s formula, its row and event counts, how many baseline strata it used and how many of those held events, its hazard-ratio table in the same shape as the pooled Cox table’s, its four global tests, and its concordance. Of all that, the workbook shows only the hazard ratios, in the Hazard ratios block of that stratifier’s own sheet. The tests and the concordance stay in the JSON because they are computed against a stratified baseline, so they answer a different question from the pooled Cox regression’s and should not be compared with them, whereas the hazard ratios should. These per-stratifier Cox regressions can be used in slides by the deck builder.</w:t>
       </w:r>
     </w:p>
     <w:p>
@@ -10827,7 +10824,7 @@
         <w:t xml:space="preserve">weibull_pooled_hazard_ratio</w:t>
       </w:r>
       <w:r>
-        <w:t xml:space="preserve">, from the general Weibull regression.</w:t>
+        <w:t xml:space="preserve">, from the pooled Weibull regression.</w:t>
       </w:r>
     </w:p>
     <w:p>
@@ -10893,7 +10890,7 @@
         <w:t xml:space="preserve">weibull_pooled_los_ratio</w:t>
       </w:r>
       <w:r>
-        <w:t xml:space="preserve">, the same predictor from the general Weibull regression.</w:t>
+        <w:t xml:space="preserve">, the same predictor from the pooled Weibull regression.</w:t>
       </w:r>
     </w:p>
     <w:p>
@@ -11520,7 +11517,7 @@
         <w:pStyle w:val="BodyText"/>
       </w:pPr>
       <w:r>
-        <w:t xml:space="preserve">The general Cox and Weibull regressions above already correct for that, placing intake type and animal group as covariates alongside period. But both still assume that every intake type and every animal group shares the</w:t>
+        <w:t xml:space="preserve">The pooled Cox and Weibull regressions above already correct for that, placing intake type and animal group as covariates alongside period. But both still assume that every intake type and every animal group shares the</w:t>
       </w:r>
       <w:r>
         <w:t xml:space="preserve"> </w:t>
@@ -11536,7 +11533,7 @@
         <w:t xml:space="preserve"> </w:t>
       </w:r>
       <w:r>
-        <w:t xml:space="preserve">of discharge process over time. Cox’s flexible, data-driven baseline is nonetheless one baseline applied to everyone, and the general Weibull’s shape</w:t>
+        <w:t xml:space="preserve">of discharge process over time. Cox’s flexible, data-driven baseline is nonetheless one baseline applied to everyone, and the pooled Weibull’s shape</w:t>
       </w:r>
       <w:r>
         <w:t xml:space="preserve"> </w:t>
@@ -11603,7 +11600,7 @@
         <w:t xml:space="preserve"> </w:t>
       </w:r>
       <w:r>
-        <w:t xml:space="preserve">fits period’s LOS ratio like the general Weibull does, with the same adjustment, the same reference period, and directly comparable numbers. What it adds is that intake types may have their</w:t>
+        <w:t xml:space="preserve">fits period’s LOS ratio like the pooled Weibull does, with the same adjustment, the same reference period, and directly comparable numbers. What it adds is that intake types may have their</w:t>
       </w:r>
       <w:r>
         <w:t xml:space="preserve"> </w:t>
@@ -11701,7 +11698,7 @@
         <w:t xml:space="preserve"> </w:t>
       </w:r>
       <w:r>
-        <w:t xml:space="preserve">for every other predictor’s levels. A shape ratio near 1 means that predictor’s levels genuinely share one discharge shape, so the general Weibull’s assumption holds up for it. A shape ratio far from 1 means they do not: one group’s chances of leaving change with tenure in a way another group’s do not, a distinction the pooled models are structurally unable to see or report.</w:t>
+        <w:t xml:space="preserve">for every other predictor’s levels. A shape ratio near 1 means that predictor’s levels genuinely share one discharge shape, so the pooled Weibull’s assumption holds up for it. A shape ratio far from 1 means they do not: one group’s chances of leaving change with tenure in a way another group’s do not, a distinction the pooled models are structurally unable to see or report.</w:t>
       </w:r>
     </w:p>
     <w:p>
@@ -11709,7 +11706,7 @@
         <w:pStyle w:val="BodyText"/>
       </w:pPr>
       <w:r>
-        <w:t xml:space="preserve">A sheet’s LOS ratio tells you how much longer or shorter stays run for the corresponding predictor’s levels, once the other predictors’ shapes are allowed to differ. That is the same practical reading as the general Weibull’s, but with a narrower assumption.</w:t>
+        <w:t xml:space="preserve">A sheet’s LOS ratio tells you how much longer or shorter stays run for the corresponding predictor’s levels, once the other predictors’ shapes are allowed to differ. That is the same practical reading as the pooled Weibull’s, but with a narrower assumption.</w:t>
       </w:r>
     </w:p>
     <w:p>
@@ -21854,7 +21851,7 @@
         <w:pStyle w:val="BodyText"/>
       </w:pPr>
       <w:r>
-        <w:t xml:space="preserve">mLOS checks for gaps in the pooled (unified) KM data and, separately, within every stratum of the stratified KM analyses (by period, intake type, and animal group). A small stratum can have a gap even when the pooled data does not, and small strata are far more gap-prone. Gaps are reported in three places:</w:t>
+        <w:t xml:space="preserve">mLOS checks for gaps in the unified KM data and, separately, within every stratum of the stratified KM analyses (by period, intake type, and animal group). A small stratum can have a gap even when the pooled data does not, and small strata are far more gap-prone. Gaps are reported in three places:</w:t>
       </w:r>
     </w:p>
     <w:p>
@@ -21965,7 +21962,7 @@
         </w:numPr>
       </w:pPr>
       <w:r>
-        <w:t xml:space="preserve">The speaker notes of the two opening slides of the example deck, if you build one. The periods on the title slide, as well as the pooled data and the fields on the descriptive slide that follows it, indicate whether gaps occurred or not (see the Presentation Guide).</w:t>
+        <w:t xml:space="preserve">The speaker notes of the two opening slides of the example deck, if you build one. The periods on the title slide, as well as the unified data and the fields on the descriptive slide that follows it, indicate whether gaps occurred or not (see the Presentation Guide).</w:t>
       </w:r>
     </w:p>
     <w:p>
@@ -23472,7 +23469,7 @@
         <w:t xml:space="preserve"> </w:t>
       </w:r>
       <w:r>
-        <w:t xml:space="preserve">two. A large gap between one of these and the unified Cox is a sign the assumption is straining for the remaining stratifiers, but says nothing about whether the assumption holds for the axis being estimated.</w:t>
+        <w:t xml:space="preserve">two. A large gap between one of these and the pooled Cox is a sign the assumption is straining for the remaining stratifiers, but says nothing about whether the assumption holds for the axis being estimated.</w:t>
       </w:r>
     </w:p>
     <w:p>
@@ -23700,7 +23697,7 @@
         <w:pStyle w:val="BodyText"/>
       </w:pPr>
       <w:r>
-        <w:t xml:space="preserve">[3] Mavrovouniotis ML. Distribution of length of stay and its variation by calendar period in animal shelters: Cumulative incidence of outcome types by calendar period in Orange County California. (Forthcoming in the JSMCAH special issue on the ABVP 2026 Symposium.)</w:t>
+        <w:t xml:space="preserve">[3] Mavrovouniotis ML. Distribution of length of stay and its variation by calendar period in animal shelters: Cumulative incidence of outcome types by calendar period in Orange County California. (Forthcoming in the JSMCAH special issue on the ABVP 2026 Symposium, to appear in www.jsmcah.org)</w:t>
       </w:r>
     </w:p>
     <w:bookmarkEnd w:id="107"/>

--- a/mlos_user_guide.docx
+++ b/mlos_user_guide.docx
@@ -2,7 +2,7 @@
 <file path=word/document.xml><?xml version="1.0" encoding="utf-8"?>
 <w:document xmlns:w="http://schemas.openxmlformats.org/wordprocessingml/2006/main" xmlns:m="http://schemas.openxmlformats.org/officeDocument/2006/math" xmlns:r="http://schemas.openxmlformats.org/officeDocument/2006/relationships" xmlns:o="urn:schemas-microsoft-com:office:office" xmlns:v="urn:schemas-microsoft-com:vml" xmlns:w10="urn:schemas-microsoft-com:office:word" xmlns:a="http://schemas.openxmlformats.org/drawingml/2006/main" xmlns:pic="http://schemas.openxmlformats.org/drawingml/2006/picture" xmlns:wp="http://schemas.openxmlformats.org/drawingml/2006/wordprocessingDrawing">
   <w:body>
-    <w:bookmarkStart w:id="108" w:name="Xff630d4260d14b75bdbe85b3cf3c89d7a72fba1"/>
+    <w:bookmarkStart w:id="111" w:name="Xff630d4260d14b75bdbe85b3cf3c89d7a72fba1"/>
     <w:p>
       <w:pPr>
         <w:pStyle w:val="Heading1"/>
@@ -20,7 +20,7 @@
           <w:i/>
           <w:iCs/>
         </w:rPr>
-        <w:t xml:space="preserve">Note: This Markdown file is the documentation of record for the mLOS User Guide, version 20260827_001. Read it in any markdown reader, Obsidian among them. The companion</w:t>
+        <w:t xml:space="preserve">Note: This Markdown file is the documentation of record for the mLOS User Guide, version 20260906_003. Read it in any markdown reader, Obsidian among them. The companion</w:t>
       </w:r>
       <w:r>
         <w:rPr>
@@ -90,7 +90,7 @@
           <w:i/>
           <w:iCs/>
         </w:rPr>
-        <w:t xml:space="preserve">at commit ac335b5 (2026-08-27). Where that is not the newest commit touching the file, this Word copy is behind it.</w:t>
+        <w:t xml:space="preserve">at commit 1b3db70 (2026-09-06). Where that is not the newest commit touching the file, this Word copy is behind it.</w:t>
       </w:r>
     </w:p>
     <w:p>
@@ -1376,6 +1376,23 @@
           <w:numId w:val="1013"/>
         </w:numPr>
       </w:pPr>
+      <w:hyperlink w:anchor="probability_mass_width">
+        <w:r>
+          <w:rPr>
+            <w:rStyle w:val="VerbatimChar"/>
+          </w:rPr>
+          <w:t xml:space="preserve">probability_mass_width</w:t>
+        </w:r>
+      </w:hyperlink>
+    </w:p>
+    <w:p>
+      <w:pPr>
+        <w:pStyle w:val="Compact"/>
+        <w:numPr>
+          <w:ilvl w:val="2"/>
+          <w:numId w:val="1013"/>
+        </w:numPr>
+      </w:pPr>
       <w:hyperlink w:anchor="max_plot_strata">
         <w:r>
           <w:rPr>
@@ -1641,7 +1658,7 @@
       </w:hyperlink>
     </w:p>
     <w:bookmarkEnd w:id="10"/>
-    <w:bookmarkStart w:id="20" w:name="what-mlos-does-for-practitioners"/>
+    <w:bookmarkStart w:id="22" w:name="what-mlos-does-for-practitioners"/>
     <w:p>
       <w:pPr>
         <w:pStyle w:val="Heading2"/>
@@ -3222,7 +3239,7 @@
       </w:r>
     </w:p>
     <w:bookmarkEnd w:id="18"/>
-    <w:bookmarkStart w:id="19" w:name="getting-more-out-of-the-tool"/>
+    <w:bookmarkStart w:id="21" w:name="getting-more-out-of-the-tool"/>
     <w:p>
       <w:pPr>
         <w:pStyle w:val="Heading3"/>
@@ -3764,15 +3781,64 @@
       </w:r>
     </w:p>
     <w:p>
+      <w:pPr>
+        <w:pStyle w:val="BodyText"/>
+      </w:pPr>
+      <w:r>
+        <w:rPr>
+          <w:b/>
+          <w:bCs/>
+        </w:rPr>
+        <w:t xml:space="preserve">Reporting back.</w:t>
+      </w:r>
+      <w:r>
+        <w:t xml:space="preserve"> </w:t>
+      </w:r>
+      <w:r>
+        <w:t xml:space="preserve">A question about an output, a result that looks wrong, and an account of what the tool was used for all go to the</w:t>
+      </w:r>
+      <w:r>
+        <w:t xml:space="preserve"> </w:t>
+      </w:r>
+      <w:hyperlink r:id="rId19">
+        <w:r>
+          <w:rPr>
+            <w:rStyle w:val="Hyperlink"/>
+          </w:rPr>
+          <w:t xml:space="preserve">issue tracker</w:t>
+        </w:r>
+      </w:hyperlink>
+      <w:r>
+        <w:t xml:space="preserve">, which carries a form for a bug report and one for an analysis report.</w:t>
+      </w:r>
+      <w:r>
+        <w:t xml:space="preserve"> </w:t>
+      </w:r>
+      <w:hyperlink r:id="rId20">
+        <w:r>
+          <w:rPr>
+            <w:rStyle w:val="Hyperlink"/>
+          </w:rPr>
+          <w:t xml:space="preserve">CONTRIBUTING.md</w:t>
+        </w:r>
+      </w:hyperlink>
+      <w:r>
+        <w:t xml:space="preserve"> </w:t>
+      </w:r>
+      <w:r>
+        <w:t xml:space="preserve">says what to attach to a bug report, and what a deposited analysis holds. The most useful account names the plots, sheets, and tables within a sheet that carried the finding, since a run records nothing about which parts of its output anyone reads.</w:t>
+      </w:r>
+    </w:p>
+    <w:p>
       <w:r>
         <w:pict>
           <v:rect style="width:0;height:1.5pt" o:hralign="center" o:hrstd="t" o:hr="t"/>
         </w:pict>
       </w:r>
     </w:p>
-    <w:bookmarkEnd w:id="19"/>
-    <w:bookmarkEnd w:id="20"/>
-    <w:bookmarkStart w:id="57" w:name="technical-reference"/>
+    <w:bookmarkEnd w:id="21"/>
+    <w:bookmarkEnd w:id="22"/>
+    <w:bookmarkStart w:id="59" w:name="technical-reference"/>
     <w:p>
       <w:pPr>
         <w:pStyle w:val="Heading2"/>
@@ -3781,7 +3847,7 @@
         <w:t xml:space="preserve">Technical Reference</w:t>
       </w:r>
     </w:p>
-    <w:bookmarkStart w:id="21" w:name="overview"/>
+    <w:bookmarkStart w:id="23" w:name="overview"/>
     <w:p>
       <w:pPr>
         <w:pStyle w:val="Heading3"/>
@@ -3902,6 +3968,45 @@
         <w:rPr>
           <w:rStyle w:val="VerbatimChar"/>
         </w:rPr>
+        <w:t xml:space="preserve">digest</w:t>
+      </w:r>
+      <w:r>
+        <w:t xml:space="preserve">, which records the SHA-256 of the data and settings files a run read (without it those two fields read</w:t>
+      </w:r>
+      <w:r>
+        <w:t xml:space="preserve"> </w:t>
+      </w:r>
+      <w:r>
+        <w:rPr>
+          <w:rStyle w:val="VerbatimChar"/>
+        </w:rPr>
+        <w:t xml:space="preserve">(digest package not installed)</w:t>
+      </w:r>
+      <w:r>
+        <w:t xml:space="preserve">, the rest of the run is unaffected, and</w:t>
+      </w:r>
+      <w:r>
+        <w:t xml:space="preserve"> </w:t>
+      </w:r>
+      <w:r>
+        <w:rPr>
+          <w:rStyle w:val="VerbatimChar"/>
+        </w:rPr>
+        <w:t xml:space="preserve">tools/make_deposit.py</w:t>
+      </w:r>
+      <w:r>
+        <w:t xml:space="preserve"> </w:t>
+      </w:r>
+      <w:r>
+        <w:t xml:space="preserve">refuses to stage the run); and</w:t>
+      </w:r>
+      <w:r>
+        <w:t xml:space="preserve"> </w:t>
+      </w:r>
+      <w:r>
+        <w:rPr>
+          <w:rStyle w:val="VerbatimChar"/>
+        </w:rPr>
         <w:t xml:space="preserve">flexsurv</w:t>
       </w:r>
       <w:r>
@@ -3941,8 +4046,8 @@
         <w:t xml:space="preserve">. Not just outcomes during the study periods. Not just intakes during the study periods.</w:t>
       </w:r>
     </w:p>
-    <w:bookmarkEnd w:id="21"/>
-    <w:bookmarkStart w:id="28" w:name="plots"/>
+    <w:bookmarkEnd w:id="23"/>
+    <w:bookmarkStart w:id="30" w:name="plots"/>
     <w:p>
       <w:pPr>
         <w:pStyle w:val="Heading3"/>
@@ -4274,7 +4379,7 @@
         <w:t xml:space="preserve">Strata (level) ordering</w:t>
       </w:r>
       <w:r>
-        <w:t xml:space="preserve">. Everywhere strata appear (plot legends, CSV columns, worksheet columns, and the regression tables) they follow one fixed canonical order: chronological for periods, alphabetical for intake types and animal groups. Periods are intervals of dates, so any other order would read as wrong. Intake types and animal groups have no natural order, so alphabetical is used purely as a stable convention: on a fixed set of categories it never changes from run to run. We rejected ordering by frequency because, when two categories have similar counts, a slight change to the data (for example, a small shift of the study period) can swap the categories’ positions, which makes runs hard to compare side by side.</w:t>
+        <w:t xml:space="preserve">. Everywhere strata appear (plot legends, CSV columns, worksheet columns, and the regression tables) they follow one fixed canonical order: chronological for periods, character-code order for intake types and animal groups. For the plain upper-case labels most shelters use, character-code order reads as alphabetical. Periods are intervals of dates, so any other order would read as wrong. Intake types and animal groups have no natural order, so the sort is used purely as a stable convention: on a fixed set of categories it never changes from run to run, or from one machine to another, because the tool fixes its own sorting rule rather than inheriting the one the operating system is configured for. Ordering by frequency was rejected because, when two categories have similar counts, a slight change to the data (for example, a small shift of the study period) can swap the categories’ positions, which makes runs hard to compare side by side.</w:t>
       </w:r>
     </w:p>
     <w:p>
@@ -4341,7 +4446,7 @@
         <w:t xml:space="preserve">has two or more levels (strata) to compare. A stratified plot or worksheet is meaningless if a stratifier has only one level, because it would only replicate information in the unified (unstratified) plots and statistics which are always produced. This applies to all KM plots, AJ plots, their CSVs, and worksheets in the Excel workbook that are described by stratifier: by period, by intake type, or by animal group.</w:t>
       </w:r>
     </w:p>
-    <w:bookmarkStart w:id="22" w:name="kaplan-meier-km-plots"/>
+    <w:bookmarkStart w:id="24" w:name="kaplan-meier-km-plots"/>
     <w:p>
       <w:pPr>
         <w:pStyle w:val="Heading4"/>
@@ -4627,8 +4732,8 @@
         <w:t xml:space="preserve">. The stratified plots are not marked: with several curves on a panel, it would be confusing. These per-stratum statistics can be found in the workbook.</w:t>
       </w:r>
     </w:p>
-    <w:bookmarkEnd w:id="22"/>
-    <w:bookmarkStart w:id="23" w:name="remaining-los-plots"/>
+    <w:bookmarkEnd w:id="24"/>
+    <w:bookmarkStart w:id="25" w:name="remaining-los-plots"/>
     <w:p>
       <w:pPr>
         <w:pStyle w:val="Heading4"/>
@@ -4686,7 +4791,7 @@
         <w:t xml:space="preserve"> </w:t>
       </w:r>
       <w:r>
-        <w:t xml:space="preserve">axis on this and the next two plot families (census by tenure, in-care tenure) is the</w:t>
+        <w:t xml:space="preserve">axis, here and on every other day-indexed plot in the tool, is the</w:t>
       </w:r>
       <w:r>
         <w:t xml:space="preserve"> </w:t>
@@ -5127,8 +5232,8 @@
         <w:t xml:space="preserve">, so the per-stratum readings exist even though only the unified curve is marked. The first of them is also this family’s CSV summary row. The restricted mean is not used here: it belongs to the KM curve, whose own CSV beside this one reports it, and it is in any case the value this curve shows at X = 0.</w:t>
       </w:r>
     </w:p>
-    <w:bookmarkEnd w:id="23"/>
-    <w:bookmarkStart w:id="24" w:name="census-by-tenure-plots"/>
+    <w:bookmarkEnd w:id="25"/>
+    <w:bookmarkStart w:id="26" w:name="census-by-tenure-plots"/>
     <w:p>
       <w:pPr>
         <w:pStyle w:val="Heading4"/>
@@ -5509,8 +5614,8 @@
         <w:t xml:space="preserve">heights of its curves. Each stratum is scaled by its own intake rate, which is what puts the levels on a common footing in numbers of animals and makes the cross-stratum readings above possible: how the tenure-X population divides among the strata, and which strata contribute most of the animals at each tenure. A stratum with a long average stay but few intakes and one with a short average stay but many can end up contributing comparable numbers, and only the rescaling shows that.</w:t>
       </w:r>
     </w:p>
-    <w:bookmarkEnd w:id="24"/>
-    <w:bookmarkStart w:id="25" w:name="in-care-tenure-plots"/>
+    <w:bookmarkEnd w:id="26"/>
+    <w:bookmarkStart w:id="27" w:name="in-care-tenure-plots"/>
     <w:p>
       <w:pPr>
         <w:pStyle w:val="Heading4"/>
@@ -6011,8 +6116,8 @@
         </w:tc>
       </w:tr>
     </w:tbl>
-    <w:bookmarkEnd w:id="25"/>
-    <w:bookmarkStart w:id="26" w:name="aalen-johansen-aj-plots"/>
+    <w:bookmarkEnd w:id="27"/>
+    <w:bookmarkStart w:id="28" w:name="aalen-johansen-aj-plots"/>
     <w:p>
       <w:pPr>
         <w:pStyle w:val="Heading4"/>
@@ -6558,7 +6663,7 @@
               <w:rPr>
                 <w:rStyle w:val="VerbatimChar"/>
               </w:rPr>
-              <w:t xml:space="preserve">aj_conditional_&lt;stratifier&gt;_outcome_L</w:t>
+              <w:t xml:space="preserve">aj_mass_unified_stack</w:t>
             </w:r>
           </w:p>
         </w:tc>
@@ -6569,7 +6674,46 @@
               <w:pStyle w:val="Compact"/>
             </w:pPr>
             <w:r>
-              <w:t xml:space="preserve">Conditional outcome probability for L (community live outcome), with one line per stratum.</w:t>
+              <w:t xml:space="preserve">One stacked bar per interval of days, split by outcome type, with a gray bar for the stays still in care at</w:t>
+            </w:r>
+            <w:r>
+              <w:t xml:space="preserve"> </w:t>
+            </w:r>
+            <w:r>
+              <w:rPr>
+                <w:rStyle w:val="VerbatimChar"/>
+              </w:rPr>
+              <w:t xml:space="preserve">restricted_stay_cap</w:t>
+            </w:r>
+            <w:r>
+              <w:t xml:space="preserve">. A bar’s total is the fall in the KM survival curve across that interval, and all the bars sum to 1. PNG only; the numbers are</w:t>
+            </w:r>
+            <w:r>
+              <w:t xml:space="preserve"> </w:t>
+            </w:r>
+            <w:r>
+              <w:rPr>
+                <w:rStyle w:val="VerbatimChar"/>
+              </w:rPr>
+              <w:t xml:space="preserve">aj$probability_mass</w:t>
+            </w:r>
+            <w:r>
+              <w:t xml:space="preserve"> </w:t>
+            </w:r>
+            <w:r>
+              <w:t xml:space="preserve">in</w:t>
+            </w:r>
+            <w:r>
+              <w:t xml:space="preserve"> </w:t>
+            </w:r>
+            <w:r>
+              <w:rPr>
+                <w:rStyle w:val="VerbatimChar"/>
+              </w:rPr>
+              <w:t xml:space="preserve">results.json</w:t>
+            </w:r>
+            <w:r>
+              <w:t xml:space="preserve">.</w:t>
             </w:r>
           </w:p>
         </w:tc>
@@ -6585,7 +6729,7 @@
               <w:rPr>
                 <w:rStyle w:val="VerbatimChar"/>
               </w:rPr>
-              <w:t xml:space="preserve">aj_conditional_&lt;stratifier&gt;_outcome_T</w:t>
+              <w:t xml:space="preserve">aj_fraction_unified_stack</w:t>
             </w:r>
           </w:p>
         </w:tc>
@@ -6596,7 +6740,19 @@
               <w:pStyle w:val="Compact"/>
             </w:pPr>
             <w:r>
-              <w:t xml:space="preserve">Conditional outcome probability for T (other live outcome), with one line per stratum.</w:t>
+              <w:t xml:space="preserve">The same intervals normalized to their own totals, so every bar is full height and what varies is the outcome split. Each bar is labelled with its share of all stays, which the normalization hides. The slot at the cap is left empty so the two figures line up. PNG only; row-normalize</w:t>
+            </w:r>
+            <w:r>
+              <w:t xml:space="preserve"> </w:t>
+            </w:r>
+            <w:r>
+              <w:rPr>
+                <w:rStyle w:val="VerbatimChar"/>
+              </w:rPr>
+              <w:t xml:space="preserve">aj$probability_mass</w:t>
+            </w:r>
+            <w:r>
+              <w:t xml:space="preserve">.</w:t>
             </w:r>
           </w:p>
         </w:tc>
@@ -6612,7 +6768,7 @@
               <w:rPr>
                 <w:rStyle w:val="VerbatimChar"/>
               </w:rPr>
-              <w:t xml:space="preserve">aj_conditional_&lt;stratifier&gt;_outcome_N</w:t>
+              <w:t xml:space="preserve">aj_conditional_&lt;stratifier&gt;_outcome_L</w:t>
             </w:r>
           </w:p>
         </w:tc>
@@ -6623,6 +6779,60 @@
               <w:pStyle w:val="Compact"/>
             </w:pPr>
             <w:r>
+              <w:t xml:space="preserve">Conditional outcome probability for L (community live outcome), with one line per stratum.</w:t>
+            </w:r>
+          </w:p>
+        </w:tc>
+      </w:tr>
+      <w:tr>
+        <w:tc>
+          <w:tcPr/>
+          <w:p>
+            <w:pPr>
+              <w:pStyle w:val="Compact"/>
+            </w:pPr>
+            <w:r>
+              <w:rPr>
+                <w:rStyle w:val="VerbatimChar"/>
+              </w:rPr>
+              <w:t xml:space="preserve">aj_conditional_&lt;stratifier&gt;_outcome_T</w:t>
+            </w:r>
+          </w:p>
+        </w:tc>
+        <w:tc>
+          <w:tcPr/>
+          <w:p>
+            <w:pPr>
+              <w:pStyle w:val="Compact"/>
+            </w:pPr>
+            <w:r>
+              <w:t xml:space="preserve">Conditional outcome probability for T (other live outcome), with one line per stratum.</w:t>
+            </w:r>
+          </w:p>
+        </w:tc>
+      </w:tr>
+      <w:tr>
+        <w:tc>
+          <w:tcPr/>
+          <w:p>
+            <w:pPr>
+              <w:pStyle w:val="Compact"/>
+            </w:pPr>
+            <w:r>
+              <w:rPr>
+                <w:rStyle w:val="VerbatimChar"/>
+              </w:rPr>
+              <w:t xml:space="preserve">aj_conditional_&lt;stratifier&gt;_outcome_N</w:t>
+            </w:r>
+          </w:p>
+        </w:tc>
+        <w:tc>
+          <w:tcPr/>
+          <w:p>
+            <w:pPr>
+              <w:pStyle w:val="Compact"/>
+            </w:pPr>
+            <w:r>
               <w:t xml:space="preserve">Conditional outcome probability for N (non-live outcome), with one line per stratum.</w:t>
             </w:r>
           </w:p>
@@ -6634,22 +6844,7 @@
         <w:pStyle w:val="BodyText"/>
       </w:pPr>
       <w:r>
-        <w:t xml:space="preserve">Each</w:t>
-      </w:r>
-      <w:r>
-        <w:t xml:space="preserve"> </w:t>
-      </w:r>
-      <w:r>
-        <w:rPr>
-          <w:rStyle w:val="VerbatimChar"/>
-        </w:rPr>
-        <w:t xml:space="preserve">_stack</w:t>
-      </w:r>
-      <w:r>
-        <w:t xml:space="preserve"> </w:t>
-      </w:r>
-      <w:r>
-        <w:t xml:space="preserve">plot draws the same numbers as the plot it is named after, so only the line version carries the companion CSV:</w:t>
+        <w:t xml:space="preserve">Two of the stacks redraw a plot they are named after, so only the line version carries the companion CSV:</w:t>
       </w:r>
       <w:r>
         <w:t xml:space="preserve"> </w:t>
@@ -6703,7 +6898,22 @@
         <w:t xml:space="preserve">aj_conditional_unified_stack.png</w:t>
       </w:r>
       <w:r>
-        <w:t xml:space="preserve">. Read the stacks for composition and the lines for individual curves and their confidence intervals.</w:t>
+        <w:t xml:space="preserve">. Read those stacks for composition and the lines for individual curves and their confidence intervals. The mass and share stacks are the exception: their bars are a quantity of their own, and the numbers behind them are in</w:t>
+      </w:r>
+      <w:r>
+        <w:t xml:space="preserve"> </w:t>
+      </w:r>
+      <w:r>
+        <w:rPr>
+          <w:rStyle w:val="VerbatimChar"/>
+        </w:rPr>
+        <w:t xml:space="preserve">results.json</w:t>
+      </w:r>
+      <w:r>
+        <w:t xml:space="preserve"> </w:t>
+      </w:r>
+      <w:r>
+        <w:t xml:space="preserve">rather than in a CSV.</w:t>
       </w:r>
     </w:p>
     <w:p>
@@ -6711,6 +6921,31 @@
         <w:pStyle w:val="BodyText"/>
       </w:pPr>
       <w:r>
+        <w:t xml:space="preserve">The last two are a side view, drawn only when</w:t>
+      </w:r>
+      <w:r>
+        <w:t xml:space="preserve"> </w:t>
+      </w:r>
+      <w:hyperlink w:anchor="probability_mass_width">
+        <w:r>
+          <w:rPr>
+            <w:rStyle w:val="VerbatimChar"/>
+          </w:rPr>
+          <w:t xml:space="preserve">probability_mass_width</w:t>
+        </w:r>
+      </w:hyperlink>
+      <w:r>
+        <w:t xml:space="preserve"> </w:t>
+      </w:r>
+      <w:r>
+        <w:t xml:space="preserve">is set. They bin what the KM survival curve and the AJ cumulative incidence already show, and those curves stay the primary reading: they carry confidence intervals, they need no interval width chosen for them, and every statistic the tool reports is taken from them.</w:t>
+      </w:r>
+    </w:p>
+    <w:p>
+      <w:pPr>
+        <w:pStyle w:val="BodyText"/>
+      </w:pPr>
+      <w:r>
         <w:t xml:space="preserve">Line plots are drawn in staircase form, changing only on integer days, which is how the underlying estimates actually behave; stacked area plots interpolate between days instead, purely for improved visual presentation.</w:t>
       </w:r>
     </w:p>
@@ -6722,8 +6957,8 @@
         <w:t xml:space="preserve">A note on what a stratum means, because it differs by stratifier. Periods slice each animal’s stay at the period boundaries, so an animal that spans two periods is counted in both, and each period’s curves describe only what happened inside that window. Intake type and animal group do not slice: an animal keeps its whole stay in whichever level it belongs to, so those curves describe the full study. Both are correct, they simply answer different questions, and it is worth keeping the distinction in mind when reading a by-period curve next to a by-animal-group one.</w:t>
       </w:r>
     </w:p>
-    <w:bookmarkEnd w:id="26"/>
-    <w:bookmarkStart w:id="27" w:name="plot-strata-limit"/>
+    <w:bookmarkEnd w:id="28"/>
+    <w:bookmarkStart w:id="29" w:name="plot-strata-limit"/>
     <w:p>
       <w:pPr>
         <w:pStyle w:val="Heading4"/>
@@ -6900,9 +7135,9 @@
         <w:t xml:space="preserve">, while the AJ plots count the strata that actually produced a usable fit. The two agree unless some stratum contains no analyzable outcome at all. Such a stratum gets no AJ line, so an AJ panel can show fewer lines than the KM panel for the same stratifier, and because AJ counts it as one fewer, AJ can stay within the limit and draw its plots where KM exceeds it and skips. This is not common, but if you see KM and AJ differ in the number of lines they show or in which stratified plots they construct, this is the reason.</w:t>
       </w:r>
     </w:p>
-    <w:bookmarkEnd w:id="27"/>
-    <w:bookmarkEnd w:id="28"/>
-    <w:bookmarkStart w:id="56" w:name="numerical-output"/>
+    <w:bookmarkEnd w:id="29"/>
+    <w:bookmarkEnd w:id="30"/>
+    <w:bookmarkStart w:id="58" w:name="numerical-output"/>
     <w:p>
       <w:pPr>
         <w:pStyle w:val="Heading3"/>
@@ -6911,7 +7146,7 @@
         <w:t xml:space="preserve">Numerical output</w:t>
       </w:r>
     </w:p>
-    <w:bookmarkStart w:id="29" w:name="the-console-log"/>
+    <w:bookmarkStart w:id="31" w:name="the-console-log"/>
     <w:p>
       <w:pPr>
         <w:pStyle w:val="Heading4"/>
@@ -6952,8 +7187,8 @@
         <w:t xml:space="preserve">.</w:t>
       </w:r>
     </w:p>
-    <w:bookmarkEnd w:id="29"/>
-    <w:bookmarkStart w:id="30" w:name="each-run-archives-the-one-before-it"/>
+    <w:bookmarkEnd w:id="31"/>
+    <w:bookmarkStart w:id="32" w:name="each-run-archives-the-one-before-it"/>
     <w:p>
       <w:pPr>
         <w:pStyle w:val="Heading4"/>
@@ -7008,8 +7243,8 @@
         <w:t xml:space="preserve">subdirectory and the failed run wrote little or nothing to replace them.</w:t>
       </w:r>
     </w:p>
-    <w:bookmarkEnd w:id="30"/>
-    <w:bookmarkStart w:id="31" w:name="the-results-json"/>
+    <w:bookmarkEnd w:id="32"/>
+    <w:bookmarkStart w:id="33" w:name="the-results-json"/>
     <w:p>
       <w:pPr>
         <w:pStyle w:val="Heading4"/>
@@ -7171,8 +7406,8 @@
         <w:t xml:space="preserve">The JSON takes every computed value regardless of whether any report shows it, and the workbook is a reading of it, chosen for a person to scan.</w:t>
       </w:r>
     </w:p>
-    <w:bookmarkEnd w:id="31"/>
-    <w:bookmarkStart w:id="35" w:name="where-the-rows-went"/>
+    <w:bookmarkEnd w:id="33"/>
+    <w:bookmarkStart w:id="37" w:name="where-the-rows-went"/>
     <w:p>
       <w:pPr>
         <w:pStyle w:val="Heading4"/>
@@ -7540,7 +7775,7 @@
       <w:r>
         <w:t xml:space="preserve">The same story is also told as one table, in a format shared with ShelterDataPrep (</w:t>
       </w:r>
-      <w:hyperlink r:id="rId32">
+      <w:hyperlink r:id="rId34">
         <w:r>
           <w:rPr>
             <w:rStyle w:val="Hyperlink"/>
@@ -7649,7 +7884,7 @@
       <w:r>
         <w:t xml:space="preserve"> </w:t>
       </w:r>
-      <w:hyperlink r:id="rId33">
+      <w:hyperlink r:id="rId35">
         <w:r>
           <w:rPr>
             <w:rStyle w:val="Hyperlink"/>
@@ -7666,7 +7901,7 @@
       <w:r>
         <w:t xml:space="preserve"> </w:t>
       </w:r>
-      <w:hyperlink r:id="rId34">
+      <w:hyperlink r:id="rId36">
         <w:r>
           <w:rPr>
             <w:rStyle w:val="Hyperlink"/>
@@ -8121,8 +8356,8 @@
         <w:t xml:space="preserve">worksheet carries the ledger’s two halves and not the counts around them.</w:t>
       </w:r>
     </w:p>
-    <w:bookmarkEnd w:id="35"/>
-    <w:bookmarkStart w:id="36" w:name="how-to-read-the-json"/>
+    <w:bookmarkEnd w:id="37"/>
+    <w:bookmarkStart w:id="38" w:name="how-to-read-the-json"/>
     <w:p>
       <w:pPr>
         <w:pStyle w:val="Heading4"/>
@@ -8583,8 +8818,8 @@
         <w:t xml:space="preserve">), so this is how a downstream script discovers what is there rather than guessing from file names. The per-day grids themselves stay in the CSVs, which are easier than JSON for reading and replotting.</w:t>
       </w:r>
     </w:p>
-    <w:bookmarkEnd w:id="36"/>
-    <w:bookmarkStart w:id="37" w:name="rebuilding-the-workbook-from-the-json"/>
+    <w:bookmarkEnd w:id="38"/>
+    <w:bookmarkStart w:id="39" w:name="rebuilding-the-workbook-from-the-json"/>
     <w:p>
       <w:pPr>
         <w:pStyle w:val="Heading4"/>
@@ -8625,8 +8860,8 @@
         <w:t xml:space="preserve">without repeating the analysis, which is useful for re-examining an earlier run. It is also how the test suite proves the JSON is complete: a workbook rebuilt from the file must match the one the run produced, cell for cell.</w:t>
       </w:r>
     </w:p>
-    <w:bookmarkEnd w:id="37"/>
-    <w:bookmarkStart w:id="38" w:name="the-excel-workbook"/>
+    <w:bookmarkEnd w:id="39"/>
+    <w:bookmarkStart w:id="40" w:name="the-excel-workbook"/>
     <w:p>
       <w:pPr>
         <w:pStyle w:val="Heading4"/>
@@ -8897,8 +9132,8 @@
         <w:t xml:space="preserve">Every sheet is laid out in vertical sections with a blank row as the separator. A section has a heading followed by a row of column labels, then data rows, and sometimes a text footnote. A section heading has a short bold phrase in the first cell and sometimes a plain-text clarification in the cell to its right; it never carries data of its own. What follows a blank row is always a heading; nothing else sits in that position. Where a quantity comes with a confidence interval, the estimate and its lower and upper bounds are always three separate cells, never one cell of formatted text, so you can chart or sort them directly.</w:t>
       </w:r>
     </w:p>
-    <w:bookmarkEnd w:id="38"/>
-    <w:bookmarkStart w:id="39" w:name="the-general-sheet"/>
+    <w:bookmarkEnd w:id="40"/>
+    <w:bookmarkStart w:id="41" w:name="the-general-sheet"/>
     <w:p>
       <w:pPr>
         <w:pStyle w:val="Heading4"/>
@@ -8921,7 +9156,7 @@
         <w:t xml:space="preserve"> </w:t>
       </w:r>
       <w:r>
-        <w:t xml:space="preserve">is a cover sheet rather than a per-column table. It opens with the run metadata: the data, settings, output, and log file paths, and the generation time. Below that come these blocks, in order:</w:t>
+        <w:t xml:space="preserve">is a cover sheet rather than a per-column table. It opens with the run metadata: the data, settings, output, and log file paths, the SHA-256 of the data and settings files, the tool and package versions, and the generation time. Below that come these blocks, in order:</w:t>
       </w:r>
     </w:p>
     <w:p>
@@ -9098,8 +9333,8 @@
         </w:pict>
       </w:r>
     </w:p>
-    <w:bookmarkEnd w:id="39"/>
-    <w:bookmarkStart w:id="51" w:name="the-stratum-sheets"/>
+    <w:bookmarkEnd w:id="41"/>
+    <w:bookmarkStart w:id="53" w:name="the-stratum-sheets"/>
     <w:p>
       <w:pPr>
         <w:pStyle w:val="Heading4"/>
@@ -9390,7 +9625,7 @@
         <w:t xml:space="preserve">and on every stratum sheet. From top to bottom:</w:t>
       </w:r>
     </w:p>
-    <w:bookmarkStart w:id="40" w:name="observations"/>
+    <w:bookmarkStart w:id="42" w:name="observations"/>
     <w:p>
       <w:pPr>
         <w:pStyle w:val="Heading5"/>
@@ -9627,8 +9862,8 @@
         <w:t xml:space="preserve">The mean census and the accumulated in-care days are not here. They are reported in the census-aggregates section below, beside their expected counterparts.</w:t>
       </w:r>
     </w:p>
-    <w:bookmarkEnd w:id="40"/>
-    <w:bookmarkStart w:id="41" w:name="outcome-events"/>
+    <w:bookmarkEnd w:id="42"/>
+    <w:bookmarkStart w:id="43" w:name="outcome-events"/>
     <w:p>
       <w:pPr>
         <w:pStyle w:val="Heading5"/>
@@ -9672,8 +9907,8 @@
         <w:t xml:space="preserve">is the outcome-mix denominator.</w:t>
       </w:r>
     </w:p>
-    <w:bookmarkEnd w:id="41"/>
-    <w:bookmarkStart w:id="42" w:name="outcome-mix-among-completed-outcomes"/>
+    <w:bookmarkEnd w:id="43"/>
+    <w:bookmarkStart w:id="44" w:name="outcome-mix-among-completed-outcomes"/>
     <w:p>
       <w:pPr>
         <w:pStyle w:val="Heading5"/>
@@ -9690,8 +9925,8 @@
         <w:t xml:space="preserve">Among the stays that ended with a classified outcome, this section gives the share going to each outcome type (L, T, N). It is a composition, not a rate, so the shares sum to 1. It is undefined when the column recorded no completed outcomes.</w:t>
       </w:r>
     </w:p>
-    <w:bookmarkEnd w:id="42"/>
-    <w:bookmarkStart w:id="43" w:name="incidence-rates-per-100-animal-days"/>
+    <w:bookmarkEnd w:id="44"/>
+    <w:bookmarkStart w:id="45" w:name="incidence-rates-per-100-animal-days"/>
     <w:p>
       <w:pPr>
         <w:pStyle w:val="Heading5"/>
@@ -9716,8 +9951,8 @@
         <w:t xml:space="preserve">Unlike the outcome mix, which is a share of departures, this is measured against exposure. It reflects how fast outcomes occur, not just their proportions.</w:t>
       </w:r>
     </w:p>
-    <w:bookmarkEnd w:id="43"/>
-    <w:bookmarkStart w:id="44" w:name="km-length-of-stay"/>
+    <w:bookmarkEnd w:id="45"/>
+    <w:bookmarkStart w:id="46" w:name="km-length-of-stay"/>
     <w:p>
       <w:pPr>
         <w:pStyle w:val="Heading5"/>
@@ -9897,8 +10132,8 @@
         <w:t xml:space="preserve">is a valid, stable state indefinitely.</w:t>
       </w:r>
     </w:p>
-    <w:bookmarkEnd w:id="44"/>
-    <w:bookmarkStart w:id="45" w:name="census-aggregates-observed-and-expected"/>
+    <w:bookmarkEnd w:id="46"/>
+    <w:bookmarkStart w:id="47" w:name="census-aggregates-observed-and-expected"/>
     <w:p>
       <w:pPr>
         <w:pStyle w:val="Heading5"/>
@@ -10153,8 +10388,8 @@
         <w:t xml:space="preserve">for how to read agreement and disagreement among the observed and expected versions of each metric.</w:t>
       </w:r>
     </w:p>
-    <w:bookmarkEnd w:id="45"/>
-    <w:bookmarkStart w:id="46" w:name="aj-final-cif"/>
+    <w:bookmarkEnd w:id="47"/>
+    <w:bookmarkStart w:id="48" w:name="aj-final-cif"/>
     <w:p>
       <w:pPr>
         <w:pStyle w:val="Heading5"/>
@@ -10221,8 +10456,8 @@
         <w:t xml:space="preserve">This is related to the outcome mix section above, but it answers a different question. The outcome mix is a share among outcomes observed in the data, so it sums to 1. The final CIF is an absolute probability over all animals, computed by the Aalen-Johansen estimator, which takes truncation and censoring into account. Its shortfall below 1 is the still-in-care fraction at the end of the AJ analysis window.</w:t>
       </w:r>
     </w:p>
-    <w:bookmarkEnd w:id="46"/>
-    <w:bookmarkStart w:id="47" w:name="aj-restricted-mean"/>
+    <w:bookmarkEnd w:id="48"/>
+    <w:bookmarkStart w:id="49" w:name="aj-restricted-mean"/>
     <w:p>
       <w:pPr>
         <w:pStyle w:val="Heading5"/>
@@ -10263,8 +10498,8 @@
         <w:t xml:space="preserve">These rows carry no confidence interval.</w:t>
       </w:r>
     </w:p>
-    <w:bookmarkEnd w:id="47"/>
-    <w:bookmarkStart w:id="48" w:name="Xf3b06814b96fc62e9df616319a92be447785a33"/>
+    <w:bookmarkEnd w:id="49"/>
+    <w:bookmarkStart w:id="50" w:name="Xf3b06814b96fc62e9df616319a92be447785a33"/>
     <w:p>
       <w:pPr>
         <w:pStyle w:val="Heading5"/>
@@ -10505,8 +10740,8 @@
         <w:t xml:space="preserve">, which stop at the last observed event day and are not carried to the cap. That is a plotting and tabulation choice, described under Plots and Limitations, and it does not affect the restricted means here.</w:t>
       </w:r>
     </w:p>
-    <w:bookmarkEnd w:id="48"/>
-    <w:bookmarkStart w:id="49" w:name="confidence-intervals"/>
+    <w:bookmarkEnd w:id="50"/>
+    <w:bookmarkStart w:id="51" w:name="confidence-intervals"/>
     <w:p>
       <w:pPr>
         <w:pStyle w:val="Heading5"/>
@@ -10731,8 +10966,8 @@
         <w:t xml:space="preserve">Some quantities carry no interval at all: the other census aggregates, the remaining-LOS curves, the tenure profiles, and the AJ restricted means (the mean-days-to-outcome rows). The restricted mean days by state, above, does get them.</w:t>
       </w:r>
     </w:p>
-    <w:bookmarkEnd w:id="49"/>
-    <w:bookmarkStart w:id="50" w:name="hazard-ratios-and-los-ratios"/>
+    <w:bookmarkEnd w:id="51"/>
+    <w:bookmarkStart w:id="52" w:name="hazard-ratios-and-los-ratios"/>
     <w:p>
       <w:pPr>
         <w:pStyle w:val="Heading5"/>
@@ -11051,9 +11286,9 @@
         <w:t xml:space="preserve">.</w:t>
       </w:r>
     </w:p>
-    <w:bookmarkEnd w:id="50"/>
-    <w:bookmarkEnd w:id="51"/>
-    <w:bookmarkStart w:id="52" w:name="the-cox_regression-sheet"/>
+    <w:bookmarkEnd w:id="52"/>
+    <w:bookmarkEnd w:id="53"/>
+    <w:bookmarkStart w:id="54" w:name="the-cox_regression-sheet"/>
     <w:p>
       <w:pPr>
         <w:pStyle w:val="Heading4"/>
@@ -11083,7 +11318,24 @@
         <w:pStyle w:val="BodyText"/>
       </w:pPr>
       <w:r>
-        <w:t xml:space="preserve">Levels appear in a fixed canonical order, chronological for periods and alphabetical for intake types and animal groups. The table’s rows therefore line up with the</w:t>
+        <w:t xml:space="preserve">Levels appear in the fixed canonical order described under</w:t>
+      </w:r>
+      <w:r>
+        <w:t xml:space="preserve"> </w:t>
+      </w:r>
+      <w:hyperlink w:anchor="plots">
+        <w:r>
+          <w:rPr>
+            <w:rStyle w:val="Hyperlink"/>
+          </w:rPr>
+          <w:t xml:space="preserve">Strata (level) ordering</w:t>
+        </w:r>
+      </w:hyperlink>
+      <w:r>
+        <w:t xml:space="preserve"> </w:t>
+      </w:r>
+      <w:r>
+        <w:t xml:space="preserve">above: chronological for periods, character-code order for intake types and animal groups. The table’s rows therefore line up with the</w:t>
       </w:r>
       <w:r>
         <w:t xml:space="preserve"> </w:t>
@@ -11122,11 +11374,11 @@
         <w:t xml:space="preserve"> </w:t>
       </w:r>
       <w:r>
-        <w:t xml:space="preserve">columns, and they stay in the same positions across repeated runs on the same shelter. The Weibull sheets follow the same convention.</w:t>
-      </w:r>
-    </w:p>
-    <w:bookmarkEnd w:id="52"/>
-    <w:bookmarkStart w:id="53" w:name="the-weibull_regression-sheet"/>
+        <w:t xml:space="preserve">columns, and they stay in the same positions across repeated runs on the same shelter and across machines. The Weibull sheets follow the same convention.</w:t>
+      </w:r>
+    </w:p>
+    <w:bookmarkEnd w:id="54"/>
+    <w:bookmarkStart w:id="55" w:name="the-weibull_regression-sheet"/>
     <w:p>
       <w:pPr>
         <w:pStyle w:val="Heading4"/>
@@ -11341,8 +11593,8 @@
         <w:t xml:space="preserve">row near the top says whether the fit reached a maximum the confidence intervals can be computed from exactly, or whether they are approximations. The estimates are reported either way.</w:t>
       </w:r>
     </w:p>
-    <w:bookmarkEnd w:id="53"/>
-    <w:bookmarkStart w:id="54" w:name="the-per-predictor-weibull-sheets"/>
+    <w:bookmarkEnd w:id="55"/>
+    <w:bookmarkStart w:id="56" w:name="the-per-predictor-weibull-sheets"/>
     <w:p>
       <w:pPr>
         <w:pStyle w:val="Heading4"/>
@@ -11900,8 +12152,8 @@
         <w:t xml:space="preserve">. Within an initially homogeneous cohort, the stay itself, along with related shelter policies, may impact each animal’s prospects as a function of its stay. These two effects can co-exist. Convert to per-group shapes before deciding if one is the better explanation.</w:t>
       </w:r>
     </w:p>
-    <w:bookmarkEnd w:id="54"/>
-    <w:bookmarkStart w:id="55" w:name="shapes-per-combination-on-those-sheets"/>
+    <w:bookmarkEnd w:id="56"/>
+    <w:bookmarkStart w:id="57" w:name="shapes-per-combination-on-those-sheets"/>
     <w:p>
       <w:pPr>
         <w:pStyle w:val="Heading4"/>
@@ -12083,10 +12335,10 @@
         <w:t xml:space="preserve">main-effect ratios times its interaction term. An interaction term is that correction, not a shape on its own, although the number looks like one. The block is there for readers who want the whole fitted model, and a sheet whose shapes were not crossed leaves it out, having estimated no such terms.</w:t>
       </w:r>
     </w:p>
-    <w:bookmarkEnd w:id="55"/>
-    <w:bookmarkEnd w:id="56"/>
     <w:bookmarkEnd w:id="57"/>
-    <w:bookmarkStart w:id="58" w:name="running-the-tool"/>
+    <w:bookmarkEnd w:id="58"/>
+    <w:bookmarkEnd w:id="59"/>
+    <w:bookmarkStart w:id="60" w:name="running-the-tool"/>
     <w:p>
       <w:pPr>
         <w:pStyle w:val="Heading2"/>
@@ -12402,8 +12654,8 @@
         </w:pict>
       </w:r>
     </w:p>
-    <w:bookmarkEnd w:id="58"/>
-    <w:bookmarkStart w:id="66" w:name="data-file-csv"/>
+    <w:bookmarkEnd w:id="60"/>
+    <w:bookmarkStart w:id="68" w:name="data-file-csv"/>
     <w:p>
       <w:pPr>
         <w:pStyle w:val="Heading2"/>
@@ -12459,7 +12711,7 @@
         <w:t xml:space="preserve">.</w:t>
       </w:r>
     </w:p>
-    <w:bookmarkStart w:id="59" w:name="mandatory-columns"/>
+    <w:bookmarkStart w:id="61" w:name="mandatory-columns"/>
     <w:p>
       <w:pPr>
         <w:pStyle w:val="Heading3"/>
@@ -12877,8 +13129,8 @@
         <w:t xml:space="preserve">for rows that are simply bad records.</w:t>
       </w:r>
     </w:p>
-    <w:bookmarkEnd w:id="59"/>
-    <w:bookmarkStart w:id="60" w:name="optional-columns"/>
+    <w:bookmarkEnd w:id="61"/>
+    <w:bookmarkStart w:id="62" w:name="optional-columns"/>
     <w:p>
       <w:pPr>
         <w:pStyle w:val="Heading3"/>
@@ -13183,7 +13435,22 @@
         <w:t xml:space="preserve">_UNKNOWN_</w:t>
       </w:r>
       <w:r>
-        <w:t xml:space="preserve">, so those animals appear as their own category in the stratified KM curves and the Cox regression rather than being silently excluded from them. If your data already uses the literal value</w:t>
+        <w:t xml:space="preserve">, so those animals appear as their own category in the stratified KM curves and the Cox regression rather than being silently excluded from them. (Wherever levels are ordered, the leading underscore puts</w:t>
+      </w:r>
+      <w:r>
+        <w:t xml:space="preserve"> </w:t>
+      </w:r>
+      <w:r>
+        <w:rPr>
+          <w:rStyle w:val="VerbatimChar"/>
+        </w:rPr>
+        <w:t xml:space="preserve">_UNKNOWN_</w:t>
+      </w:r>
+      <w:r>
+        <w:t xml:space="preserve"> </w:t>
+      </w:r>
+      <w:r>
+        <w:t xml:space="preserve">after labels beginning with a digit or an upper-case letter and before any beginning with a lower-case one, so with the upper-case values recommended below it comes last.) If your data already uses the literal value</w:t>
       </w:r>
       <w:r>
         <w:t xml:space="preserve"> </w:t>
@@ -13611,8 +13878,8 @@
         <w:t xml:space="preserve">.</w:t>
       </w:r>
     </w:p>
-    <w:bookmarkEnd w:id="60"/>
-    <w:bookmarkStart w:id="61" w:name="outcome-type-codes"/>
+    <w:bookmarkEnd w:id="62"/>
+    <w:bookmarkStart w:id="63" w:name="outcome-type-codes"/>
     <w:p>
       <w:pPr>
         <w:pStyle w:val="Heading3"/>
@@ -13876,8 +14143,8 @@
         <w:t xml:space="preserve">setting below).</w:t>
       </w:r>
     </w:p>
-    <w:bookmarkEnd w:id="61"/>
-    <w:bookmarkStart w:id="62" w:name="fine-print-on-dates-and-los"/>
+    <w:bookmarkEnd w:id="63"/>
+    <w:bookmarkStart w:id="64" w:name="fine-print-on-dates-and-los"/>
     <w:p>
       <w:pPr>
         <w:pStyle w:val="Heading3"/>
@@ -14017,8 +14284,8 @@
         <w:t xml:space="preserve">below, and in the math methods document (§2.7).</w:t>
       </w:r>
     </w:p>
-    <w:bookmarkEnd w:id="62"/>
-    <w:bookmarkStart w:id="63" w:name="records-that-must-be-in-the-file"/>
+    <w:bookmarkEnd w:id="64"/>
+    <w:bookmarkStart w:id="65" w:name="records-that-must-be-in-the-file"/>
     <w:p>
       <w:pPr>
         <w:pStyle w:val="Heading3"/>
@@ -14048,8 +14315,8 @@
         <w:t xml:space="preserve">, not just animals with outcomes during those periods. Animals already in care at the start of a period are left-truncated (their time at risk begins at the period start, not their intake date). Including their full stay would bias LOS estimates upward, while omitting them altogether would bias them downward.</w:t>
       </w:r>
     </w:p>
-    <w:bookmarkEnd w:id="63"/>
-    <w:bookmarkStart w:id="64" w:name="study-window-trimming"/>
+    <w:bookmarkEnd w:id="65"/>
+    <w:bookmarkStart w:id="66" w:name="study-window-trimming"/>
     <w:p>
       <w:pPr>
         <w:pStyle w:val="Heading3"/>
@@ -14230,8 +14497,8 @@
         </w:pict>
       </w:r>
     </w:p>
-    <w:bookmarkEnd w:id="64"/>
-    <w:bookmarkStart w:id="65" w:name="the-screening-stages-in-order"/>
+    <w:bookmarkEnd w:id="66"/>
+    <w:bookmarkStart w:id="67" w:name="the-screening-stages-in-order"/>
     <w:p>
       <w:pPr>
         <w:pStyle w:val="Heading3"/>
@@ -14907,9 +15174,9 @@
         <w:t xml:space="preserve">file, so they run before any filter can remove one row of a conflicting pair, and the trimming that closes the sequence runs last so that a stay is discarded only once every other step has had its say. This guarantees that altering the study window does not make animals enter or leave the study set for any reason other than their stay’s overlap with the study window.</w:t>
       </w:r>
     </w:p>
-    <w:bookmarkEnd w:id="65"/>
-    <w:bookmarkEnd w:id="66"/>
-    <w:bookmarkStart w:id="96" w:name="settings-file-yaml"/>
+    <w:bookmarkEnd w:id="67"/>
+    <w:bookmarkEnd w:id="68"/>
+    <w:bookmarkStart w:id="99" w:name="settings-file-yaml"/>
     <w:p>
       <w:pPr>
         <w:pStyle w:val="Heading2"/>
@@ -15035,7 +15302,7 @@
         <w:t xml:space="preserve">) are always fine.</w:t>
       </w:r>
     </w:p>
-    <w:bookmarkStart w:id="70" w:name="study-design"/>
+    <w:bookmarkStart w:id="72" w:name="study-design"/>
     <w:p>
       <w:pPr>
         <w:pStyle w:val="Heading3"/>
@@ -15044,7 +15311,7 @@
         <w:t xml:space="preserve">Study design</w:t>
       </w:r>
     </w:p>
-    <w:bookmarkStart w:id="67" w:name="period_dates-required"/>
+    <w:bookmarkStart w:id="69" w:name="period_dates-required"/>
     <w:p>
       <w:pPr>
         <w:pStyle w:val="Heading4"/>
@@ -15261,8 +15528,8 @@
         <w:t xml:space="preserve">align period boundaries to a fixed day of the week (e.g., Monday) to avoid noise from day-of-week variation in intakes and outcomes. Aim for at least 100 outcomes per period; start with longer periods and shorten only if data are sufficient.</w:t>
       </w:r>
     </w:p>
-    <w:bookmarkEnd w:id="67"/>
-    <w:bookmarkStart w:id="68" w:name="restricted_stay_cap-required"/>
+    <w:bookmarkEnd w:id="69"/>
+    <w:bookmarkStart w:id="70" w:name="restricted_stay_cap-required"/>
     <w:p>
       <w:pPr>
         <w:pStyle w:val="Heading4"/>
@@ -15428,8 +15695,8 @@
         <w:t xml:space="preserve">or affect the restricted mean calculation.</w:t>
       </w:r>
     </w:p>
-    <w:bookmarkEnd w:id="68"/>
-    <w:bookmarkStart w:id="69" w:name="period_labels"/>
+    <w:bookmarkEnd w:id="70"/>
+    <w:bookmarkStart w:id="71" w:name="period_labels"/>
     <w:p>
       <w:pPr>
         <w:pStyle w:val="Heading4"/>
@@ -15644,9 +15911,9 @@
         <w:t xml:space="preserve">setting (which still selects the oldest or newest period by date).</w:t>
       </w:r>
     </w:p>
-    <w:bookmarkEnd w:id="69"/>
-    <w:bookmarkEnd w:id="70"/>
-    <w:bookmarkStart w:id="74" w:name="outcome-classification"/>
+    <w:bookmarkEnd w:id="71"/>
+    <w:bookmarkEnd w:id="72"/>
+    <w:bookmarkStart w:id="76" w:name="outcome-classification"/>
     <w:p>
       <w:pPr>
         <w:pStyle w:val="Heading3"/>
@@ -15655,7 +15922,7 @@
         <w:t xml:space="preserve">Outcome classification</w:t>
       </w:r>
     </w:p>
-    <w:bookmarkStart w:id="71" w:name="X90b8a70c3929a873e4061ec98528d53d25f8dd3"/>
+    <w:bookmarkStart w:id="73" w:name="X90b8a70c3929a873e4061ec98528d53d25f8dd3"/>
     <w:p>
       <w:pPr>
         <w:pStyle w:val="Heading4"/>
@@ -16085,8 +16352,8 @@
         <w:t xml:space="preserve">Quote all values because YAML may otherwise interpret certain strings as booleans.</w:t>
       </w:r>
     </w:p>
-    <w:bookmarkEnd w:id="71"/>
-    <w:bookmarkStart w:id="72" w:name="outcome_type_delete"/>
+    <w:bookmarkEnd w:id="73"/>
+    <w:bookmarkStart w:id="74" w:name="outcome_type_delete"/>
     <w:p>
       <w:pPr>
         <w:pStyle w:val="Heading4"/>
@@ -16223,8 +16490,8 @@
         <w:t xml:space="preserve">field to mark duplicate or cancelled rows.</w:t>
       </w:r>
     </w:p>
-    <w:bookmarkEnd w:id="72"/>
-    <w:bookmarkStart w:id="73" w:name="outcome_type_in_care"/>
+    <w:bookmarkEnd w:id="74"/>
+    <w:bookmarkStart w:id="75" w:name="outcome_type_in_care"/>
     <w:p>
       <w:pPr>
         <w:pStyle w:val="Heading4"/>
@@ -16400,9 +16667,9 @@
         <w:t xml:space="preserve">) as inconclusive. For such outcome type entries, the animal is no longer residing in the shelter, but its eventual outcome (type or date) is undetermined. In fact, many shelters code FOSTER not as an outcome but as a change of location (like a move from one kennel to another).</w:t>
       </w:r>
     </w:p>
-    <w:bookmarkEnd w:id="73"/>
-    <w:bookmarkEnd w:id="74"/>
-    <w:bookmarkStart w:id="78" w:name="defining-the-comparison-groups"/>
+    <w:bookmarkEnd w:id="75"/>
+    <w:bookmarkEnd w:id="76"/>
+    <w:bookmarkStart w:id="80" w:name="defining-the-comparison-groups"/>
     <w:p>
       <w:pPr>
         <w:pStyle w:val="Heading3"/>
@@ -16411,7 +16678,7 @@
         <w:t xml:space="preserve">Defining the comparison groups</w:t>
       </w:r>
     </w:p>
-    <w:bookmarkStart w:id="75" w:name="animal_group_columns"/>
+    <w:bookmarkStart w:id="77" w:name="animal_group_columns"/>
     <w:p>
       <w:pPr>
         <w:pStyle w:val="Heading4"/>
@@ -16912,8 +17179,8 @@
         <w:t xml:space="preserve">above).</w:t>
       </w:r>
     </w:p>
-    <w:bookmarkEnd w:id="75"/>
-    <w:bookmarkStart w:id="76" w:name="value-maps"/>
+    <w:bookmarkEnd w:id="77"/>
+    <w:bookmarkStart w:id="78" w:name="value-maps"/>
     <w:p>
       <w:pPr>
         <w:pStyle w:val="Heading4"/>
@@ -17880,8 +18147,8 @@
         <w:t xml:space="preserve">) stops the run, as the corresponding filter would.</w:t>
       </w:r>
     </w:p>
-    <w:bookmarkEnd w:id="76"/>
-    <w:bookmarkStart w:id="77" w:name="value-filters"/>
+    <w:bookmarkEnd w:id="78"/>
+    <w:bookmarkStart w:id="79" w:name="value-filters"/>
     <w:p>
       <w:pPr>
         <w:pStyle w:val="Heading4"/>
@@ -18955,9 +19222,9 @@
         <w:t xml:space="preserve">value you set as an explicit Cox reference level, that level survives as an empty level and passes the reference check, but with no rows behind it the baseline is degenerate and every hazard ratio for that predictor comes out blank. Keep any reference level among the values you retain.</w:t>
       </w:r>
     </w:p>
-    <w:bookmarkEnd w:id="77"/>
-    <w:bookmarkEnd w:id="78"/>
-    <w:bookmarkStart w:id="81" w:name="data-screening"/>
+    <w:bookmarkEnd w:id="79"/>
+    <w:bookmarkEnd w:id="80"/>
+    <w:bookmarkStart w:id="83" w:name="data-screening"/>
     <w:p>
       <w:pPr>
         <w:pStyle w:val="Heading3"/>
@@ -18966,7 +19233,7 @@
         <w:t xml:space="preserve">Data screening</w:t>
       </w:r>
     </w:p>
-    <w:bookmarkStart w:id="79" w:name="discard_bad_rows"/>
+    <w:bookmarkStart w:id="81" w:name="discard_bad_rows"/>
     <w:p>
       <w:pPr>
         <w:pStyle w:val="Heading4"/>
@@ -19392,8 +19659,8 @@
         <w:t xml:space="preserve">line) are not treated as errors: they are always dropped with a printed count, under either setting, before these checks run.</w:t>
       </w:r>
     </w:p>
-    <w:bookmarkEnd w:id="79"/>
-    <w:bookmarkStart w:id="80" w:name="discard_overlapping_rows"/>
+    <w:bookmarkEnd w:id="81"/>
+    <w:bookmarkStart w:id="82" w:name="discard_overlapping_rows"/>
     <w:p>
       <w:pPr>
         <w:pStyle w:val="Heading4"/>
@@ -19607,9 +19874,9 @@
         <w:t xml:space="preserve">), so overlaps are judged on the complete file, including stays outside the study window. This makes runs that share other settings, but test different study periods, more compatible.</w:t>
       </w:r>
     </w:p>
-    <w:bookmarkEnd w:id="80"/>
-    <w:bookmarkEnd w:id="81"/>
-    <w:bookmarkStart w:id="87" w:name="regression-options"/>
+    <w:bookmarkEnd w:id="82"/>
+    <w:bookmarkEnd w:id="83"/>
+    <w:bookmarkStart w:id="89" w:name="regression-options"/>
     <w:p>
       <w:pPr>
         <w:pStyle w:val="Heading3"/>
@@ -19618,7 +19885,7 @@
         <w:t xml:space="preserve">Regression options</w:t>
       </w:r>
     </w:p>
-    <w:bookmarkStart w:id="82" w:name="period_reference"/>
+    <w:bookmarkStart w:id="84" w:name="period_reference"/>
     <w:p>
       <w:pPr>
         <w:pStyle w:val="Heading4"/>
@@ -19736,8 +20003,8 @@
         <w:t xml:space="preserve">, the reference-choice pitfalls above rarely bite here: periods are the same shelter’s population observed over different time windows, so one period isn’t normally expected to be radically faster, slower, or sparser than another the way a deliberately distinct animal group or intake type might be.</w:t>
       </w:r>
     </w:p>
-    <w:bookmarkEnd w:id="82"/>
-    <w:bookmarkStart w:id="83" w:name="animal_group_reference"/>
+    <w:bookmarkEnd w:id="84"/>
+    <w:bookmarkStart w:id="85" w:name="animal_group_reference"/>
     <w:p>
       <w:pPr>
         <w:pStyle w:val="Heading4"/>
@@ -19935,8 +20202,8 @@
         <w:t xml:space="preserve">There is no easy rule of thumb that guarantees well-behaved output. Whether trouble occurs depends on how the groups actually overlap in your data. If the results show badly behaved values (hazard ratios near zero or absurdly large, enormous confidence intervals or standard errors), try a different reference category and rerun. Switching the reference rescales all hazard ratios by a common factor (each new ratio is the old one divided by the new reference’s old ratio). The change to watch more closely is the reported uncertainty: the standard errors, confidence intervals, and p-values of each contrast. The stratified KM plots are the practical tool for picking the new reference: they show each group’s curve, so look for a group whose curve steps down steadily across the plotted range and overlaps the others’, rather than one that plunges to zero immediately or barely moves.</w:t>
       </w:r>
     </w:p>
-    <w:bookmarkEnd w:id="83"/>
-    <w:bookmarkStart w:id="84" w:name="intake_type_reference"/>
+    <w:bookmarkEnd w:id="85"/>
+    <w:bookmarkStart w:id="86" w:name="intake_type_reference"/>
     <w:p>
       <w:pPr>
         <w:pStyle w:val="Heading4"/>
@@ -20021,8 +20288,8 @@
         <w:t xml:space="preserve">applies here unchanged.</w:t>
       </w:r>
     </w:p>
-    <w:bookmarkEnd w:id="84"/>
-    <w:bookmarkStart w:id="85" w:name="parametric_regression"/>
+    <w:bookmarkEnd w:id="86"/>
+    <w:bookmarkStart w:id="87" w:name="parametric_regression"/>
     <w:p>
       <w:pPr>
         <w:pStyle w:val="Heading4"/>
@@ -20263,8 +20530,8 @@
         <w:t xml:space="preserve">near 1 means the apparent slowdown comes from mixing fast-moving and slow-moving groups (the fast ones leave the population first), not from individual animals getting harder to place the longer they stay. When the main model has no group terms, it already is the crude fit and the worksheet says so instead of repeating the numbers.</w:t>
       </w:r>
     </w:p>
-    <w:bookmarkEnd w:id="85"/>
-    <w:bookmarkStart w:id="86" w:name="weibull_shape_crossing"/>
+    <w:bookmarkEnd w:id="87"/>
+    <w:bookmarkStart w:id="88" w:name="weibull_shape_crossing"/>
     <w:p>
       <w:pPr>
         <w:pStyle w:val="Heading4"/>
@@ -20391,9 +20658,9 @@
         <w:t xml:space="preserve">This is an advanced setting and a work in progress. Leave it off unless the shape structure itself is what you are studying. Turning it on costs a parameter per combination, so a run that meets a thin combination drops that one sheet back to the by-dimension shape and reports a different model there than on its neighbors. The findings deck makes no shape recommendation at all from a run in which any sheet crossed, so a run made this way has less to say about shape than the default one. What it buys, where the data can carry it, is a shape that belongs to the pairing rather than to either dimension, and a likelihood-ratio test saying whether the pairing earned its parameters.</w:t>
       </w:r>
     </w:p>
-    <w:bookmarkEnd w:id="86"/>
-    <w:bookmarkEnd w:id="87"/>
-    <w:bookmarkStart w:id="95" w:name="plots-and-output-selection"/>
+    <w:bookmarkEnd w:id="88"/>
+    <w:bookmarkEnd w:id="89"/>
+    <w:bookmarkStart w:id="98" w:name="plots-and-output-selection"/>
     <w:p>
       <w:pPr>
         <w:pStyle w:val="Heading3"/>
@@ -20402,7 +20669,7 @@
         <w:t xml:space="preserve">Plots and output selection</w:t>
       </w:r>
     </w:p>
-    <w:bookmarkStart w:id="88" w:name="plot_stay_cap"/>
+    <w:bookmarkStart w:id="90" w:name="plot_stay_cap"/>
     <w:p>
       <w:pPr>
         <w:pStyle w:val="Heading4"/>
@@ -20478,8 +20745,169 @@
         <w:t xml:space="preserve">if omitted. Useful when the distribution is visually informative in the first few weeks but computation of the restricted mean must extend further for accuracy.</w:t>
       </w:r>
     </w:p>
-    <w:bookmarkEnd w:id="88"/>
-    <w:bookmarkStart w:id="89" w:name="max_plot_strata"/>
+    <w:bookmarkEnd w:id="90"/>
+    <w:bookmarkStart w:id="91" w:name="probability_mass_width"/>
+    <w:p>
+      <w:pPr>
+        <w:pStyle w:val="Heading4"/>
+      </w:pPr>
+      <w:r>
+        <w:rPr>
+          <w:rStyle w:val="VerbatimChar"/>
+        </w:rPr>
+        <w:t xml:space="preserve">probability_mass_width</w:t>
+      </w:r>
+    </w:p>
+    <w:p>
+      <w:pPr>
+        <w:pStyle w:val="SourceCode"/>
+      </w:pPr>
+      <w:r>
+        <w:rPr>
+          <w:rStyle w:val="FunctionTok"/>
+        </w:rPr>
+        <w:t xml:space="preserve">probability_mass_width</w:t>
+      </w:r>
+      <w:r>
+        <w:rPr>
+          <w:rStyle w:val="KeywordTok"/>
+        </w:rPr>
+        <w:t xml:space="preserve">:</w:t>
+      </w:r>
+      <w:r>
+        <w:rPr>
+          <w:rStyle w:val="AttributeTok"/>
+        </w:rPr>
+        <w:t xml:space="preserve"> </w:t>
+      </w:r>
+      <w:r>
+        <w:rPr>
+          <w:rStyle w:val="DecValTok"/>
+        </w:rPr>
+        <w:t xml:space="preserve">7</w:t>
+      </w:r>
+    </w:p>
+    <w:p>
+      <w:pPr>
+        <w:pStyle w:val="FirstParagraph"/>
+      </w:pPr>
+      <w:r>
+        <w:t xml:space="preserve">Non-negative integer, must be ≤</w:t>
+      </w:r>
+      <w:r>
+        <w:t xml:space="preserve"> </w:t>
+      </w:r>
+      <w:r>
+        <w:rPr>
+          <w:rStyle w:val="VerbatimChar"/>
+        </w:rPr>
+        <w:t xml:space="preserve">restricted_stay_cap</w:t>
+      </w:r>
+      <w:r>
+        <w:t xml:space="preserve">. The width in days of the intervals in the two side-view plots,</w:t>
+      </w:r>
+      <w:r>
+        <w:t xml:space="preserve"> </w:t>
+      </w:r>
+      <w:r>
+        <w:rPr>
+          <w:rStyle w:val="VerbatimChar"/>
+        </w:rPr>
+        <w:t xml:space="preserve">aj_mass_unified_stack</w:t>
+      </w:r>
+      <w:r>
+        <w:t xml:space="preserve"> </w:t>
+      </w:r>
+      <w:r>
+        <w:t xml:space="preserve">and</w:t>
+      </w:r>
+      <w:r>
+        <w:t xml:space="preserve"> </w:t>
+      </w:r>
+      <w:r>
+        <w:rPr>
+          <w:rStyle w:val="VerbatimChar"/>
+        </w:rPr>
+        <w:t xml:space="preserve">aj_fraction_unified_stack</w:t>
+      </w:r>
+      <w:r>
+        <w:t xml:space="preserve">. Default is 0, which draws neither. One width serves both.</w:t>
+      </w:r>
+    </w:p>
+    <w:p>
+      <w:pPr>
+        <w:pStyle w:val="BodyText"/>
+      </w:pPr>
+      <w:r>
+        <w:t xml:space="preserve">Intervals are right-closed: a width of 7 gives (0,7], (7,14], and so on, so a stay of exactly 7 days falls in the first. They continue at that width until one of them contains</w:t>
+      </w:r>
+      <w:r>
+        <w:t xml:space="preserve"> </w:t>
+      </w:r>
+      <w:hyperlink w:anchor="plot_stay_cap">
+        <w:r>
+          <w:rPr>
+            <w:rStyle w:val="VerbatimChar"/>
+          </w:rPr>
+          <w:t xml:space="preserve">plot_stay_cap</w:t>
+        </w:r>
+      </w:hyperlink>
+      <w:r>
+        <w:t xml:space="preserve">, and that interval is kept whole rather than cut short, since a narrower interval collects less mass and would read as a fall in the exit rate. A single interval then runs to</w:t>
+      </w:r>
+      <w:r>
+        <w:t xml:space="preserve"> </w:t>
+      </w:r>
+      <w:r>
+        <w:rPr>
+          <w:rStyle w:val="VerbatimChar"/>
+        </w:rPr>
+        <w:t xml:space="preserve">restricted_stay_cap</w:t>
+      </w:r>
+      <w:r>
+        <w:t xml:space="preserve">, drawn the same width as the others while covering many more days, so the bars are amounts and not rates.</w:t>
+      </w:r>
+    </w:p>
+    <w:p>
+      <w:pPr>
+        <w:pStyle w:val="BodyText"/>
+      </w:pPr>
+      <w:r>
+        <w:t xml:space="preserve">The masses reach</w:t>
+      </w:r>
+      <w:r>
+        <w:t xml:space="preserve"> </w:t>
+      </w:r>
+      <w:r>
+        <w:rPr>
+          <w:rStyle w:val="VerbatimChar"/>
+        </w:rPr>
+        <w:t xml:space="preserve">results.json</w:t>
+      </w:r>
+      <w:r>
+        <w:t xml:space="preserve"> </w:t>
+      </w:r>
+      <w:r>
+        <w:t xml:space="preserve">as</w:t>
+      </w:r>
+      <w:r>
+        <w:t xml:space="preserve"> </w:t>
+      </w:r>
+      <w:r>
+        <w:rPr>
+          <w:rStyle w:val="VerbatimChar"/>
+        </w:rPr>
+        <w:t xml:space="preserve">aj$probability_mass</w:t>
+      </w:r>
+      <w:r>
+        <w:t xml:space="preserve"> </w:t>
+      </w:r>
+      <w:r>
+        <w:t xml:space="preserve">and no worksheet, because the intervals are a choice made for a picture: a different width gives a different table of the same distribution. For the same reason, try more than one. A width of 7 puts most of a shelter’s distribution in the first bar; 1 or 2 shows the shape inside that week.</w:t>
+      </w:r>
+    </w:p>
+    <w:bookmarkEnd w:id="91"/>
+    <w:bookmarkStart w:id="92" w:name="max_plot_strata"/>
     <w:p>
       <w:pPr>
         <w:pStyle w:val="Heading4"/>
@@ -20659,8 +21087,8 @@
         <w:t xml:space="preserve">invites ambiguity or typos.</w:t>
       </w:r>
     </w:p>
-    <w:bookmarkEnd w:id="89"/>
-    <w:bookmarkStart w:id="90" w:name="show_km_ci_ribbons"/>
+    <w:bookmarkEnd w:id="92"/>
+    <w:bookmarkStart w:id="93" w:name="show_km_ci_ribbons"/>
     <w:p>
       <w:pPr>
         <w:pStyle w:val="Heading4"/>
@@ -20810,8 +21238,8 @@
         <w:t xml:space="preserve">above.</w:t>
       </w:r>
     </w:p>
-    <w:bookmarkEnd w:id="90"/>
-    <w:bookmarkStart w:id="91" w:name="show_aj_cif_ci_ribbons"/>
+    <w:bookmarkEnd w:id="93"/>
+    <w:bookmarkStart w:id="94" w:name="show_aj_cif_ci_ribbons"/>
     <w:p>
       <w:pPr>
         <w:pStyle w:val="Heading4"/>
@@ -20955,8 +21383,8 @@
         <w:t xml:space="preserve">above.</w:t>
       </w:r>
     </w:p>
-    <w:bookmarkEnd w:id="91"/>
-    <w:bookmarkStart w:id="92" w:name="png_pointsize_factor"/>
+    <w:bookmarkEnd w:id="94"/>
+    <w:bookmarkStart w:id="95" w:name="png_pointsize_factor"/>
     <w:p>
       <w:pPr>
         <w:pStyle w:val="Heading4"/>
@@ -21005,8 +21433,8 @@
         <w:t xml:space="preserve">Positive number. Scales font sizes in PNG output. Default is 1.0. Values above 1 make text larger; useful on high-DPI displays or when plots will be used in presentations.</w:t>
       </w:r>
     </w:p>
-    <w:bookmarkEnd w:id="92"/>
-    <w:bookmarkStart w:id="93" w:name="png_line_width_factor"/>
+    <w:bookmarkEnd w:id="95"/>
+    <w:bookmarkStart w:id="96" w:name="png_line_width_factor"/>
     <w:p>
       <w:pPr>
         <w:pStyle w:val="Heading4"/>
@@ -21055,8 +21483,8 @@
         <w:t xml:space="preserve">Positive number. Scales line widths in PNG output. Default is 1.0.</w:t>
       </w:r>
     </w:p>
-    <w:bookmarkEnd w:id="93"/>
-    <w:bookmarkStart w:id="94" w:name="stratified-output-selection"/>
+    <w:bookmarkEnd w:id="96"/>
+    <w:bookmarkStart w:id="97" w:name="stratified-output-selection"/>
     <w:p>
       <w:pPr>
         <w:pStyle w:val="Heading4"/>
@@ -21703,10 +22131,10 @@
         </w:pict>
       </w:r>
     </w:p>
-    <w:bookmarkEnd w:id="94"/>
-    <w:bookmarkEnd w:id="95"/>
-    <w:bookmarkEnd w:id="96"/>
-    <w:bookmarkStart w:id="104" w:name="capabilities-and-conventions"/>
+    <w:bookmarkEnd w:id="97"/>
+    <w:bookmarkEnd w:id="98"/>
+    <w:bookmarkEnd w:id="99"/>
+    <w:bookmarkStart w:id="107" w:name="capabilities-and-conventions"/>
     <w:p>
       <w:pPr>
         <w:pStyle w:val="Heading2"/>
@@ -21715,7 +22143,7 @@
         <w:t xml:space="preserve">Capabilities and Conventions</w:t>
       </w:r>
     </w:p>
-    <w:bookmarkStart w:id="97" w:name="survival-analysis-framework"/>
+    <w:bookmarkStart w:id="100" w:name="survival-analysis-framework"/>
     <w:p>
       <w:pPr>
         <w:pStyle w:val="Heading3"/>
@@ -21815,8 +22243,8 @@
         <w:t xml:space="preserve">Animals participate in multiple periods if they were in care across period boundaries.</w:t>
       </w:r>
     </w:p>
-    <w:bookmarkEnd w:id="97"/>
-    <w:bookmarkStart w:id="98" w:name="observation-gaps"/>
+    <w:bookmarkEnd w:id="100"/>
+    <w:bookmarkStart w:id="101" w:name="observation-gaps"/>
     <w:p>
       <w:pPr>
         <w:pStyle w:val="Heading3"/>
@@ -22137,8 +22565,8 @@
         <w:t xml:space="preserve">, so the analysis stops before the sparse right tail where gaps typically occur.</w:t>
       </w:r>
     </w:p>
-    <w:bookmarkEnd w:id="98"/>
-    <w:bookmarkStart w:id="99" w:name="competing-risks"/>
+    <w:bookmarkEnd w:id="101"/>
+    <w:bookmarkStart w:id="102" w:name="competing-risks"/>
     <w:p>
       <w:pPr>
         <w:pStyle w:val="Heading3"/>
@@ -22180,8 +22608,8 @@
         <w:t xml:space="preserve">The conditional AJ distribution answers a complementary question: given that an animal is still in care at the end of day X (it did not leave that day), what is the probability it will leave with a specific outcome type before the end of the AJ analysis window? This is computed both unified and stratified, allowing comparison of how the expected outcome mix shifts with time already spent in care.</w:t>
       </w:r>
     </w:p>
-    <w:bookmarkEnd w:id="99"/>
-    <w:bookmarkStart w:id="100" w:name="census-and-animal-day-metrics"/>
+    <w:bookmarkEnd w:id="102"/>
+    <w:bookmarkStart w:id="103" w:name="census-and-animal-day-metrics"/>
     <w:p>
       <w:pPr>
         <w:pStyle w:val="Heading3"/>
@@ -22318,7 +22746,7 @@
         <w:t xml:space="preserve"> </w:t>
       </w:r>
       <w:r>
-        <w:t xml:space="preserve">— the total in-care days accumulated by the animals in care overnight, averaged across the period. Excludes same-day arrivals/departures, since intraday animals contribute nothing to an overnight count. This is a cumulative-load metric (how much accumulated care the in-care population represents), not a headcount. It counts exactly the same nights as the overnight census (boundary nights are credited to the period containing the following morning), so dividing it by the mean overnight census gives exactly the average tenure so far of the animals in the shelter.</w:t>
+        <w:t xml:space="preserve">— the total in-care days accumulated by the animals in care overnight, averaged across the period. Excludes same-day arrivals/departures, since intraday animals contribute nothing to an overnight count. This is a cumulative-load metric (how much accumulated care the in-care population represents), not a headcount. It counts exactly the same nights as the overnight census (boundary nights are credited to the period containing the following morning), so dividing it by the mean overnight census gives exactly the average tenure of the animals in the shelter.</w:t>
       </w:r>
     </w:p>
     <w:p>
@@ -22961,8 +23389,8 @@
         <w:t xml:space="preserve">. Note what is not at issue: the animals that reach the cap are counted at full weight on every day up to it, so nothing here treats them as absent.</w:t>
       </w:r>
     </w:p>
-    <w:bookmarkEnd w:id="100"/>
-    <w:bookmarkStart w:id="101" w:name="which-day-counts-who-is-in-the-census"/>
+    <w:bookmarkEnd w:id="103"/>
+    <w:bookmarkStart w:id="104" w:name="which-day-counts-who-is-in-the-census"/>
     <w:p>
       <w:pPr>
         <w:pStyle w:val="Heading3"/>
@@ -23160,8 +23588,8 @@
         <w:t xml:space="preserve">means the inventory census.</w:t>
       </w:r>
     </w:p>
-    <w:bookmarkEnd w:id="101"/>
-    <w:bookmarkStart w:id="102" w:name="statistical-testing"/>
+    <w:bookmarkEnd w:id="104"/>
+    <w:bookmarkStart w:id="105" w:name="statistical-testing"/>
     <w:p>
       <w:pPr>
         <w:pStyle w:val="Heading3"/>
@@ -23205,8 +23633,8 @@
         <w:t xml:space="preserve">, ids are generated automatically (one per stay), which still ties a period-split stay into one cluster, but it cannot link repeat intakes of the same animal.</w:t>
       </w:r>
     </w:p>
-    <w:bookmarkEnd w:id="102"/>
-    <w:bookmarkStart w:id="103" w:name="exitlos-vs-animlos"/>
+    <w:bookmarkEnd w:id="105"/>
+    <w:bookmarkStart w:id="106" w:name="exitlos-vs-animlos"/>
     <w:p>
       <w:pPr>
         <w:pStyle w:val="Heading3"/>
@@ -23270,9 +23698,9 @@
         </w:pict>
       </w:r>
     </w:p>
-    <w:bookmarkEnd w:id="103"/>
-    <w:bookmarkEnd w:id="104"/>
-    <w:bookmarkStart w:id="105" w:name="limitations"/>
+    <w:bookmarkEnd w:id="106"/>
+    <w:bookmarkEnd w:id="107"/>
+    <w:bookmarkStart w:id="108" w:name="limitations"/>
     <w:p>
       <w:pPr>
         <w:pStyle w:val="Heading2"/>
@@ -23655,8 +24083,8 @@
         </w:pict>
       </w:r>
     </w:p>
-    <w:bookmarkEnd w:id="105"/>
-    <w:bookmarkStart w:id="107" w:name="references"/>
+    <w:bookmarkEnd w:id="108"/>
+    <w:bookmarkStart w:id="110" w:name="references"/>
     <w:p>
       <w:pPr>
         <w:pStyle w:val="Heading2"/>
@@ -23683,7 +24111,7 @@
       <w:r>
         <w:t xml:space="preserve"> </w:t>
       </w:r>
-      <w:hyperlink r:id="rId106">
+      <w:hyperlink r:id="rId109">
         <w:r>
           <w:rPr>
             <w:rStyle w:val="Hyperlink"/>
@@ -23700,8 +24128,8 @@
         <w:t xml:space="preserve">[3] Mavrovouniotis ML. Distribution of length of stay and its variation by calendar period in animal shelters: Cumulative incidence of outcome types by calendar period in Orange County California. (Forthcoming in the JSMCAH special issue on the ABVP 2026 Symposium, to appear in www.jsmcah.org)</w:t>
       </w:r>
     </w:p>
-    <w:bookmarkEnd w:id="107"/>
-    <w:bookmarkEnd w:id="108"/>
+    <w:bookmarkEnd w:id="110"/>
+    <w:bookmarkEnd w:id="111"/>
     <w:sectPr>
       <w:footnotePr>
         <w:numRestart w:val="eachSect"/>

--- a/mlos_user_guide.docx
+++ b/mlos_user_guide.docx
@@ -20,7 +20,7 @@
           <w:i/>
           <w:iCs/>
         </w:rPr>
-        <w:t xml:space="preserve">Note: This Markdown file is the documentation of record for the mLOS User Guide, version 20260906_003. Read it in any markdown reader, Obsidian among them. The companion</w:t>
+        <w:t xml:space="preserve">Note: This Markdown file is the documentation of record for the mLOS User Guide, version 20260908_001. Read it in any markdown reader, Obsidian among them. The companion</w:t>
       </w:r>
       <w:r>
         <w:rPr>
@@ -90,7 +90,7 @@
           <w:i/>
           <w:iCs/>
         </w:rPr>
-        <w:t xml:space="preserve">at commit 1b3db70 (2026-09-06). Where that is not the newest commit touching the file, this Word copy is behind it.</w:t>
+        <w:t xml:space="preserve">at commit 09ea059 (2026-09-08). Where that is not the newest commit touching the file, this Word copy is behind it.</w:t>
       </w:r>
     </w:p>
     <w:p>
@@ -12572,6 +12572,65 @@
       </w:r>
       <w:r>
         <w:t xml:space="preserve">).</w:t>
+      </w:r>
+    </w:p>
+    <w:p>
+      <w:pPr>
+        <w:pStyle w:val="BodyText"/>
+      </w:pPr>
+      <w:r>
+        <w:rPr>
+          <w:rStyle w:val="VerbatimChar"/>
+        </w:rPr>
+        <w:t xml:space="preserve">--help</w:t>
+      </w:r>
+      <w:r>
+        <w:t xml:space="preserve"> </w:t>
+      </w:r>
+      <w:r>
+        <w:t xml:space="preserve">(or</w:t>
+      </w:r>
+      <w:r>
+        <w:t xml:space="preserve"> </w:t>
+      </w:r>
+      <w:r>
+        <w:rPr>
+          <w:rStyle w:val="VerbatimChar"/>
+        </w:rPr>
+        <w:t xml:space="preserve">-h</w:t>
+      </w:r>
+      <w:r>
+        <w:t xml:space="preserve">) prints the options, the environment variables, and the default each one falls back to, then exits without running the analysis. It is answered before the required-package check, so it also works on a machine where</w:t>
+      </w:r>
+      <w:r>
+        <w:t xml:space="preserve"> </w:t>
+      </w:r>
+      <w:r>
+        <w:rPr>
+          <w:rStyle w:val="VerbatimChar"/>
+        </w:rPr>
+        <w:t xml:space="preserve">survival</w:t>
+      </w:r>
+      <w:r>
+        <w:t xml:space="preserve"> </w:t>
+      </w:r>
+      <w:r>
+        <w:t xml:space="preserve">and</w:t>
+      </w:r>
+      <w:r>
+        <w:t xml:space="preserve"> </w:t>
+      </w:r>
+      <w:r>
+        <w:rPr>
+          <w:rStyle w:val="VerbatimChar"/>
+        </w:rPr>
+        <w:t xml:space="preserve">yaml</w:t>
+      </w:r>
+      <w:r>
+        <w:t xml:space="preserve"> </w:t>
+      </w:r>
+      <w:r>
+        <w:t xml:space="preserve">are not installed yet.</w:t>
       </w:r>
     </w:p>
     <w:p>
